--- a/Formlar/Kullanilan_Kaliplar-tema-2.docx
+++ b/Formlar/Kullanilan_Kaliplar-tema-2.docx
@@ -164,14 +164,7 @@
                 <w:rFonts w:ascii="Times New Roman" w:hAnsi="Times New Roman" w:cs="Times New Roman"/>
                 <w:lang w:val="tr-TR"/>
               </w:rPr>
-              <w:t>Tema-</w:t>
-            </w:r>
-            <w:r>
-              <w:rPr>
-                <w:rFonts w:ascii="Times New Roman" w:hAnsi="Times New Roman" w:cs="Times New Roman"/>
-                <w:lang w:val="tr-TR"/>
-              </w:rPr>
-              <w:t>2</w:t>
+              <w:t>Tema-2</w:t>
             </w:r>
           </w:p>
         </w:tc>
@@ -215,14 +208,7 @@
                 <w:rFonts w:ascii="Times New Roman" w:hAnsi="Times New Roman" w:cs="Times New Roman"/>
                 <w:lang w:val="tr-TR"/>
               </w:rPr>
-              <w:t>2</w:t>
-            </w:r>
-            <w:r>
-              <w:rPr>
-                <w:rFonts w:ascii="Times New Roman" w:hAnsi="Times New Roman" w:cs="Times New Roman"/>
-                <w:lang w:val="tr-TR"/>
-              </w:rPr>
-              <w:t>.1</w:t>
+              <w:t>2.1.</w:t>
             </w:r>
           </w:p>
         </w:tc>
@@ -244,23 +230,9 @@
                 <w:rFonts w:ascii="Times New Roman" w:hAnsi="Times New Roman" w:cs="Times New Roman"/>
                 <w:lang w:val="tr-TR"/>
               </w:rPr>
-              <w:t>Ünite başı</w:t>
-            </w:r>
-            <w:r>
-              <w:rPr>
-                <w:rFonts w:ascii="Times New Roman" w:hAnsi="Times New Roman" w:cs="Times New Roman"/>
-                <w:lang w:val="tr-TR"/>
-              </w:rPr>
-              <w:t xml:space="preserve"> </w:t>
+              <w:t xml:space="preserve">Kim11.2.1 / </w:t>
             </w:r>
             <w:proofErr w:type="spellStart"/>
-            <w:r>
-              <w:rPr>
-                <w:rFonts w:ascii="Times New Roman" w:hAnsi="Times New Roman" w:cs="Times New Roman"/>
-                <w:lang w:val="tr-TR"/>
-              </w:rPr>
-              <w:t>başı</w:t>
-            </w:r>
             <w:proofErr w:type="spellEnd"/>
           </w:p>
         </w:tc>
@@ -284,123 +256,76 @@
                 <w:rFonts w:ascii="Times New Roman" w:hAnsi="Times New Roman" w:cs="Times New Roman"/>
                 <w:lang w:val="tr-TR"/>
               </w:rPr>
-              <w:t>Tema-</w:t>
-            </w:r>
-            <w:r>
-              <w:rPr>
-                <w:rFonts w:ascii="Times New Roman" w:hAnsi="Times New Roman" w:cs="Times New Roman"/>
-                <w:lang w:val="tr-TR"/>
-              </w:rPr>
-              <w:t>2</w:t>
+              <w:t>Tema-2</w:t>
             </w:r>
           </w:p>
         </w:tc>
         <w:tc>
           <w:tcPr>
             <w:tcW w:w="1656" w:type="dxa"/>
-            <w:shd w:val="clear" w:color="auto" w:fill="92D050"/>
-          </w:tcPr>
-          <w:p>
-            <w:pPr>
-              <w:jc w:val="both"/>
-              <w:rPr>
-                <w:rFonts w:ascii="Times New Roman" w:hAnsi="Times New Roman" w:cs="Times New Roman"/>
-                <w:lang w:val="tr-TR"/>
-              </w:rPr>
-            </w:pPr>
-            <w:r>
-              <w:rPr>
-                <w:rFonts w:ascii="Times New Roman" w:hAnsi="Times New Roman" w:cs="Times New Roman"/>
-                <w:lang w:val="tr-TR"/>
-              </w:rPr>
-              <w:t xml:space="preserve">Tahmin ve Çıkarım Atölyesi </w:t>
+            <w:shd w:val="clear" w:color="auto" w:fill="D86DCB" w:themeFill="accent5" w:themeFillTint="99"/>
+          </w:tcPr>
+          <w:p>
+            <w:pPr>
+              <w:jc w:val="both"/>
+              <w:rPr>
+                <w:rFonts w:ascii="Times New Roman" w:hAnsi="Times New Roman" w:cs="Times New Roman"/>
+                <w:lang w:val="tr-TR"/>
+              </w:rPr>
+            </w:pPr>
+            <w:r>
+              <w:rPr>
+                <w:rFonts w:ascii="Times New Roman" w:hAnsi="Times New Roman" w:cs="Times New Roman"/>
+                <w:lang w:val="tr-TR"/>
+              </w:rPr>
+              <w:t>Köprü Kurma Atölyesi</w:t>
             </w:r>
           </w:p>
         </w:tc>
         <w:tc>
           <w:tcPr>
             <w:tcW w:w="1086" w:type="dxa"/>
-            <w:shd w:val="clear" w:color="auto" w:fill="92D050"/>
-          </w:tcPr>
-          <w:p>
-            <w:pPr>
-              <w:jc w:val="both"/>
-              <w:rPr>
-                <w:rFonts w:ascii="Times New Roman" w:hAnsi="Times New Roman" w:cs="Times New Roman"/>
-                <w:lang w:val="tr-TR"/>
-              </w:rPr>
-            </w:pPr>
-            <w:r>
-              <w:rPr>
-                <w:rFonts w:ascii="Times New Roman" w:hAnsi="Times New Roman" w:cs="Times New Roman"/>
-                <w:lang w:val="tr-TR"/>
-              </w:rPr>
-              <w:t>2</w:t>
-            </w:r>
-            <w:r>
-              <w:rPr>
-                <w:rFonts w:ascii="Times New Roman" w:hAnsi="Times New Roman" w:cs="Times New Roman"/>
-                <w:lang w:val="tr-TR"/>
-              </w:rPr>
-              <w:t>.1.</w:t>
+            <w:shd w:val="clear" w:color="auto" w:fill="D86DCB" w:themeFill="accent5" w:themeFillTint="99"/>
+          </w:tcPr>
+          <w:p>
+            <w:pPr>
+              <w:jc w:val="both"/>
+              <w:rPr>
+                <w:rFonts w:ascii="Times New Roman" w:hAnsi="Times New Roman" w:cs="Times New Roman"/>
+                <w:lang w:val="tr-TR"/>
+              </w:rPr>
+            </w:pPr>
+            <w:r>
+              <w:rPr>
+                <w:rFonts w:ascii="Times New Roman" w:hAnsi="Times New Roman" w:cs="Times New Roman"/>
+                <w:lang w:val="tr-TR"/>
+              </w:rPr>
+              <w:t>2.1.</w:t>
             </w:r>
           </w:p>
         </w:tc>
         <w:tc>
           <w:tcPr>
             <w:tcW w:w="5527" w:type="dxa"/>
-            <w:shd w:val="clear" w:color="auto" w:fill="92D050"/>
-          </w:tcPr>
-          <w:p>
-            <w:pPr>
-              <w:jc w:val="both"/>
-              <w:rPr>
-                <w:rFonts w:ascii="Times New Roman" w:hAnsi="Times New Roman" w:cs="Times New Roman"/>
-                <w:lang w:val="tr-TR"/>
-              </w:rPr>
-            </w:pPr>
-            <w:r>
-              <w:rPr>
-                <w:rFonts w:ascii="Times New Roman" w:hAnsi="Times New Roman" w:cs="Times New Roman"/>
-                <w:lang w:val="tr-TR"/>
-              </w:rPr>
-              <w:t>Kim10.</w:t>
-            </w:r>
-            <w:r>
-              <w:rPr>
-                <w:rFonts w:ascii="Times New Roman" w:hAnsi="Times New Roman" w:cs="Times New Roman"/>
-                <w:lang w:val="tr-TR"/>
-              </w:rPr>
-              <w:t>2</w:t>
-            </w:r>
-            <w:r>
-              <w:rPr>
-                <w:rFonts w:ascii="Times New Roman" w:hAnsi="Times New Roman" w:cs="Times New Roman"/>
-                <w:lang w:val="tr-TR"/>
-              </w:rPr>
-              <w:t xml:space="preserve">.1 / </w:t>
-            </w:r>
-            <w:r>
-              <w:rPr>
-                <w:rFonts w:ascii="Times New Roman" w:hAnsi="Times New Roman" w:cs="Times New Roman"/>
-                <w:lang w:val="tr-TR"/>
-              </w:rPr>
-              <w:t>2.1</w:t>
-            </w:r>
-            <w:r>
-              <w:rPr>
-                <w:rFonts w:ascii="Times New Roman" w:hAnsi="Times New Roman" w:cs="Times New Roman"/>
-                <w:lang w:val="tr-TR"/>
-              </w:rPr>
-              <w:t>.</w:t>
-            </w:r>
-            <w:r>
-              <w:rPr>
-                <w:rFonts w:ascii="Times New Roman" w:hAnsi="Times New Roman" w:cs="Times New Roman"/>
-                <w:lang w:val="tr-TR"/>
-              </w:rPr>
-              <w:t>Çözünme Süreci</w:t>
-            </w:r>
+            <w:shd w:val="clear" w:color="auto" w:fill="D86DCB" w:themeFill="accent5" w:themeFillTint="99"/>
+          </w:tcPr>
+          <w:p>
+            <w:pPr>
+              <w:jc w:val="both"/>
+              <w:rPr>
+                <w:rFonts w:ascii="Times New Roman" w:hAnsi="Times New Roman" w:cs="Times New Roman"/>
+                <w:lang w:val="tr-TR"/>
+              </w:rPr>
+            </w:pPr>
+            <w:r>
+              <w:rPr>
+                <w:rFonts w:ascii="Times New Roman" w:hAnsi="Times New Roman" w:cs="Times New Roman"/>
+                <w:lang w:val="tr-TR"/>
+              </w:rPr>
+              <w:t xml:space="preserve">Kim11.2.1 / </w:t>
+            </w:r>
+            <w:proofErr w:type="spellStart"/>
+            <w:proofErr w:type="spellEnd"/>
           </w:p>
         </w:tc>
       </w:tr>
@@ -423,21 +348,14 @@
                 <w:rFonts w:ascii="Times New Roman" w:hAnsi="Times New Roman" w:cs="Times New Roman"/>
                 <w:lang w:val="tr-TR"/>
               </w:rPr>
-              <w:t>Tema-</w:t>
-            </w:r>
-            <w:r>
-              <w:rPr>
-                <w:rFonts w:ascii="Times New Roman" w:hAnsi="Times New Roman" w:cs="Times New Roman"/>
-                <w:lang w:val="tr-TR"/>
-              </w:rPr>
-              <w:t>2</w:t>
+              <w:t>Tema-2</w:t>
             </w:r>
           </w:p>
         </w:tc>
         <w:tc>
           <w:tcPr>
             <w:tcW w:w="1656" w:type="dxa"/>
-            <w:shd w:val="clear" w:color="auto" w:fill="00B0F0"/>
+            <w:shd w:val="clear" w:color="auto" w:fill="D86DCB" w:themeFill="accent5" w:themeFillTint="99"/>
           </w:tcPr>
           <w:p>
             <w:pPr>
@@ -459,7 +377,7 @@
         <w:tc>
           <w:tcPr>
             <w:tcW w:w="1086" w:type="dxa"/>
-            <w:shd w:val="clear" w:color="auto" w:fill="00B0F0"/>
+            <w:shd w:val="clear" w:color="auto" w:fill="D86DCB" w:themeFill="accent5" w:themeFillTint="99"/>
           </w:tcPr>
           <w:p>
             <w:pPr>
@@ -481,23 +399,25 @@
         <w:tc>
           <w:tcPr>
             <w:tcW w:w="5527" w:type="dxa"/>
-            <w:shd w:val="clear" w:color="auto" w:fill="00B0F0"/>
-          </w:tcPr>
-          <w:p>
-            <w:pPr>
-              <w:jc w:val="both"/>
-              <w:rPr>
-                <w:rFonts w:ascii="Times New Roman" w:hAnsi="Times New Roman" w:cs="Times New Roman"/>
-                <w:lang w:val="tr-TR"/>
-              </w:rPr>
-            </w:pPr>
-            <w:r>
-              <w:rPr>
-                <w:rFonts w:ascii="Times New Roman" w:hAnsi="Times New Roman" w:cs="Times New Roman"/>
-                <w:lang w:val="tr-TR"/>
-              </w:rPr>
-              <w:t>Kim10.2.1 / 2.1.Çözünme Süreci</w:t>
-            </w:r>
+            <w:shd w:val="clear" w:color="auto" w:fill="D86DCB" w:themeFill="accent5" w:themeFillTint="99"/>
+          </w:tcPr>
+          <w:p>
+            <w:pPr>
+              <w:jc w:val="both"/>
+              <w:rPr>
+                <w:rFonts w:ascii="Times New Roman" w:hAnsi="Times New Roman" w:cs="Times New Roman"/>
+                <w:lang w:val="tr-TR"/>
+              </w:rPr>
+            </w:pPr>
+            <w:r>
+              <w:rPr>
+                <w:rFonts w:ascii="Times New Roman" w:hAnsi="Times New Roman" w:cs="Times New Roman"/>
+                <w:lang w:val="tr-TR"/>
+              </w:rPr>
+              <w:t>Kim11.2.1 / 2.1.1. Tersinir Tepkimelerin Özellikleri</w:t>
+            </w:r>
+            <w:proofErr w:type="spellStart"/>
+            <w:proofErr w:type="spellEnd"/>
           </w:p>
         </w:tc>
       </w:tr>
@@ -527,29 +447,29 @@
         <w:tc>
           <w:tcPr>
             <w:tcW w:w="1656" w:type="dxa"/>
-            <w:shd w:val="clear" w:color="auto" w:fill="FFC000"/>
-          </w:tcPr>
-          <w:p>
-            <w:pPr>
-              <w:jc w:val="both"/>
-              <w:rPr>
-                <w:rFonts w:ascii="Times New Roman" w:hAnsi="Times New Roman" w:cs="Times New Roman"/>
-                <w:lang w:val="tr-TR"/>
-              </w:rPr>
-            </w:pPr>
-            <w:r>
-              <w:rPr>
-                <w:rFonts w:ascii="Times New Roman" w:hAnsi="Times New Roman" w:cs="Times New Roman"/>
-                <w:lang w:val="tr-TR"/>
-              </w:rPr>
-              <w:t xml:space="preserve">Sıra Sizde </w:t>
+            <w:shd w:val="clear" w:color="auto" w:fill="D86DCB" w:themeFill="accent5" w:themeFillTint="99"/>
+          </w:tcPr>
+          <w:p>
+            <w:pPr>
+              <w:jc w:val="both"/>
+              <w:rPr>
+                <w:rFonts w:ascii="Times New Roman" w:hAnsi="Times New Roman" w:cs="Times New Roman"/>
+                <w:lang w:val="tr-TR"/>
+              </w:rPr>
+            </w:pPr>
+            <w:r>
+              <w:rPr>
+                <w:rFonts w:ascii="Times New Roman" w:hAnsi="Times New Roman" w:cs="Times New Roman"/>
+                <w:lang w:val="tr-TR"/>
+              </w:rPr>
+              <w:t>Örnek-Çözüm Atölyesi</w:t>
             </w:r>
           </w:p>
         </w:tc>
         <w:tc>
           <w:tcPr>
             <w:tcW w:w="1086" w:type="dxa"/>
-            <w:shd w:val="clear" w:color="auto" w:fill="FFC000"/>
+            <w:shd w:val="clear" w:color="auto" w:fill="D86DCB" w:themeFill="accent5" w:themeFillTint="99"/>
           </w:tcPr>
           <w:p>
             <w:pPr>
@@ -571,23 +491,25 @@
         <w:tc>
           <w:tcPr>
             <w:tcW w:w="5527" w:type="dxa"/>
-            <w:shd w:val="clear" w:color="auto" w:fill="FFC000"/>
-          </w:tcPr>
-          <w:p>
-            <w:pPr>
-              <w:jc w:val="both"/>
-              <w:rPr>
-                <w:rFonts w:ascii="Times New Roman" w:hAnsi="Times New Roman" w:cs="Times New Roman"/>
-                <w:lang w:val="tr-TR"/>
-              </w:rPr>
-            </w:pPr>
-            <w:r>
-              <w:rPr>
-                <w:rFonts w:ascii="Times New Roman" w:hAnsi="Times New Roman" w:cs="Times New Roman"/>
-                <w:lang w:val="tr-TR"/>
-              </w:rPr>
-              <w:t>Kim10.2.1 / 2.1.Çözünme Süreci</w:t>
-            </w:r>
+            <w:shd w:val="clear" w:color="auto" w:fill="D86DCB" w:themeFill="accent5" w:themeFillTint="99"/>
+          </w:tcPr>
+          <w:p>
+            <w:pPr>
+              <w:jc w:val="both"/>
+              <w:rPr>
+                <w:rFonts w:ascii="Times New Roman" w:hAnsi="Times New Roman" w:cs="Times New Roman"/>
+                <w:lang w:val="tr-TR"/>
+              </w:rPr>
+            </w:pPr>
+            <w:r>
+              <w:rPr>
+                <w:rFonts w:ascii="Times New Roman" w:hAnsi="Times New Roman" w:cs="Times New Roman"/>
+                <w:lang w:val="tr-TR"/>
+              </w:rPr>
+              <w:t>Kim11.2.1 / 2.1.1. Tersinir Tepkimelerin Özellikleri</w:t>
+            </w:r>
+            <w:proofErr w:type="spellStart"/>
+            <w:proofErr w:type="spellEnd"/>
           </w:p>
         </w:tc>
       </w:tr>
@@ -617,88 +539,69 @@
         <w:tc>
           <w:tcPr>
             <w:tcW w:w="1656" w:type="dxa"/>
-            <w:shd w:val="clear" w:color="auto" w:fill="00B0F0"/>
-          </w:tcPr>
-          <w:p>
-            <w:pPr>
-              <w:jc w:val="both"/>
-              <w:rPr>
-                <w:rFonts w:ascii="Times New Roman" w:hAnsi="Times New Roman" w:cs="Times New Roman"/>
-                <w:lang w:val="tr-TR"/>
-              </w:rPr>
-            </w:pPr>
-            <w:r>
-              <w:rPr>
-                <w:rFonts w:ascii="Times New Roman" w:hAnsi="Times New Roman" w:cs="Times New Roman"/>
-                <w:lang w:val="tr-TR"/>
-              </w:rPr>
-              <w:t>Analiz ve Keşif Atölyesi</w:t>
+            <w:shd w:val="clear" w:color="auto" w:fill="D86DCB" w:themeFill="accent5" w:themeFillTint="99"/>
+          </w:tcPr>
+          <w:p>
+            <w:pPr>
+              <w:jc w:val="both"/>
+              <w:rPr>
+                <w:rFonts w:ascii="Times New Roman" w:hAnsi="Times New Roman" w:cs="Times New Roman"/>
+                <w:lang w:val="tr-TR"/>
+              </w:rPr>
+            </w:pPr>
+            <w:r>
+              <w:rPr>
+                <w:rFonts w:ascii="Times New Roman" w:hAnsi="Times New Roman" w:cs="Times New Roman"/>
+                <w:lang w:val="tr-TR"/>
+              </w:rPr>
+              <w:t>Sıra Sizde</w:t>
             </w:r>
           </w:p>
         </w:tc>
         <w:tc>
           <w:tcPr>
             <w:tcW w:w="1086" w:type="dxa"/>
-            <w:shd w:val="clear" w:color="auto" w:fill="00B0F0"/>
-          </w:tcPr>
-          <w:p>
-            <w:pPr>
-              <w:jc w:val="both"/>
-              <w:rPr>
-                <w:rFonts w:ascii="Times New Roman" w:hAnsi="Times New Roman" w:cs="Times New Roman"/>
-                <w:lang w:val="tr-TR"/>
-              </w:rPr>
-            </w:pPr>
-            <w:r>
-              <w:rPr>
-                <w:rFonts w:ascii="Times New Roman" w:hAnsi="Times New Roman" w:cs="Times New Roman"/>
-                <w:lang w:val="tr-TR"/>
-              </w:rPr>
-              <w:t>2.2.</w:t>
+            <w:shd w:val="clear" w:color="auto" w:fill="D86DCB" w:themeFill="accent5" w:themeFillTint="99"/>
+          </w:tcPr>
+          <w:p>
+            <w:pPr>
+              <w:jc w:val="both"/>
+              <w:rPr>
+                <w:rFonts w:ascii="Times New Roman" w:hAnsi="Times New Roman" w:cs="Times New Roman"/>
+                <w:lang w:val="tr-TR"/>
+              </w:rPr>
+            </w:pPr>
+            <w:r>
+              <w:rPr>
+                <w:rFonts w:ascii="Times New Roman" w:hAnsi="Times New Roman" w:cs="Times New Roman"/>
+                <w:lang w:val="tr-TR"/>
+              </w:rPr>
+              <w:t>2.1.</w:t>
             </w:r>
           </w:p>
         </w:tc>
         <w:tc>
           <w:tcPr>
             <w:tcW w:w="5527" w:type="dxa"/>
-            <w:shd w:val="clear" w:color="auto" w:fill="00B0F0"/>
-          </w:tcPr>
-          <w:p>
-            <w:pPr>
-              <w:jc w:val="both"/>
-              <w:rPr>
-                <w:rFonts w:ascii="Times New Roman" w:hAnsi="Times New Roman" w:cs="Times New Roman"/>
-                <w:lang w:val="tr-TR"/>
-              </w:rPr>
-            </w:pPr>
-            <w:r>
-              <w:rPr>
-                <w:rFonts w:ascii="Times New Roman" w:hAnsi="Times New Roman" w:cs="Times New Roman"/>
-                <w:lang w:val="tr-TR"/>
-              </w:rPr>
-              <w:t>Kim10.2.</w:t>
-            </w:r>
-            <w:r>
-              <w:rPr>
-                <w:rFonts w:ascii="Times New Roman" w:hAnsi="Times New Roman" w:cs="Times New Roman"/>
-                <w:lang w:val="tr-TR"/>
-              </w:rPr>
-              <w:t>2</w:t>
-            </w:r>
-            <w:r>
-              <w:rPr>
-                <w:rFonts w:ascii="Times New Roman" w:hAnsi="Times New Roman" w:cs="Times New Roman"/>
-                <w:lang w:val="tr-TR"/>
-              </w:rPr>
-              <w:t xml:space="preserve"> / 2.2.</w:t>
-            </w:r>
-            <w:r>
-              <w:rPr>
-                <w:rFonts w:ascii="Times New Roman" w:hAnsi="Times New Roman" w:cs="Times New Roman"/>
-                <w:lang w:val="tr-TR"/>
-              </w:rPr>
-              <w:t>Maddelerin Birbiri İçindeki Çözünebilirliği</w:t>
-            </w:r>
+            <w:shd w:val="clear" w:color="auto" w:fill="D86DCB" w:themeFill="accent5" w:themeFillTint="99"/>
+          </w:tcPr>
+          <w:p>
+            <w:pPr>
+              <w:jc w:val="both"/>
+              <w:rPr>
+                <w:rFonts w:ascii="Times New Roman" w:hAnsi="Times New Roman" w:cs="Times New Roman"/>
+                <w:lang w:val="tr-TR"/>
+              </w:rPr>
+            </w:pPr>
+            <w:r>
+              <w:rPr>
+                <w:rFonts w:ascii="Times New Roman" w:hAnsi="Times New Roman" w:cs="Times New Roman"/>
+                <w:lang w:val="tr-TR"/>
+              </w:rPr>
+              <w:t>Kim11.2.1 / 2.1.1. Tersinir Tepkimelerin Özellikleri</w:t>
+            </w:r>
+            <w:proofErr w:type="spellStart"/>
+            <w:proofErr w:type="spellEnd"/>
           </w:p>
         </w:tc>
       </w:tr>
@@ -728,29 +631,29 @@
         <w:tc>
           <w:tcPr>
             <w:tcW w:w="1656" w:type="dxa"/>
-            <w:shd w:val="clear" w:color="auto" w:fill="FFC000"/>
-          </w:tcPr>
-          <w:p>
-            <w:pPr>
-              <w:jc w:val="both"/>
-              <w:rPr>
-                <w:rFonts w:ascii="Times New Roman" w:hAnsi="Times New Roman" w:cs="Times New Roman"/>
-                <w:lang w:val="tr-TR"/>
-              </w:rPr>
-            </w:pPr>
-            <w:r>
-              <w:rPr>
-                <w:rFonts w:ascii="Times New Roman" w:hAnsi="Times New Roman" w:cs="Times New Roman"/>
-                <w:lang w:val="tr-TR"/>
-              </w:rPr>
-              <w:t xml:space="preserve">Sıra Sizde </w:t>
+            <w:shd w:val="clear" w:color="auto" w:fill="D86DCB" w:themeFill="accent5" w:themeFillTint="99"/>
+          </w:tcPr>
+          <w:p>
+            <w:pPr>
+              <w:jc w:val="both"/>
+              <w:rPr>
+                <w:rFonts w:ascii="Times New Roman" w:hAnsi="Times New Roman" w:cs="Times New Roman"/>
+                <w:lang w:val="tr-TR"/>
+              </w:rPr>
+            </w:pPr>
+            <w:r>
+              <w:rPr>
+                <w:rFonts w:ascii="Times New Roman" w:hAnsi="Times New Roman" w:cs="Times New Roman"/>
+                <w:lang w:val="tr-TR"/>
+              </w:rPr>
+              <w:t>Analiz ve Keşif Atölyesi</w:t>
             </w:r>
           </w:p>
         </w:tc>
         <w:tc>
           <w:tcPr>
             <w:tcW w:w="1086" w:type="dxa"/>
-            <w:shd w:val="clear" w:color="auto" w:fill="FFC000"/>
+            <w:shd w:val="clear" w:color="auto" w:fill="D86DCB" w:themeFill="accent5" w:themeFillTint="99"/>
           </w:tcPr>
           <w:p>
             <w:pPr>
@@ -772,44 +675,25 @@
         <w:tc>
           <w:tcPr>
             <w:tcW w:w="5527" w:type="dxa"/>
-            <w:shd w:val="clear" w:color="auto" w:fill="FFC000"/>
-          </w:tcPr>
-          <w:p>
-            <w:pPr>
-              <w:jc w:val="both"/>
-              <w:rPr>
-                <w:rFonts w:ascii="Times New Roman" w:hAnsi="Times New Roman" w:cs="Times New Roman"/>
-                <w:lang w:val="tr-TR"/>
-              </w:rPr>
-            </w:pPr>
-            <w:r>
-              <w:rPr>
-                <w:rFonts w:ascii="Times New Roman" w:hAnsi="Times New Roman" w:cs="Times New Roman"/>
-                <w:lang w:val="tr-TR"/>
-              </w:rPr>
-              <w:t>Kim10.2.</w:t>
-            </w:r>
-            <w:r>
-              <w:rPr>
-                <w:rFonts w:ascii="Times New Roman" w:hAnsi="Times New Roman" w:cs="Times New Roman"/>
-                <w:lang w:val="tr-TR"/>
-              </w:rPr>
-              <w:t>2</w:t>
-            </w:r>
-            <w:r>
-              <w:rPr>
-                <w:rFonts w:ascii="Times New Roman" w:hAnsi="Times New Roman" w:cs="Times New Roman"/>
-                <w:lang w:val="tr-TR"/>
-              </w:rPr>
-              <w:t xml:space="preserve"> / 2.2.</w:t>
-            </w:r>
-            <w:r>
-              <w:rPr>
-                <w:rFonts w:ascii="Times New Roman" w:hAnsi="Times New Roman" w:cs="Times New Roman"/>
-                <w:lang w:val="tr-TR"/>
-              </w:rPr>
-              <w:t>Maddelerin Birbiri İçindeki Çözünebilirliği</w:t>
-            </w:r>
+            <w:shd w:val="clear" w:color="auto" w:fill="D86DCB" w:themeFill="accent5" w:themeFillTint="99"/>
+          </w:tcPr>
+          <w:p>
+            <w:pPr>
+              <w:jc w:val="both"/>
+              <w:rPr>
+                <w:rFonts w:ascii="Times New Roman" w:hAnsi="Times New Roman" w:cs="Times New Roman"/>
+                <w:lang w:val="tr-TR"/>
+              </w:rPr>
+            </w:pPr>
+            <w:r>
+              <w:rPr>
+                <w:rFonts w:ascii="Times New Roman" w:hAnsi="Times New Roman" w:cs="Times New Roman"/>
+                <w:lang w:val="tr-TR"/>
+              </w:rPr>
+              <w:t>Kim11.2.2 / 2.1.2. Fiziksel ve Kimyasal Değişimlerde Denge</w:t>
+            </w:r>
+            <w:proofErr w:type="spellStart"/>
+            <w:proofErr w:type="spellEnd"/>
           </w:p>
         </w:tc>
       </w:tr>
@@ -839,77 +723,69 @@
         <w:tc>
           <w:tcPr>
             <w:tcW w:w="1656" w:type="dxa"/>
-            <w:shd w:val="clear" w:color="auto" w:fill="00B0F0"/>
-          </w:tcPr>
-          <w:p>
-            <w:pPr>
-              <w:jc w:val="both"/>
-              <w:rPr>
-                <w:rFonts w:ascii="Times New Roman" w:hAnsi="Times New Roman" w:cs="Times New Roman"/>
-                <w:lang w:val="tr-TR"/>
-              </w:rPr>
-            </w:pPr>
-            <w:r>
-              <w:rPr>
-                <w:rFonts w:ascii="Times New Roman" w:hAnsi="Times New Roman" w:cs="Times New Roman"/>
-                <w:lang w:val="tr-TR"/>
-              </w:rPr>
-              <w:t>Analiz ve Keşif Atölyesi</w:t>
+            <w:shd w:val="clear" w:color="auto" w:fill="D86DCB" w:themeFill="accent5" w:themeFillTint="99"/>
+          </w:tcPr>
+          <w:p>
+            <w:pPr>
+              <w:jc w:val="both"/>
+              <w:rPr>
+                <w:rFonts w:ascii="Times New Roman" w:hAnsi="Times New Roman" w:cs="Times New Roman"/>
+                <w:lang w:val="tr-TR"/>
+              </w:rPr>
+            </w:pPr>
+            <w:r>
+              <w:rPr>
+                <w:rFonts w:ascii="Times New Roman" w:hAnsi="Times New Roman" w:cs="Times New Roman"/>
+                <w:lang w:val="tr-TR"/>
+              </w:rPr>
+              <w:t>Örnek-Çözüm Atölyesi</w:t>
             </w:r>
           </w:p>
         </w:tc>
         <w:tc>
           <w:tcPr>
             <w:tcW w:w="1086" w:type="dxa"/>
-            <w:shd w:val="clear" w:color="auto" w:fill="00B0F0"/>
-          </w:tcPr>
-          <w:p>
-            <w:pPr>
-              <w:jc w:val="both"/>
-              <w:rPr>
-                <w:rFonts w:ascii="Times New Roman" w:hAnsi="Times New Roman" w:cs="Times New Roman"/>
-                <w:lang w:val="tr-TR"/>
-              </w:rPr>
-            </w:pPr>
-            <w:r>
-              <w:rPr>
-                <w:rFonts w:ascii="Times New Roman" w:hAnsi="Times New Roman" w:cs="Times New Roman"/>
-                <w:lang w:val="tr-TR"/>
-              </w:rPr>
-              <w:t>2.3.</w:t>
+            <w:shd w:val="clear" w:color="auto" w:fill="D86DCB" w:themeFill="accent5" w:themeFillTint="99"/>
+          </w:tcPr>
+          <w:p>
+            <w:pPr>
+              <w:jc w:val="both"/>
+              <w:rPr>
+                <w:rFonts w:ascii="Times New Roman" w:hAnsi="Times New Roman" w:cs="Times New Roman"/>
+                <w:lang w:val="tr-TR"/>
+              </w:rPr>
+            </w:pPr>
+            <w:r>
+              <w:rPr>
+                <w:rFonts w:ascii="Times New Roman" w:hAnsi="Times New Roman" w:cs="Times New Roman"/>
+                <w:lang w:val="tr-TR"/>
+              </w:rPr>
+              <w:t>2.2.</w:t>
             </w:r>
           </w:p>
         </w:tc>
         <w:tc>
           <w:tcPr>
             <w:tcW w:w="5527" w:type="dxa"/>
-            <w:shd w:val="clear" w:color="auto" w:fill="00B0F0"/>
-          </w:tcPr>
-          <w:p>
-            <w:pPr>
-              <w:jc w:val="both"/>
-              <w:rPr>
-                <w:rFonts w:ascii="Times New Roman" w:hAnsi="Times New Roman" w:cs="Times New Roman"/>
-                <w:lang w:val="tr-TR"/>
-              </w:rPr>
-            </w:pPr>
-            <w:r>
-              <w:rPr>
-                <w:rFonts w:ascii="Times New Roman" w:hAnsi="Times New Roman" w:cs="Times New Roman"/>
-                <w:lang w:val="tr-TR"/>
-              </w:rPr>
-              <w:t>Kim10.2.3 / 2.3.</w:t>
-            </w:r>
-            <w:r>
-              <w:t xml:space="preserve"> </w:t>
-            </w:r>
-            <w:r>
-              <w:rPr>
-                <w:rFonts w:ascii="Times New Roman" w:hAnsi="Times New Roman" w:cs="Times New Roman"/>
-                <w:lang w:val="tr-TR"/>
-              </w:rPr>
-              <w:t>Çözünme Olayının Sınıflandırılması</w:t>
-            </w:r>
+            <w:shd w:val="clear" w:color="auto" w:fill="D86DCB" w:themeFill="accent5" w:themeFillTint="99"/>
+          </w:tcPr>
+          <w:p>
+            <w:pPr>
+              <w:jc w:val="both"/>
+              <w:rPr>
+                <w:rFonts w:ascii="Times New Roman" w:hAnsi="Times New Roman" w:cs="Times New Roman"/>
+                <w:lang w:val="tr-TR"/>
+              </w:rPr>
+            </w:pPr>
+            <w:r>
+              <w:rPr>
+                <w:rFonts w:ascii="Times New Roman" w:hAnsi="Times New Roman" w:cs="Times New Roman"/>
+                <w:lang w:val="tr-TR"/>
+              </w:rPr>
+              <w:t>Kim11.2.2 / 2.1.2. Fiziksel ve Kimyasal Değişimlerde Denge</w:t>
+            </w:r>
+            <w:proofErr w:type="spellStart"/>
+            <w:proofErr w:type="spellEnd"/>
           </w:p>
         </w:tc>
       </w:tr>
@@ -939,84 +815,69 @@
         <w:tc>
           <w:tcPr>
             <w:tcW w:w="1656" w:type="dxa"/>
-            <w:shd w:val="clear" w:color="auto" w:fill="F1A983" w:themeFill="accent2" w:themeFillTint="99"/>
-          </w:tcPr>
-          <w:p>
-            <w:pPr>
-              <w:jc w:val="both"/>
-              <w:rPr>
-                <w:rFonts w:ascii="Times New Roman" w:hAnsi="Times New Roman" w:cs="Times New Roman"/>
-                <w:lang w:val="tr-TR"/>
-              </w:rPr>
-            </w:pPr>
-            <w:r>
-              <w:rPr>
-                <w:rFonts w:ascii="Times New Roman" w:hAnsi="Times New Roman" w:cs="Times New Roman"/>
-                <w:lang w:val="tr-TR"/>
-              </w:rPr>
-              <w:t>Geri Dön ve Karşılaştır</w:t>
+            <w:shd w:val="clear" w:color="auto" w:fill="D86DCB" w:themeFill="accent5" w:themeFillTint="99"/>
+          </w:tcPr>
+          <w:p>
+            <w:pPr>
+              <w:jc w:val="both"/>
+              <w:rPr>
+                <w:rFonts w:ascii="Times New Roman" w:hAnsi="Times New Roman" w:cs="Times New Roman"/>
+                <w:lang w:val="tr-TR"/>
+              </w:rPr>
+            </w:pPr>
+            <w:r>
+              <w:rPr>
+                <w:rFonts w:ascii="Times New Roman" w:hAnsi="Times New Roman" w:cs="Times New Roman"/>
+                <w:lang w:val="tr-TR"/>
+              </w:rPr>
+              <w:t>Sıra Sizde</w:t>
             </w:r>
           </w:p>
         </w:tc>
         <w:tc>
           <w:tcPr>
             <w:tcW w:w="1086" w:type="dxa"/>
-            <w:shd w:val="clear" w:color="auto" w:fill="F1A983" w:themeFill="accent2" w:themeFillTint="99"/>
-          </w:tcPr>
-          <w:p>
-            <w:pPr>
-              <w:jc w:val="both"/>
-              <w:rPr>
-                <w:rFonts w:ascii="Times New Roman" w:hAnsi="Times New Roman" w:cs="Times New Roman"/>
-                <w:lang w:val="tr-TR"/>
-              </w:rPr>
-            </w:pPr>
-            <w:r>
-              <w:rPr>
-                <w:rFonts w:ascii="Times New Roman" w:hAnsi="Times New Roman" w:cs="Times New Roman"/>
-                <w:lang w:val="tr-TR"/>
-              </w:rPr>
-              <w:t>2.1</w:t>
-            </w:r>
-            <w:r>
-              <w:rPr>
-                <w:rFonts w:ascii="Times New Roman" w:hAnsi="Times New Roman" w:cs="Times New Roman"/>
-                <w:lang w:val="tr-TR"/>
-              </w:rPr>
-              <w:t>.</w:t>
+            <w:shd w:val="clear" w:color="auto" w:fill="D86DCB" w:themeFill="accent5" w:themeFillTint="99"/>
+          </w:tcPr>
+          <w:p>
+            <w:pPr>
+              <w:jc w:val="both"/>
+              <w:rPr>
+                <w:rFonts w:ascii="Times New Roman" w:hAnsi="Times New Roman" w:cs="Times New Roman"/>
+                <w:lang w:val="tr-TR"/>
+              </w:rPr>
+            </w:pPr>
+            <w:r>
+              <w:rPr>
+                <w:rFonts w:ascii="Times New Roman" w:hAnsi="Times New Roman" w:cs="Times New Roman"/>
+                <w:lang w:val="tr-TR"/>
+              </w:rPr>
+              <w:t>2.2.</w:t>
             </w:r>
           </w:p>
         </w:tc>
         <w:tc>
           <w:tcPr>
             <w:tcW w:w="5527" w:type="dxa"/>
-            <w:shd w:val="clear" w:color="auto" w:fill="F1A983" w:themeFill="accent2" w:themeFillTint="99"/>
-          </w:tcPr>
-          <w:p>
-            <w:pPr>
-              <w:jc w:val="both"/>
-              <w:rPr>
-                <w:rFonts w:ascii="Times New Roman" w:hAnsi="Times New Roman" w:cs="Times New Roman"/>
-                <w:lang w:val="tr-TR"/>
-              </w:rPr>
-            </w:pPr>
-            <w:r>
-              <w:rPr>
-                <w:rFonts w:ascii="Times New Roman" w:hAnsi="Times New Roman" w:cs="Times New Roman"/>
-                <w:lang w:val="tr-TR"/>
-              </w:rPr>
-              <w:t>Kim10.2.3 / 2.3.</w:t>
-            </w:r>
-            <w:r>
-              <w:t xml:space="preserve"> </w:t>
-            </w:r>
-            <w:r>
-              <w:rPr>
-                <w:rFonts w:ascii="Times New Roman" w:hAnsi="Times New Roman" w:cs="Times New Roman"/>
-                <w:lang w:val="tr-TR"/>
-              </w:rPr>
-              <w:t>Çözünme Olayının Sınıflandırılması</w:t>
-            </w:r>
+            <w:shd w:val="clear" w:color="auto" w:fill="D86DCB" w:themeFill="accent5" w:themeFillTint="99"/>
+          </w:tcPr>
+          <w:p>
+            <w:pPr>
+              <w:jc w:val="both"/>
+              <w:rPr>
+                <w:rFonts w:ascii="Times New Roman" w:hAnsi="Times New Roman" w:cs="Times New Roman"/>
+                <w:lang w:val="tr-TR"/>
+              </w:rPr>
+            </w:pPr>
+            <w:r>
+              <w:rPr>
+                <w:rFonts w:ascii="Times New Roman" w:hAnsi="Times New Roman" w:cs="Times New Roman"/>
+                <w:lang w:val="tr-TR"/>
+              </w:rPr>
+              <w:t>Kim11.2.2 / 2.1.2. Fiziksel ve Kimyasal Değişimlerde Denge</w:t>
+            </w:r>
+            <w:proofErr w:type="spellStart"/>
+            <w:proofErr w:type="spellEnd"/>
           </w:p>
         </w:tc>
       </w:tr>
@@ -1046,29 +907,29 @@
         <w:tc>
           <w:tcPr>
             <w:tcW w:w="1656" w:type="dxa"/>
-            <w:shd w:val="clear" w:color="auto" w:fill="FFC000"/>
-          </w:tcPr>
-          <w:p>
-            <w:pPr>
-              <w:jc w:val="both"/>
-              <w:rPr>
-                <w:rFonts w:ascii="Times New Roman" w:hAnsi="Times New Roman" w:cs="Times New Roman"/>
-                <w:lang w:val="tr-TR"/>
-              </w:rPr>
-            </w:pPr>
-            <w:r>
-              <w:rPr>
-                <w:rFonts w:ascii="Times New Roman" w:hAnsi="Times New Roman" w:cs="Times New Roman"/>
-                <w:lang w:val="tr-TR"/>
-              </w:rPr>
-              <w:t xml:space="preserve">Sıra Sizde </w:t>
+            <w:shd w:val="clear" w:color="auto" w:fill="D86DCB" w:themeFill="accent5" w:themeFillTint="99"/>
+          </w:tcPr>
+          <w:p>
+            <w:pPr>
+              <w:jc w:val="both"/>
+              <w:rPr>
+                <w:rFonts w:ascii="Times New Roman" w:hAnsi="Times New Roman" w:cs="Times New Roman"/>
+                <w:lang w:val="tr-TR"/>
+              </w:rPr>
+            </w:pPr>
+            <w:r>
+              <w:rPr>
+                <w:rFonts w:ascii="Times New Roman" w:hAnsi="Times New Roman" w:cs="Times New Roman"/>
+                <w:lang w:val="tr-TR"/>
+              </w:rPr>
+              <w:t>Analiz ve Keşif Atölyesi</w:t>
             </w:r>
           </w:p>
         </w:tc>
         <w:tc>
           <w:tcPr>
             <w:tcW w:w="1086" w:type="dxa"/>
-            <w:shd w:val="clear" w:color="auto" w:fill="FFC000"/>
+            <w:shd w:val="clear" w:color="auto" w:fill="D86DCB" w:themeFill="accent5" w:themeFillTint="99"/>
           </w:tcPr>
           <w:p>
             <w:pPr>
@@ -1090,33 +951,25 @@
         <w:tc>
           <w:tcPr>
             <w:tcW w:w="5527" w:type="dxa"/>
-            <w:shd w:val="clear" w:color="auto" w:fill="FFC000"/>
-          </w:tcPr>
-          <w:p>
-            <w:pPr>
-              <w:jc w:val="both"/>
-              <w:rPr>
-                <w:rFonts w:ascii="Times New Roman" w:hAnsi="Times New Roman" w:cs="Times New Roman"/>
-                <w:lang w:val="tr-TR"/>
-              </w:rPr>
-            </w:pPr>
-            <w:r>
-              <w:rPr>
-                <w:rFonts w:ascii="Times New Roman" w:hAnsi="Times New Roman" w:cs="Times New Roman"/>
-                <w:lang w:val="tr-TR"/>
-              </w:rPr>
-              <w:t>Kim10.2.3 / 2.3.</w:t>
-            </w:r>
-            <w:r>
-              <w:t xml:space="preserve"> </w:t>
-            </w:r>
-            <w:r>
-              <w:rPr>
-                <w:rFonts w:ascii="Times New Roman" w:hAnsi="Times New Roman" w:cs="Times New Roman"/>
-                <w:lang w:val="tr-TR"/>
-              </w:rPr>
-              <w:t>Çözünme Olayının Sınıflandırılması</w:t>
-            </w:r>
+            <w:shd w:val="clear" w:color="auto" w:fill="D86DCB" w:themeFill="accent5" w:themeFillTint="99"/>
+          </w:tcPr>
+          <w:p>
+            <w:pPr>
+              <w:jc w:val="both"/>
+              <w:rPr>
+                <w:rFonts w:ascii="Times New Roman" w:hAnsi="Times New Roman" w:cs="Times New Roman"/>
+                <w:lang w:val="tr-TR"/>
+              </w:rPr>
+            </w:pPr>
+            <w:r>
+              <w:rPr>
+                <w:rFonts w:ascii="Times New Roman" w:hAnsi="Times New Roman" w:cs="Times New Roman"/>
+                <w:lang w:val="tr-TR"/>
+              </w:rPr>
+              <w:t>Kim11.2.3 / 2.1.3. Denge Sabiti İfadesinin Yazılması</w:t>
+            </w:r>
+            <w:proofErr w:type="spellStart"/>
+            <w:proofErr w:type="spellEnd"/>
           </w:p>
         </w:tc>
       </w:tr>
@@ -1146,67 +999,69 @@
         <w:tc>
           <w:tcPr>
             <w:tcW w:w="1656" w:type="dxa"/>
-            <w:shd w:val="clear" w:color="auto" w:fill="E59EDC" w:themeFill="accent5" w:themeFillTint="66"/>
-          </w:tcPr>
-          <w:p>
-            <w:pPr>
-              <w:jc w:val="both"/>
-              <w:rPr>
-                <w:rFonts w:ascii="Times New Roman" w:hAnsi="Times New Roman" w:cs="Times New Roman"/>
-                <w:lang w:val="tr-TR"/>
-              </w:rPr>
-            </w:pPr>
-            <w:r>
-              <w:rPr>
-                <w:rFonts w:ascii="Times New Roman" w:hAnsi="Times New Roman" w:cs="Times New Roman"/>
-                <w:lang w:val="tr-TR"/>
-              </w:rPr>
-              <w:t>Tartışma ve Paylaşım Atölyesi</w:t>
+            <w:shd w:val="clear" w:color="auto" w:fill="D86DCB" w:themeFill="accent5" w:themeFillTint="99"/>
+          </w:tcPr>
+          <w:p>
+            <w:pPr>
+              <w:jc w:val="both"/>
+              <w:rPr>
+                <w:rFonts w:ascii="Times New Roman" w:hAnsi="Times New Roman" w:cs="Times New Roman"/>
+                <w:lang w:val="tr-TR"/>
+              </w:rPr>
+            </w:pPr>
+            <w:r>
+              <w:rPr>
+                <w:rFonts w:ascii="Times New Roman" w:hAnsi="Times New Roman" w:cs="Times New Roman"/>
+                <w:lang w:val="tr-TR"/>
+              </w:rPr>
+              <w:t>Örnek-Çözüm Atölyesi</w:t>
             </w:r>
           </w:p>
         </w:tc>
         <w:tc>
           <w:tcPr>
             <w:tcW w:w="1086" w:type="dxa"/>
-            <w:shd w:val="clear" w:color="auto" w:fill="E59EDC" w:themeFill="accent5" w:themeFillTint="66"/>
-          </w:tcPr>
-          <w:p>
-            <w:pPr>
-              <w:jc w:val="both"/>
-              <w:rPr>
-                <w:rFonts w:ascii="Times New Roman" w:hAnsi="Times New Roman" w:cs="Times New Roman"/>
-                <w:lang w:val="tr-TR"/>
-              </w:rPr>
-            </w:pPr>
-            <w:r>
-              <w:rPr>
-                <w:rFonts w:ascii="Times New Roman" w:hAnsi="Times New Roman" w:cs="Times New Roman"/>
-                <w:lang w:val="tr-TR"/>
-              </w:rPr>
-              <w:t>2.1.</w:t>
+            <w:shd w:val="clear" w:color="auto" w:fill="D86DCB" w:themeFill="accent5" w:themeFillTint="99"/>
+          </w:tcPr>
+          <w:p>
+            <w:pPr>
+              <w:jc w:val="both"/>
+              <w:rPr>
+                <w:rFonts w:ascii="Times New Roman" w:hAnsi="Times New Roman" w:cs="Times New Roman"/>
+                <w:lang w:val="tr-TR"/>
+              </w:rPr>
+            </w:pPr>
+            <w:r>
+              <w:rPr>
+                <w:rFonts w:ascii="Times New Roman" w:hAnsi="Times New Roman" w:cs="Times New Roman"/>
+                <w:lang w:val="tr-TR"/>
+              </w:rPr>
+              <w:t>2.3.</w:t>
             </w:r>
           </w:p>
         </w:tc>
         <w:tc>
           <w:tcPr>
             <w:tcW w:w="5527" w:type="dxa"/>
-            <w:shd w:val="clear" w:color="auto" w:fill="E59EDC" w:themeFill="accent5" w:themeFillTint="66"/>
-          </w:tcPr>
-          <w:p>
-            <w:pPr>
-              <w:jc w:val="both"/>
-              <w:rPr>
-                <w:rFonts w:ascii="Times New Roman" w:hAnsi="Times New Roman" w:cs="Times New Roman"/>
-                <w:lang w:val="tr-TR"/>
-              </w:rPr>
-            </w:pPr>
-            <w:r>
-              <w:rPr>
-                <w:rFonts w:ascii="Times New Roman" w:hAnsi="Times New Roman" w:cs="Times New Roman"/>
-                <w:lang w:val="tr-TR"/>
-              </w:rPr>
-              <w:t>Kim10.2.4 / 2.4. Derişim Birimleri</w:t>
-            </w:r>
+            <w:shd w:val="clear" w:color="auto" w:fill="D86DCB" w:themeFill="accent5" w:themeFillTint="99"/>
+          </w:tcPr>
+          <w:p>
+            <w:pPr>
+              <w:jc w:val="both"/>
+              <w:rPr>
+                <w:rFonts w:ascii="Times New Roman" w:hAnsi="Times New Roman" w:cs="Times New Roman"/>
+                <w:lang w:val="tr-TR"/>
+              </w:rPr>
+            </w:pPr>
+            <w:r>
+              <w:rPr>
+                <w:rFonts w:ascii="Times New Roman" w:hAnsi="Times New Roman" w:cs="Times New Roman"/>
+                <w:lang w:val="tr-TR"/>
+              </w:rPr>
+              <w:t>Kim11.2.3 / 2.1.3. Denge Sabiti İfadesinin Yazılması</w:t>
+            </w:r>
+            <w:proofErr w:type="spellStart"/>
+            <w:proofErr w:type="spellEnd"/>
           </w:p>
         </w:tc>
       </w:tr>
@@ -1236,29 +1091,29 @@
         <w:tc>
           <w:tcPr>
             <w:tcW w:w="1656" w:type="dxa"/>
-            <w:shd w:val="clear" w:color="auto" w:fill="00B0F0"/>
-          </w:tcPr>
-          <w:p>
-            <w:pPr>
-              <w:jc w:val="both"/>
-              <w:rPr>
-                <w:rFonts w:ascii="Times New Roman" w:hAnsi="Times New Roman" w:cs="Times New Roman"/>
-                <w:lang w:val="tr-TR"/>
-              </w:rPr>
-            </w:pPr>
-            <w:r>
-              <w:rPr>
-                <w:rFonts w:ascii="Times New Roman" w:hAnsi="Times New Roman" w:cs="Times New Roman"/>
-                <w:lang w:val="tr-TR"/>
-              </w:rPr>
-              <w:t>Analiz ve Keşif Atölyesi</w:t>
+            <w:shd w:val="clear" w:color="auto" w:fill="D86DCB" w:themeFill="accent5" w:themeFillTint="99"/>
+          </w:tcPr>
+          <w:p>
+            <w:pPr>
+              <w:jc w:val="both"/>
+              <w:rPr>
+                <w:rFonts w:ascii="Times New Roman" w:hAnsi="Times New Roman" w:cs="Times New Roman"/>
+                <w:lang w:val="tr-TR"/>
+              </w:rPr>
+            </w:pPr>
+            <w:r>
+              <w:rPr>
+                <w:rFonts w:ascii="Times New Roman" w:hAnsi="Times New Roman" w:cs="Times New Roman"/>
+                <w:lang w:val="tr-TR"/>
+              </w:rPr>
+              <w:t>Örnek-Çözüm Atölyesi</w:t>
             </w:r>
           </w:p>
         </w:tc>
         <w:tc>
           <w:tcPr>
             <w:tcW w:w="1086" w:type="dxa"/>
-            <w:shd w:val="clear" w:color="auto" w:fill="00B0F0"/>
+            <w:shd w:val="clear" w:color="auto" w:fill="D86DCB" w:themeFill="accent5" w:themeFillTint="99"/>
           </w:tcPr>
           <w:p>
             <w:pPr>
@@ -1280,37 +1135,25 @@
         <w:tc>
           <w:tcPr>
             <w:tcW w:w="5527" w:type="dxa"/>
-            <w:shd w:val="clear" w:color="auto" w:fill="00B0F0"/>
-          </w:tcPr>
-          <w:p>
-            <w:pPr>
-              <w:jc w:val="both"/>
-              <w:rPr>
-                <w:rFonts w:ascii="Times New Roman" w:hAnsi="Times New Roman" w:cs="Times New Roman"/>
-                <w:lang w:val="tr-TR"/>
-              </w:rPr>
-            </w:pPr>
-            <w:r>
-              <w:rPr>
-                <w:rFonts w:ascii="Times New Roman" w:hAnsi="Times New Roman" w:cs="Times New Roman"/>
-                <w:lang w:val="tr-TR"/>
-              </w:rPr>
-              <w:t>Kim10.2.4 / 2.4.</w:t>
-            </w:r>
-            <w:r>
-              <w:rPr>
-                <w:rFonts w:ascii="Times New Roman" w:hAnsi="Times New Roman" w:cs="Times New Roman"/>
-                <w:lang w:val="tr-TR"/>
-              </w:rPr>
-              <w:t xml:space="preserve"> </w:t>
-            </w:r>
-            <w:r>
-              <w:rPr>
-                <w:rFonts w:ascii="Times New Roman" w:hAnsi="Times New Roman" w:cs="Times New Roman"/>
-                <w:lang w:val="tr-TR"/>
-              </w:rPr>
-              <w:t>Derişim Birimleri</w:t>
-            </w:r>
+            <w:shd w:val="clear" w:color="auto" w:fill="D86DCB" w:themeFill="accent5" w:themeFillTint="99"/>
+          </w:tcPr>
+          <w:p>
+            <w:pPr>
+              <w:jc w:val="both"/>
+              <w:rPr>
+                <w:rFonts w:ascii="Times New Roman" w:hAnsi="Times New Roman" w:cs="Times New Roman"/>
+                <w:lang w:val="tr-TR"/>
+              </w:rPr>
+            </w:pPr>
+            <w:r>
+              <w:rPr>
+                <w:rFonts w:ascii="Times New Roman" w:hAnsi="Times New Roman" w:cs="Times New Roman"/>
+                <w:lang w:val="tr-TR"/>
+              </w:rPr>
+              <w:t>Kim11.2.3 / 2.1.3. Denge Sabiti İfadesinin Yazılması</w:t>
+            </w:r>
+            <w:proofErr w:type="spellStart"/>
+            <w:proofErr w:type="spellEnd"/>
           </w:p>
         </w:tc>
       </w:tr>
@@ -1340,67 +1183,69 @@
         <w:tc>
           <w:tcPr>
             <w:tcW w:w="1656" w:type="dxa"/>
-            <w:shd w:val="clear" w:color="auto" w:fill="00B0F0"/>
-          </w:tcPr>
-          <w:p>
-            <w:pPr>
-              <w:jc w:val="both"/>
-              <w:rPr>
-                <w:rFonts w:ascii="Times New Roman" w:hAnsi="Times New Roman" w:cs="Times New Roman"/>
-                <w:lang w:val="tr-TR"/>
-              </w:rPr>
-            </w:pPr>
-            <w:r>
-              <w:rPr>
-                <w:rFonts w:ascii="Times New Roman" w:hAnsi="Times New Roman" w:cs="Times New Roman"/>
-                <w:lang w:val="tr-TR"/>
-              </w:rPr>
-              <w:t>Analiz ve Keşif Atölyesi</w:t>
+            <w:shd w:val="clear" w:color="auto" w:fill="D86DCB" w:themeFill="accent5" w:themeFillTint="99"/>
+          </w:tcPr>
+          <w:p>
+            <w:pPr>
+              <w:jc w:val="both"/>
+              <w:rPr>
+                <w:rFonts w:ascii="Times New Roman" w:hAnsi="Times New Roman" w:cs="Times New Roman"/>
+                <w:lang w:val="tr-TR"/>
+              </w:rPr>
+            </w:pPr>
+            <w:r>
+              <w:rPr>
+                <w:rFonts w:ascii="Times New Roman" w:hAnsi="Times New Roman" w:cs="Times New Roman"/>
+                <w:lang w:val="tr-TR"/>
+              </w:rPr>
+              <w:t>Sıra Sizde</w:t>
             </w:r>
           </w:p>
         </w:tc>
         <w:tc>
           <w:tcPr>
             <w:tcW w:w="1086" w:type="dxa"/>
-            <w:shd w:val="clear" w:color="auto" w:fill="00B0F0"/>
-          </w:tcPr>
-          <w:p>
-            <w:pPr>
-              <w:jc w:val="both"/>
-              <w:rPr>
-                <w:rFonts w:ascii="Times New Roman" w:hAnsi="Times New Roman" w:cs="Times New Roman"/>
-                <w:lang w:val="tr-TR"/>
-              </w:rPr>
-            </w:pPr>
-            <w:r>
-              <w:rPr>
-                <w:rFonts w:ascii="Times New Roman" w:hAnsi="Times New Roman" w:cs="Times New Roman"/>
-                <w:lang w:val="tr-TR"/>
-              </w:rPr>
-              <w:t>2.5.</w:t>
+            <w:shd w:val="clear" w:color="auto" w:fill="D86DCB" w:themeFill="accent5" w:themeFillTint="99"/>
+          </w:tcPr>
+          <w:p>
+            <w:pPr>
+              <w:jc w:val="both"/>
+              <w:rPr>
+                <w:rFonts w:ascii="Times New Roman" w:hAnsi="Times New Roman" w:cs="Times New Roman"/>
+                <w:lang w:val="tr-TR"/>
+              </w:rPr>
+            </w:pPr>
+            <w:r>
+              <w:rPr>
+                <w:rFonts w:ascii="Times New Roman" w:hAnsi="Times New Roman" w:cs="Times New Roman"/>
+                <w:lang w:val="tr-TR"/>
+              </w:rPr>
+              <w:t>2.3.</w:t>
             </w:r>
           </w:p>
         </w:tc>
         <w:tc>
           <w:tcPr>
             <w:tcW w:w="5527" w:type="dxa"/>
-            <w:shd w:val="clear" w:color="auto" w:fill="00B0F0"/>
-          </w:tcPr>
-          <w:p>
-            <w:pPr>
-              <w:jc w:val="both"/>
-              <w:rPr>
-                <w:rFonts w:ascii="Times New Roman" w:hAnsi="Times New Roman" w:cs="Times New Roman"/>
-                <w:lang w:val="tr-TR"/>
-              </w:rPr>
-            </w:pPr>
-            <w:r>
-              <w:rPr>
-                <w:rFonts w:ascii="Times New Roman" w:hAnsi="Times New Roman" w:cs="Times New Roman"/>
-                <w:lang w:val="tr-TR"/>
-              </w:rPr>
-              <w:t>Kim10.2.4 / 2.4. Derişim Birimleri</w:t>
-            </w:r>
+            <w:shd w:val="clear" w:color="auto" w:fill="D86DCB" w:themeFill="accent5" w:themeFillTint="99"/>
+          </w:tcPr>
+          <w:p>
+            <w:pPr>
+              <w:jc w:val="both"/>
+              <w:rPr>
+                <w:rFonts w:ascii="Times New Roman" w:hAnsi="Times New Roman" w:cs="Times New Roman"/>
+                <w:lang w:val="tr-TR"/>
+              </w:rPr>
+            </w:pPr>
+            <w:r>
+              <w:rPr>
+                <w:rFonts w:ascii="Times New Roman" w:hAnsi="Times New Roman" w:cs="Times New Roman"/>
+                <w:lang w:val="tr-TR"/>
+              </w:rPr>
+              <w:t>Kim11.2.3 / 2.1.3. Denge Sabiti İfadesinin Yazılması</w:t>
+            </w:r>
+            <w:proofErr w:type="spellStart"/>
+            <w:proofErr w:type="spellEnd"/>
           </w:p>
         </w:tc>
       </w:tr>
@@ -1415,6 +1260,7 @@
               <w:jc w:val="both"/>
               <w:rPr>
                 <w:rFonts w:ascii="Times New Roman" w:hAnsi="Times New Roman" w:cs="Times New Roman"/>
+                <w:lang w:val="tr-TR"/>
               </w:rPr>
             </w:pPr>
             <w:r>
@@ -1429,88 +1275,69 @@
         <w:tc>
           <w:tcPr>
             <w:tcW w:w="1656" w:type="dxa"/>
-            <w:shd w:val="clear" w:color="auto" w:fill="92D050"/>
-          </w:tcPr>
-          <w:p>
-            <w:pPr>
-              <w:jc w:val="both"/>
-              <w:rPr>
-                <w:rFonts w:ascii="Times New Roman" w:hAnsi="Times New Roman" w:cs="Times New Roman"/>
-                <w:lang w:val="tr-TR"/>
-              </w:rPr>
-            </w:pPr>
-            <w:r>
-              <w:rPr>
-                <w:rFonts w:ascii="Times New Roman" w:hAnsi="Times New Roman" w:cs="Times New Roman"/>
-                <w:lang w:val="tr-TR"/>
-              </w:rPr>
-              <w:t xml:space="preserve">Tahmin ve Çıkarım Atölyesi </w:t>
+            <w:shd w:val="clear" w:color="auto" w:fill="D86DCB" w:themeFill="accent5" w:themeFillTint="99"/>
+          </w:tcPr>
+          <w:p>
+            <w:pPr>
+              <w:jc w:val="both"/>
+              <w:rPr>
+                <w:rFonts w:ascii="Times New Roman" w:hAnsi="Times New Roman" w:cs="Times New Roman"/>
+                <w:lang w:val="tr-TR"/>
+              </w:rPr>
+            </w:pPr>
+            <w:r>
+              <w:rPr>
+                <w:rFonts w:ascii="Times New Roman" w:hAnsi="Times New Roman" w:cs="Times New Roman"/>
+                <w:lang w:val="tr-TR"/>
+              </w:rPr>
+              <w:t>Analiz ve Keşif Atölyesi</w:t>
             </w:r>
           </w:p>
         </w:tc>
         <w:tc>
           <w:tcPr>
             <w:tcW w:w="1086" w:type="dxa"/>
-            <w:shd w:val="clear" w:color="auto" w:fill="92D050"/>
-          </w:tcPr>
-          <w:p>
-            <w:pPr>
-              <w:jc w:val="both"/>
-              <w:rPr>
-                <w:rFonts w:ascii="Times New Roman" w:hAnsi="Times New Roman" w:cs="Times New Roman"/>
-                <w:lang w:val="tr-TR"/>
-              </w:rPr>
-            </w:pPr>
-            <w:r>
-              <w:rPr>
-                <w:rFonts w:ascii="Times New Roman" w:hAnsi="Times New Roman" w:cs="Times New Roman"/>
-                <w:lang w:val="tr-TR"/>
-              </w:rPr>
-              <w:t>2</w:t>
-            </w:r>
-            <w:r>
-              <w:rPr>
-                <w:rFonts w:ascii="Times New Roman" w:hAnsi="Times New Roman" w:cs="Times New Roman"/>
-                <w:lang w:val="tr-TR"/>
-              </w:rPr>
-              <w:t>.</w:t>
-            </w:r>
-            <w:r>
-              <w:rPr>
-                <w:rFonts w:ascii="Times New Roman" w:hAnsi="Times New Roman" w:cs="Times New Roman"/>
-                <w:lang w:val="tr-TR"/>
-              </w:rPr>
-              <w:t>2</w:t>
-            </w:r>
-            <w:r>
-              <w:rPr>
-                <w:rFonts w:ascii="Times New Roman" w:hAnsi="Times New Roman" w:cs="Times New Roman"/>
-                <w:lang w:val="tr-TR"/>
-              </w:rPr>
-              <w:t>.</w:t>
+            <w:shd w:val="clear" w:color="auto" w:fill="D86DCB" w:themeFill="accent5" w:themeFillTint="99"/>
+          </w:tcPr>
+          <w:p>
+            <w:pPr>
+              <w:jc w:val="both"/>
+              <w:rPr>
+                <w:rFonts w:ascii="Times New Roman" w:hAnsi="Times New Roman" w:cs="Times New Roman"/>
+                <w:lang w:val="tr-TR"/>
+              </w:rPr>
+            </w:pPr>
+            <w:r>
+              <w:rPr>
+                <w:rFonts w:ascii="Times New Roman" w:hAnsi="Times New Roman" w:cs="Times New Roman"/>
+                <w:lang w:val="tr-TR"/>
+              </w:rPr>
+              <w:t>2.4.</w:t>
             </w:r>
           </w:p>
         </w:tc>
         <w:tc>
           <w:tcPr>
             <w:tcW w:w="5527" w:type="dxa"/>
-            <w:shd w:val="clear" w:color="auto" w:fill="92D050"/>
-          </w:tcPr>
-          <w:p>
-            <w:pPr>
-              <w:jc w:val="both"/>
-              <w:rPr>
-                <w:rFonts w:ascii="Times New Roman" w:hAnsi="Times New Roman" w:cs="Times New Roman"/>
-                <w:lang w:val="tr-TR"/>
-              </w:rPr>
-            </w:pPr>
-            <w:r>
-              <w:rPr>
-                <w:rFonts w:ascii="Times New Roman" w:hAnsi="Times New Roman" w:cs="Times New Roman"/>
-                <w:lang w:val="tr-TR"/>
-              </w:rPr>
-              <w:t>Kim10.2.4 / 2.4. Derişim Birimleri</w:t>
-            </w:r>
+            <w:shd w:val="clear" w:color="auto" w:fill="D86DCB" w:themeFill="accent5" w:themeFillTint="99"/>
+          </w:tcPr>
+          <w:p>
+            <w:pPr>
+              <w:jc w:val="both"/>
+              <w:rPr>
+                <w:rFonts w:ascii="Times New Roman" w:hAnsi="Times New Roman" w:cs="Times New Roman"/>
+                <w:lang w:val="tr-TR"/>
+              </w:rPr>
+            </w:pPr>
+            <w:r>
+              <w:rPr>
+                <w:rFonts w:ascii="Times New Roman" w:hAnsi="Times New Roman" w:cs="Times New Roman"/>
+                <w:lang w:val="tr-TR"/>
+              </w:rPr>
+              <w:t>Kim11.2.4 / 2.1.4. Tepkime Oranı</w:t>
+            </w:r>
+            <w:proofErr w:type="spellStart"/>
+            <w:proofErr w:type="spellEnd"/>
           </w:p>
         </w:tc>
       </w:tr>
@@ -1540,67 +1367,69 @@
         <w:tc>
           <w:tcPr>
             <w:tcW w:w="1656" w:type="dxa"/>
-            <w:shd w:val="clear" w:color="auto" w:fill="FFC000"/>
-          </w:tcPr>
-          <w:p>
-            <w:pPr>
-              <w:jc w:val="both"/>
-              <w:rPr>
-                <w:rFonts w:ascii="Times New Roman" w:hAnsi="Times New Roman" w:cs="Times New Roman"/>
-                <w:lang w:val="tr-TR"/>
-              </w:rPr>
-            </w:pPr>
-            <w:r>
-              <w:rPr>
-                <w:rFonts w:ascii="Times New Roman" w:hAnsi="Times New Roman" w:cs="Times New Roman"/>
-                <w:lang w:val="tr-TR"/>
-              </w:rPr>
-              <w:t xml:space="preserve">Sıra Sizde </w:t>
+            <w:shd w:val="clear" w:color="auto" w:fill="D86DCB" w:themeFill="accent5" w:themeFillTint="99"/>
+          </w:tcPr>
+          <w:p>
+            <w:pPr>
+              <w:jc w:val="both"/>
+              <w:rPr>
+                <w:rFonts w:ascii="Times New Roman" w:hAnsi="Times New Roman" w:cs="Times New Roman"/>
+                <w:lang w:val="tr-TR"/>
+              </w:rPr>
+            </w:pPr>
+            <w:r>
+              <w:rPr>
+                <w:rFonts w:ascii="Times New Roman" w:hAnsi="Times New Roman" w:cs="Times New Roman"/>
+                <w:lang w:val="tr-TR"/>
+              </w:rPr>
+              <w:t>Örnek-Çözüm Atölyesi</w:t>
             </w:r>
           </w:p>
         </w:tc>
         <w:tc>
           <w:tcPr>
             <w:tcW w:w="1086" w:type="dxa"/>
-            <w:shd w:val="clear" w:color="auto" w:fill="FFC000"/>
-          </w:tcPr>
-          <w:p>
-            <w:pPr>
-              <w:jc w:val="both"/>
-              <w:rPr>
-                <w:rFonts w:ascii="Times New Roman" w:hAnsi="Times New Roman" w:cs="Times New Roman"/>
-                <w:lang w:val="tr-TR"/>
-              </w:rPr>
-            </w:pPr>
-            <w:r>
-              <w:rPr>
-                <w:rFonts w:ascii="Times New Roman" w:hAnsi="Times New Roman" w:cs="Times New Roman"/>
-                <w:lang w:val="tr-TR"/>
-              </w:rPr>
-              <w:t>2.4.</w:t>
+            <w:shd w:val="clear" w:color="auto" w:fill="D86DCB" w:themeFill="accent5" w:themeFillTint="99"/>
+          </w:tcPr>
+          <w:p>
+            <w:pPr>
+              <w:jc w:val="both"/>
+              <w:rPr>
+                <w:rFonts w:ascii="Times New Roman" w:hAnsi="Times New Roman" w:cs="Times New Roman"/>
+                <w:lang w:val="tr-TR"/>
+              </w:rPr>
+            </w:pPr>
+            <w:r>
+              <w:rPr>
+                <w:rFonts w:ascii="Times New Roman" w:hAnsi="Times New Roman" w:cs="Times New Roman"/>
+                <w:lang w:val="tr-TR"/>
+              </w:rPr>
+              <w:t>2.5.</w:t>
             </w:r>
           </w:p>
         </w:tc>
         <w:tc>
           <w:tcPr>
             <w:tcW w:w="5527" w:type="dxa"/>
-            <w:shd w:val="clear" w:color="auto" w:fill="FFC000"/>
-          </w:tcPr>
-          <w:p>
-            <w:pPr>
-              <w:jc w:val="both"/>
-              <w:rPr>
-                <w:rFonts w:ascii="Times New Roman" w:hAnsi="Times New Roman" w:cs="Times New Roman"/>
-                <w:lang w:val="tr-TR"/>
-              </w:rPr>
-            </w:pPr>
-            <w:r>
-              <w:rPr>
-                <w:rFonts w:ascii="Times New Roman" w:hAnsi="Times New Roman" w:cs="Times New Roman"/>
-                <w:lang w:val="tr-TR"/>
-              </w:rPr>
-              <w:t>Kim10.2.4 / 2.4. Derişim Birimleri</w:t>
-            </w:r>
+            <w:shd w:val="clear" w:color="auto" w:fill="D86DCB" w:themeFill="accent5" w:themeFillTint="99"/>
+          </w:tcPr>
+          <w:p>
+            <w:pPr>
+              <w:jc w:val="both"/>
+              <w:rPr>
+                <w:rFonts w:ascii="Times New Roman" w:hAnsi="Times New Roman" w:cs="Times New Roman"/>
+                <w:lang w:val="tr-TR"/>
+              </w:rPr>
+            </w:pPr>
+            <w:r>
+              <w:rPr>
+                <w:rFonts w:ascii="Times New Roman" w:hAnsi="Times New Roman" w:cs="Times New Roman"/>
+                <w:lang w:val="tr-TR"/>
+              </w:rPr>
+              <w:t>Kim11.2.4 / 2.1.4. Tepkime Oranı</w:t>
+            </w:r>
+            <w:proofErr w:type="spellStart"/>
+            <w:proofErr w:type="spellEnd"/>
           </w:p>
         </w:tc>
       </w:tr>
@@ -1630,29 +1459,29 @@
         <w:tc>
           <w:tcPr>
             <w:tcW w:w="1656" w:type="dxa"/>
-            <w:shd w:val="clear" w:color="auto" w:fill="00B0F0"/>
-          </w:tcPr>
-          <w:p>
-            <w:pPr>
-              <w:jc w:val="both"/>
-              <w:rPr>
-                <w:rFonts w:ascii="Times New Roman" w:hAnsi="Times New Roman" w:cs="Times New Roman"/>
-                <w:lang w:val="tr-TR"/>
-              </w:rPr>
-            </w:pPr>
-            <w:r>
-              <w:rPr>
-                <w:rFonts w:ascii="Times New Roman" w:hAnsi="Times New Roman" w:cs="Times New Roman"/>
-                <w:lang w:val="tr-TR"/>
-              </w:rPr>
-              <w:t>Analiz ve Keşif Atölyesi</w:t>
+            <w:shd w:val="clear" w:color="auto" w:fill="D86DCB" w:themeFill="accent5" w:themeFillTint="99"/>
+          </w:tcPr>
+          <w:p>
+            <w:pPr>
+              <w:jc w:val="both"/>
+              <w:rPr>
+                <w:rFonts w:ascii="Times New Roman" w:hAnsi="Times New Roman" w:cs="Times New Roman"/>
+                <w:lang w:val="tr-TR"/>
+              </w:rPr>
+            </w:pPr>
+            <w:r>
+              <w:rPr>
+                <w:rFonts w:ascii="Times New Roman" w:hAnsi="Times New Roman" w:cs="Times New Roman"/>
+                <w:lang w:val="tr-TR"/>
+              </w:rPr>
+              <w:t>Örnek-Çözüm Atölyesi</w:t>
             </w:r>
           </w:p>
         </w:tc>
         <w:tc>
           <w:tcPr>
             <w:tcW w:w="1086" w:type="dxa"/>
-            <w:shd w:val="clear" w:color="auto" w:fill="00B0F0"/>
+            <w:shd w:val="clear" w:color="auto" w:fill="D86DCB" w:themeFill="accent5" w:themeFillTint="99"/>
           </w:tcPr>
           <w:p>
             <w:pPr>
@@ -1674,23 +1503,25 @@
         <w:tc>
           <w:tcPr>
             <w:tcW w:w="5527" w:type="dxa"/>
-            <w:shd w:val="clear" w:color="auto" w:fill="00B0F0"/>
-          </w:tcPr>
-          <w:p>
-            <w:pPr>
-              <w:jc w:val="both"/>
-              <w:rPr>
-                <w:rFonts w:ascii="Times New Roman" w:hAnsi="Times New Roman" w:cs="Times New Roman"/>
-                <w:lang w:val="tr-TR"/>
-              </w:rPr>
-            </w:pPr>
-            <w:r>
-              <w:rPr>
-                <w:rFonts w:ascii="Times New Roman" w:hAnsi="Times New Roman" w:cs="Times New Roman"/>
-                <w:lang w:val="tr-TR"/>
-              </w:rPr>
-              <w:t>Kim10.2.5 / 2.5. Çözünürlük</w:t>
-            </w:r>
+            <w:shd w:val="clear" w:color="auto" w:fill="D86DCB" w:themeFill="accent5" w:themeFillTint="99"/>
+          </w:tcPr>
+          <w:p>
+            <w:pPr>
+              <w:jc w:val="both"/>
+              <w:rPr>
+                <w:rFonts w:ascii="Times New Roman" w:hAnsi="Times New Roman" w:cs="Times New Roman"/>
+                <w:lang w:val="tr-TR"/>
+              </w:rPr>
+            </w:pPr>
+            <w:r>
+              <w:rPr>
+                <w:rFonts w:ascii="Times New Roman" w:hAnsi="Times New Roman" w:cs="Times New Roman"/>
+                <w:lang w:val="tr-TR"/>
+              </w:rPr>
+              <w:t>Kim11.2.4 / 2.1.4. Tepkime Oranı</w:t>
+            </w:r>
+            <w:proofErr w:type="spellStart"/>
+            <w:proofErr w:type="spellEnd"/>
           </w:p>
         </w:tc>
       </w:tr>
@@ -1720,81 +1551,69 @@
         <w:tc>
           <w:tcPr>
             <w:tcW w:w="1656" w:type="dxa"/>
-            <w:shd w:val="clear" w:color="auto" w:fill="FFC000"/>
-          </w:tcPr>
-          <w:p>
-            <w:pPr>
-              <w:jc w:val="both"/>
-              <w:rPr>
-                <w:rFonts w:ascii="Times New Roman" w:hAnsi="Times New Roman" w:cs="Times New Roman"/>
-                <w:lang w:val="tr-TR"/>
-              </w:rPr>
-            </w:pPr>
-            <w:r>
-              <w:rPr>
-                <w:rFonts w:ascii="Times New Roman" w:hAnsi="Times New Roman" w:cs="Times New Roman"/>
-                <w:lang w:val="tr-TR"/>
-              </w:rPr>
-              <w:t xml:space="preserve">Sıra Sizde </w:t>
+            <w:shd w:val="clear" w:color="auto" w:fill="D86DCB" w:themeFill="accent5" w:themeFillTint="99"/>
+          </w:tcPr>
+          <w:p>
+            <w:pPr>
+              <w:jc w:val="both"/>
+              <w:rPr>
+                <w:rFonts w:ascii="Times New Roman" w:hAnsi="Times New Roman" w:cs="Times New Roman"/>
+                <w:lang w:val="tr-TR"/>
+              </w:rPr>
+            </w:pPr>
+            <w:r>
+              <w:rPr>
+                <w:rFonts w:ascii="Times New Roman" w:hAnsi="Times New Roman" w:cs="Times New Roman"/>
+                <w:lang w:val="tr-TR"/>
+              </w:rPr>
+              <w:t>Sıra Sizde</w:t>
             </w:r>
           </w:p>
         </w:tc>
         <w:tc>
           <w:tcPr>
             <w:tcW w:w="1086" w:type="dxa"/>
-            <w:shd w:val="clear" w:color="auto" w:fill="FFC000"/>
-          </w:tcPr>
-          <w:p>
-            <w:pPr>
-              <w:jc w:val="both"/>
-              <w:rPr>
-                <w:rFonts w:ascii="Times New Roman" w:hAnsi="Times New Roman" w:cs="Times New Roman"/>
-                <w:lang w:val="tr-TR"/>
-              </w:rPr>
-            </w:pPr>
-            <w:r>
-              <w:rPr>
-                <w:rFonts w:ascii="Times New Roman" w:hAnsi="Times New Roman" w:cs="Times New Roman"/>
-                <w:lang w:val="tr-TR"/>
-              </w:rPr>
-              <w:t>2.5.</w:t>
+            <w:shd w:val="clear" w:color="auto" w:fill="D86DCB" w:themeFill="accent5" w:themeFillTint="99"/>
+          </w:tcPr>
+          <w:p>
+            <w:pPr>
+              <w:jc w:val="both"/>
+              <w:rPr>
+                <w:rFonts w:ascii="Times New Roman" w:hAnsi="Times New Roman" w:cs="Times New Roman"/>
+                <w:lang w:val="tr-TR"/>
+              </w:rPr>
+            </w:pPr>
+            <w:r>
+              <w:rPr>
+                <w:rFonts w:ascii="Times New Roman" w:hAnsi="Times New Roman" w:cs="Times New Roman"/>
+                <w:lang w:val="tr-TR"/>
+              </w:rPr>
+              <w:t>2.4.</w:t>
             </w:r>
           </w:p>
         </w:tc>
         <w:tc>
           <w:tcPr>
             <w:tcW w:w="5527" w:type="dxa"/>
-            <w:shd w:val="clear" w:color="auto" w:fill="FFC000"/>
-          </w:tcPr>
-          <w:p>
-            <w:pPr>
-              <w:jc w:val="both"/>
-              <w:rPr>
-                <w:rFonts w:ascii="Times New Roman" w:hAnsi="Times New Roman" w:cs="Times New Roman"/>
-                <w:lang w:val="tr-TR"/>
-              </w:rPr>
-            </w:pPr>
-            <w:r>
-              <w:rPr>
-                <w:rFonts w:ascii="Times New Roman" w:hAnsi="Times New Roman" w:cs="Times New Roman"/>
-                <w:lang w:val="tr-TR"/>
-              </w:rPr>
-              <w:t>Kim10.2.5 / 2.</w:t>
-            </w:r>
-            <w:r>
-              <w:rPr>
-                <w:rFonts w:ascii="Times New Roman" w:hAnsi="Times New Roman" w:cs="Times New Roman"/>
-                <w:lang w:val="tr-TR"/>
-              </w:rPr>
-              <w:t>5</w:t>
-            </w:r>
-            <w:r>
-              <w:rPr>
-                <w:rFonts w:ascii="Times New Roman" w:hAnsi="Times New Roman" w:cs="Times New Roman"/>
-                <w:lang w:val="tr-TR"/>
-              </w:rPr>
-              <w:t>. Çözünürlük</w:t>
-            </w:r>
+            <w:shd w:val="clear" w:color="auto" w:fill="D86DCB" w:themeFill="accent5" w:themeFillTint="99"/>
+          </w:tcPr>
+          <w:p>
+            <w:pPr>
+              <w:jc w:val="both"/>
+              <w:rPr>
+                <w:rFonts w:ascii="Times New Roman" w:hAnsi="Times New Roman" w:cs="Times New Roman"/>
+                <w:lang w:val="tr-TR"/>
+              </w:rPr>
+            </w:pPr>
+            <w:r>
+              <w:rPr>
+                <w:rFonts w:ascii="Times New Roman" w:hAnsi="Times New Roman" w:cs="Times New Roman"/>
+                <w:lang w:val="tr-TR"/>
+              </w:rPr>
+              <w:t>Kim11.2.4 / 2.1.4. Tepkime Oranı</w:t>
+            </w:r>
+            <w:proofErr w:type="spellStart"/>
+            <w:proofErr w:type="spellEnd"/>
           </w:p>
         </w:tc>
       </w:tr>
@@ -1824,81 +1643,69 @@
         <w:tc>
           <w:tcPr>
             <w:tcW w:w="1656" w:type="dxa"/>
-            <w:shd w:val="clear" w:color="auto" w:fill="F1A983" w:themeFill="accent2" w:themeFillTint="99"/>
-          </w:tcPr>
-          <w:p>
-            <w:pPr>
-              <w:jc w:val="both"/>
-              <w:rPr>
-                <w:rFonts w:ascii="Times New Roman" w:hAnsi="Times New Roman" w:cs="Times New Roman"/>
-                <w:lang w:val="tr-TR"/>
-              </w:rPr>
-            </w:pPr>
-            <w:r>
-              <w:rPr>
-                <w:rFonts w:ascii="Times New Roman" w:hAnsi="Times New Roman" w:cs="Times New Roman"/>
-                <w:lang w:val="tr-TR"/>
-              </w:rPr>
-              <w:t>Geri Dön ve Karşılaştır</w:t>
+            <w:shd w:val="clear" w:color="auto" w:fill="D86DCB" w:themeFill="accent5" w:themeFillTint="99"/>
+          </w:tcPr>
+          <w:p>
+            <w:pPr>
+              <w:jc w:val="both"/>
+              <w:rPr>
+                <w:rFonts w:ascii="Times New Roman" w:hAnsi="Times New Roman" w:cs="Times New Roman"/>
+                <w:lang w:val="tr-TR"/>
+              </w:rPr>
+            </w:pPr>
+            <w:r>
+              <w:rPr>
+                <w:rFonts w:ascii="Times New Roman" w:hAnsi="Times New Roman" w:cs="Times New Roman"/>
+                <w:lang w:val="tr-TR"/>
+              </w:rPr>
+              <w:t>Analiz ve Keşif Atölyesi</w:t>
             </w:r>
           </w:p>
         </w:tc>
         <w:tc>
           <w:tcPr>
             <w:tcW w:w="1086" w:type="dxa"/>
-            <w:shd w:val="clear" w:color="auto" w:fill="F1A983" w:themeFill="accent2" w:themeFillTint="99"/>
-          </w:tcPr>
-          <w:p>
-            <w:pPr>
-              <w:jc w:val="both"/>
-              <w:rPr>
-                <w:rFonts w:ascii="Times New Roman" w:hAnsi="Times New Roman" w:cs="Times New Roman"/>
-                <w:lang w:val="tr-TR"/>
-              </w:rPr>
-            </w:pPr>
-            <w:r>
-              <w:rPr>
-                <w:rFonts w:ascii="Times New Roman" w:hAnsi="Times New Roman" w:cs="Times New Roman"/>
-                <w:lang w:val="tr-TR"/>
-              </w:rPr>
-              <w:t>2.2.</w:t>
+            <w:shd w:val="clear" w:color="auto" w:fill="D86DCB" w:themeFill="accent5" w:themeFillTint="99"/>
+          </w:tcPr>
+          <w:p>
+            <w:pPr>
+              <w:jc w:val="both"/>
+              <w:rPr>
+                <w:rFonts w:ascii="Times New Roman" w:hAnsi="Times New Roman" w:cs="Times New Roman"/>
+                <w:lang w:val="tr-TR"/>
+              </w:rPr>
+            </w:pPr>
+            <w:r>
+              <w:rPr>
+                <w:rFonts w:ascii="Times New Roman" w:hAnsi="Times New Roman" w:cs="Times New Roman"/>
+                <w:lang w:val="tr-TR"/>
+              </w:rPr>
+              <w:t>2.5.</w:t>
             </w:r>
           </w:p>
         </w:tc>
         <w:tc>
           <w:tcPr>
             <w:tcW w:w="5527" w:type="dxa"/>
-            <w:shd w:val="clear" w:color="auto" w:fill="F1A983" w:themeFill="accent2" w:themeFillTint="99"/>
-          </w:tcPr>
-          <w:p>
-            <w:pPr>
-              <w:jc w:val="both"/>
-              <w:rPr>
-                <w:rFonts w:ascii="Times New Roman" w:hAnsi="Times New Roman" w:cs="Times New Roman"/>
-                <w:lang w:val="tr-TR"/>
-              </w:rPr>
-            </w:pPr>
-            <w:r>
-              <w:rPr>
-                <w:rFonts w:ascii="Times New Roman" w:hAnsi="Times New Roman" w:cs="Times New Roman"/>
-                <w:lang w:val="tr-TR"/>
-              </w:rPr>
-              <w:t>Kim10.2.5 / 2.</w:t>
-            </w:r>
-            <w:r>
-              <w:rPr>
-                <w:rFonts w:ascii="Times New Roman" w:hAnsi="Times New Roman" w:cs="Times New Roman"/>
-                <w:lang w:val="tr-TR"/>
-              </w:rPr>
-              <w:t>5</w:t>
-            </w:r>
-            <w:r>
-              <w:rPr>
-                <w:rFonts w:ascii="Times New Roman" w:hAnsi="Times New Roman" w:cs="Times New Roman"/>
-                <w:lang w:val="tr-TR"/>
-              </w:rPr>
-              <w:t>. Çözünürlük</w:t>
-            </w:r>
+            <w:shd w:val="clear" w:color="auto" w:fill="D86DCB" w:themeFill="accent5" w:themeFillTint="99"/>
+          </w:tcPr>
+          <w:p>
+            <w:pPr>
+              <w:jc w:val="both"/>
+              <w:rPr>
+                <w:rFonts w:ascii="Times New Roman" w:hAnsi="Times New Roman" w:cs="Times New Roman"/>
+                <w:lang w:val="tr-TR"/>
+              </w:rPr>
+            </w:pPr>
+            <w:r>
+              <w:rPr>
+                <w:rFonts w:ascii="Times New Roman" w:hAnsi="Times New Roman" w:cs="Times New Roman"/>
+                <w:lang w:val="tr-TR"/>
+              </w:rPr>
+              <w:t>Kim11.2.5 / 2.1.5. Dengeyi Etkileyen Faktörler</w:t>
+            </w:r>
+            <w:proofErr w:type="spellStart"/>
+            <w:proofErr w:type="spellEnd"/>
           </w:p>
         </w:tc>
       </w:tr>
@@ -1928,29 +1735,29 @@
         <w:tc>
           <w:tcPr>
             <w:tcW w:w="1656" w:type="dxa"/>
-            <w:shd w:val="clear" w:color="auto" w:fill="00B0F0"/>
-          </w:tcPr>
-          <w:p>
-            <w:pPr>
-              <w:jc w:val="both"/>
-              <w:rPr>
-                <w:rFonts w:ascii="Times New Roman" w:hAnsi="Times New Roman" w:cs="Times New Roman"/>
-                <w:lang w:val="tr-TR"/>
-              </w:rPr>
-            </w:pPr>
-            <w:r>
-              <w:rPr>
-                <w:rFonts w:ascii="Times New Roman" w:hAnsi="Times New Roman" w:cs="Times New Roman"/>
-                <w:lang w:val="tr-TR"/>
-              </w:rPr>
-              <w:t>Analiz ve Keşif Atölyesi</w:t>
+            <w:shd w:val="clear" w:color="auto" w:fill="D86DCB" w:themeFill="accent5" w:themeFillTint="99"/>
+          </w:tcPr>
+          <w:p>
+            <w:pPr>
+              <w:jc w:val="both"/>
+              <w:rPr>
+                <w:rFonts w:ascii="Times New Roman" w:hAnsi="Times New Roman" w:cs="Times New Roman"/>
+                <w:lang w:val="tr-TR"/>
+              </w:rPr>
+            </w:pPr>
+            <w:r>
+              <w:rPr>
+                <w:rFonts w:ascii="Times New Roman" w:hAnsi="Times New Roman" w:cs="Times New Roman"/>
+                <w:lang w:val="tr-TR"/>
+              </w:rPr>
+              <w:t>Örnek-Çözüm Atölyesi</w:t>
             </w:r>
           </w:p>
         </w:tc>
         <w:tc>
           <w:tcPr>
             <w:tcW w:w="1086" w:type="dxa"/>
-            <w:shd w:val="clear" w:color="auto" w:fill="00B0F0"/>
+            <w:shd w:val="clear" w:color="auto" w:fill="D86DCB" w:themeFill="accent5" w:themeFillTint="99"/>
           </w:tcPr>
           <w:p>
             <w:pPr>
@@ -1972,30 +1779,25 @@
         <w:tc>
           <w:tcPr>
             <w:tcW w:w="5527" w:type="dxa"/>
-            <w:shd w:val="clear" w:color="auto" w:fill="00B0F0"/>
-          </w:tcPr>
-          <w:p>
-            <w:pPr>
-              <w:jc w:val="both"/>
-              <w:rPr>
-                <w:rFonts w:ascii="Times New Roman" w:hAnsi="Times New Roman" w:cs="Times New Roman"/>
-                <w:lang w:val="tr-TR"/>
-              </w:rPr>
-            </w:pPr>
-            <w:r>
-              <w:rPr>
-                <w:rFonts w:ascii="Times New Roman" w:hAnsi="Times New Roman" w:cs="Times New Roman"/>
-                <w:lang w:val="tr-TR"/>
-              </w:rPr>
-              <w:t xml:space="preserve">Kim10.2.6 / 2.6. Çözünürlüğe </w:t>
-            </w:r>
-            <w:r>
-              <w:rPr>
-                <w:rFonts w:ascii="Times New Roman" w:hAnsi="Times New Roman" w:cs="Times New Roman"/>
-                <w:lang w:val="tr-TR"/>
-              </w:rPr>
-              <w:t>Etki Eden Faktörler</w:t>
-            </w:r>
+            <w:shd w:val="clear" w:color="auto" w:fill="D86DCB" w:themeFill="accent5" w:themeFillTint="99"/>
+          </w:tcPr>
+          <w:p>
+            <w:pPr>
+              <w:jc w:val="both"/>
+              <w:rPr>
+                <w:rFonts w:ascii="Times New Roman" w:hAnsi="Times New Roman" w:cs="Times New Roman"/>
+                <w:lang w:val="tr-TR"/>
+              </w:rPr>
+            </w:pPr>
+            <w:r>
+              <w:rPr>
+                <w:rFonts w:ascii="Times New Roman" w:hAnsi="Times New Roman" w:cs="Times New Roman"/>
+                <w:lang w:val="tr-TR"/>
+              </w:rPr>
+              <w:t>Kim11.2.5 / 2.1.5. Dengeyi Etkileyen Faktörler</w:t>
+            </w:r>
+            <w:proofErr w:type="spellStart"/>
+            <w:proofErr w:type="spellEnd"/>
           </w:p>
         </w:tc>
       </w:tr>
@@ -2025,74 +1827,69 @@
         <w:tc>
           <w:tcPr>
             <w:tcW w:w="1656" w:type="dxa"/>
-            <w:shd w:val="clear" w:color="auto" w:fill="FFC000"/>
-          </w:tcPr>
-          <w:p>
-            <w:pPr>
-              <w:jc w:val="both"/>
-              <w:rPr>
-                <w:rFonts w:ascii="Times New Roman" w:hAnsi="Times New Roman" w:cs="Times New Roman"/>
-                <w:lang w:val="tr-TR"/>
-              </w:rPr>
-            </w:pPr>
-            <w:r>
-              <w:rPr>
-                <w:rFonts w:ascii="Times New Roman" w:hAnsi="Times New Roman" w:cs="Times New Roman"/>
-                <w:lang w:val="tr-TR"/>
-              </w:rPr>
-              <w:t xml:space="preserve">Sıra Sizde </w:t>
+            <w:shd w:val="clear" w:color="auto" w:fill="D86DCB" w:themeFill="accent5" w:themeFillTint="99"/>
+          </w:tcPr>
+          <w:p>
+            <w:pPr>
+              <w:jc w:val="both"/>
+              <w:rPr>
+                <w:rFonts w:ascii="Times New Roman" w:hAnsi="Times New Roman" w:cs="Times New Roman"/>
+                <w:lang w:val="tr-TR"/>
+              </w:rPr>
+            </w:pPr>
+            <w:r>
+              <w:rPr>
+                <w:rFonts w:ascii="Times New Roman" w:hAnsi="Times New Roman" w:cs="Times New Roman"/>
+                <w:lang w:val="tr-TR"/>
+              </w:rPr>
+              <w:t>Bilgi Köşesi</w:t>
             </w:r>
           </w:p>
         </w:tc>
         <w:tc>
           <w:tcPr>
             <w:tcW w:w="1086" w:type="dxa"/>
-            <w:shd w:val="clear" w:color="auto" w:fill="FFC000"/>
-          </w:tcPr>
-          <w:p>
-            <w:pPr>
-              <w:jc w:val="both"/>
-              <w:rPr>
-                <w:rFonts w:ascii="Times New Roman" w:hAnsi="Times New Roman" w:cs="Times New Roman"/>
-                <w:lang w:val="tr-TR"/>
-              </w:rPr>
-            </w:pPr>
-            <w:r>
-              <w:rPr>
-                <w:rFonts w:ascii="Times New Roman" w:hAnsi="Times New Roman" w:cs="Times New Roman"/>
-                <w:lang w:val="tr-TR"/>
-              </w:rPr>
-              <w:t>2.6.</w:t>
+            <w:shd w:val="clear" w:color="auto" w:fill="D86DCB" w:themeFill="accent5" w:themeFillTint="99"/>
+          </w:tcPr>
+          <w:p>
+            <w:pPr>
+              <w:jc w:val="both"/>
+              <w:rPr>
+                <w:rFonts w:ascii="Times New Roman" w:hAnsi="Times New Roman" w:cs="Times New Roman"/>
+                <w:lang w:val="tr-TR"/>
+              </w:rPr>
+            </w:pPr>
+            <w:r>
+              <w:rPr>
+                <w:rFonts w:ascii="Times New Roman" w:hAnsi="Times New Roman" w:cs="Times New Roman"/>
+                <w:lang w:val="tr-TR"/>
+              </w:rPr>
+              <w:t>2.1.</w:t>
             </w:r>
           </w:p>
         </w:tc>
         <w:tc>
           <w:tcPr>
             <w:tcW w:w="5527" w:type="dxa"/>
-            <w:shd w:val="clear" w:color="auto" w:fill="FFC000"/>
-          </w:tcPr>
-          <w:p>
-            <w:pPr>
-              <w:jc w:val="both"/>
-              <w:rPr>
-                <w:rFonts w:ascii="Times New Roman" w:hAnsi="Times New Roman" w:cs="Times New Roman"/>
-                <w:lang w:val="tr-TR"/>
-              </w:rPr>
-            </w:pPr>
-            <w:r>
-              <w:rPr>
-                <w:rFonts w:ascii="Times New Roman" w:hAnsi="Times New Roman" w:cs="Times New Roman"/>
-                <w:lang w:val="tr-TR"/>
-              </w:rPr>
-              <w:t xml:space="preserve">Kim10.2.6 / 2.6. Çözünürlüğe </w:t>
-            </w:r>
-            <w:r>
-              <w:rPr>
-                <w:rFonts w:ascii="Times New Roman" w:hAnsi="Times New Roman" w:cs="Times New Roman"/>
-                <w:lang w:val="tr-TR"/>
-              </w:rPr>
-              <w:t>Etki Eden Faktörler</w:t>
-            </w:r>
+            <w:shd w:val="clear" w:color="auto" w:fill="D86DCB" w:themeFill="accent5" w:themeFillTint="99"/>
+          </w:tcPr>
+          <w:p>
+            <w:pPr>
+              <w:jc w:val="both"/>
+              <w:rPr>
+                <w:rFonts w:ascii="Times New Roman" w:hAnsi="Times New Roman" w:cs="Times New Roman"/>
+                <w:lang w:val="tr-TR"/>
+              </w:rPr>
+            </w:pPr>
+            <w:r>
+              <w:rPr>
+                <w:rFonts w:ascii="Times New Roman" w:hAnsi="Times New Roman" w:cs="Times New Roman"/>
+                <w:lang w:val="tr-TR"/>
+              </w:rPr>
+              <w:t>Kim11.2.5 / 2.1.5. Dengeyi Etkileyen Faktörler</w:t>
+            </w:r>
+            <w:proofErr w:type="spellStart"/>
+            <w:proofErr w:type="spellEnd"/>
           </w:p>
         </w:tc>
       </w:tr>
@@ -2122,74 +1919,69 @@
         <w:tc>
           <w:tcPr>
             <w:tcW w:w="1656" w:type="dxa"/>
-            <w:shd w:val="clear" w:color="auto" w:fill="00B0F0"/>
-          </w:tcPr>
-          <w:p>
-            <w:pPr>
-              <w:jc w:val="both"/>
-              <w:rPr>
-                <w:rFonts w:ascii="Times New Roman" w:hAnsi="Times New Roman" w:cs="Times New Roman"/>
-                <w:lang w:val="tr-TR"/>
-              </w:rPr>
-            </w:pPr>
-            <w:r>
-              <w:rPr>
-                <w:rFonts w:ascii="Times New Roman" w:hAnsi="Times New Roman" w:cs="Times New Roman"/>
-                <w:lang w:val="tr-TR"/>
-              </w:rPr>
-              <w:t>Analiz ve Keşif Atölyesi</w:t>
+            <w:shd w:val="clear" w:color="auto" w:fill="D86DCB" w:themeFill="accent5" w:themeFillTint="99"/>
+          </w:tcPr>
+          <w:p>
+            <w:pPr>
+              <w:jc w:val="both"/>
+              <w:rPr>
+                <w:rFonts w:ascii="Times New Roman" w:hAnsi="Times New Roman" w:cs="Times New Roman"/>
+                <w:lang w:val="tr-TR"/>
+              </w:rPr>
+            </w:pPr>
+            <w:r>
+              <w:rPr>
+                <w:rFonts w:ascii="Times New Roman" w:hAnsi="Times New Roman" w:cs="Times New Roman"/>
+                <w:lang w:val="tr-TR"/>
+              </w:rPr>
+              <w:t>Sıra Sizde</w:t>
             </w:r>
           </w:p>
         </w:tc>
         <w:tc>
           <w:tcPr>
             <w:tcW w:w="1086" w:type="dxa"/>
-            <w:shd w:val="clear" w:color="auto" w:fill="00B0F0"/>
-          </w:tcPr>
-          <w:p>
-            <w:pPr>
-              <w:jc w:val="both"/>
-              <w:rPr>
-                <w:rFonts w:ascii="Times New Roman" w:hAnsi="Times New Roman" w:cs="Times New Roman"/>
-                <w:lang w:val="tr-TR"/>
-              </w:rPr>
-            </w:pPr>
-            <w:r>
-              <w:rPr>
-                <w:rFonts w:ascii="Times New Roman" w:hAnsi="Times New Roman" w:cs="Times New Roman"/>
-                <w:lang w:val="tr-TR"/>
-              </w:rPr>
-              <w:t>2.8.</w:t>
+            <w:shd w:val="clear" w:color="auto" w:fill="D86DCB" w:themeFill="accent5" w:themeFillTint="99"/>
+          </w:tcPr>
+          <w:p>
+            <w:pPr>
+              <w:jc w:val="both"/>
+              <w:rPr>
+                <w:rFonts w:ascii="Times New Roman" w:hAnsi="Times New Roman" w:cs="Times New Roman"/>
+                <w:lang w:val="tr-TR"/>
+              </w:rPr>
+            </w:pPr>
+            <w:r>
+              <w:rPr>
+                <w:rFonts w:ascii="Times New Roman" w:hAnsi="Times New Roman" w:cs="Times New Roman"/>
+                <w:lang w:val="tr-TR"/>
+              </w:rPr>
+              <w:t>2.5.</w:t>
             </w:r>
           </w:p>
         </w:tc>
         <w:tc>
           <w:tcPr>
             <w:tcW w:w="5527" w:type="dxa"/>
-            <w:shd w:val="clear" w:color="auto" w:fill="00B0F0"/>
-          </w:tcPr>
-          <w:p>
-            <w:pPr>
-              <w:jc w:val="both"/>
-              <w:rPr>
-                <w:rFonts w:ascii="Times New Roman" w:hAnsi="Times New Roman" w:cs="Times New Roman"/>
-                <w:lang w:val="tr-TR"/>
-              </w:rPr>
-            </w:pPr>
-            <w:r>
-              <w:rPr>
-                <w:rFonts w:ascii="Times New Roman" w:hAnsi="Times New Roman" w:cs="Times New Roman"/>
-                <w:lang w:val="tr-TR"/>
-              </w:rPr>
-              <w:t xml:space="preserve">Kim10.2.7 / 2.7. </w:t>
-            </w:r>
-            <w:r>
-              <w:rPr>
-                <w:rFonts w:ascii="Times New Roman" w:hAnsi="Times New Roman" w:cs="Times New Roman"/>
-                <w:lang w:val="tr-TR"/>
-              </w:rPr>
-              <w:t>Çözeltilerin Sınıflandırılması</w:t>
-            </w:r>
+            <w:shd w:val="clear" w:color="auto" w:fill="D86DCB" w:themeFill="accent5" w:themeFillTint="99"/>
+          </w:tcPr>
+          <w:p>
+            <w:pPr>
+              <w:jc w:val="both"/>
+              <w:rPr>
+                <w:rFonts w:ascii="Times New Roman" w:hAnsi="Times New Roman" w:cs="Times New Roman"/>
+                <w:lang w:val="tr-TR"/>
+              </w:rPr>
+            </w:pPr>
+            <w:r>
+              <w:rPr>
+                <w:rFonts w:ascii="Times New Roman" w:hAnsi="Times New Roman" w:cs="Times New Roman"/>
+                <w:lang w:val="tr-TR"/>
+              </w:rPr>
+              <w:t>Kim11.2.5 / 2.1.5. Dengeyi Etkileyen Faktörler</w:t>
+            </w:r>
+            <w:proofErr w:type="spellStart"/>
+            <w:proofErr w:type="spellEnd"/>
           </w:p>
         </w:tc>
       </w:tr>
@@ -2219,74 +2011,69 @@
         <w:tc>
           <w:tcPr>
             <w:tcW w:w="1656" w:type="dxa"/>
-            <w:shd w:val="clear" w:color="auto" w:fill="F6C5AC" w:themeFill="accent2" w:themeFillTint="66"/>
-          </w:tcPr>
-          <w:p>
-            <w:pPr>
-              <w:jc w:val="both"/>
-              <w:rPr>
-                <w:rFonts w:ascii="Times New Roman" w:hAnsi="Times New Roman" w:cs="Times New Roman"/>
-                <w:lang w:val="tr-TR"/>
-              </w:rPr>
-            </w:pPr>
-            <w:r>
-              <w:rPr>
-                <w:rFonts w:ascii="Times New Roman" w:hAnsi="Times New Roman" w:cs="Times New Roman"/>
-                <w:lang w:val="tr-TR"/>
-              </w:rPr>
-              <w:t>Geri Dön ve Karşılaştır</w:t>
+            <w:shd w:val="clear" w:color="auto" w:fill="D86DCB" w:themeFill="accent5" w:themeFillTint="99"/>
+          </w:tcPr>
+          <w:p>
+            <w:pPr>
+              <w:jc w:val="both"/>
+              <w:rPr>
+                <w:rFonts w:ascii="Times New Roman" w:hAnsi="Times New Roman" w:cs="Times New Roman"/>
+                <w:lang w:val="tr-TR"/>
+              </w:rPr>
+            </w:pPr>
+            <w:r>
+              <w:rPr>
+                <w:rFonts w:ascii="Times New Roman" w:hAnsi="Times New Roman" w:cs="Times New Roman"/>
+                <w:lang w:val="tr-TR"/>
+              </w:rPr>
+              <w:t>Analiz ve Keşif Atölyesi</w:t>
             </w:r>
           </w:p>
         </w:tc>
         <w:tc>
           <w:tcPr>
             <w:tcW w:w="1086" w:type="dxa"/>
-            <w:shd w:val="clear" w:color="auto" w:fill="F6C5AC" w:themeFill="accent2" w:themeFillTint="66"/>
-          </w:tcPr>
-          <w:p>
-            <w:pPr>
-              <w:jc w:val="both"/>
-              <w:rPr>
-                <w:rFonts w:ascii="Times New Roman" w:hAnsi="Times New Roman" w:cs="Times New Roman"/>
-                <w:lang w:val="tr-TR"/>
-              </w:rPr>
-            </w:pPr>
-            <w:r>
-              <w:rPr>
-                <w:rFonts w:ascii="Times New Roman" w:hAnsi="Times New Roman" w:cs="Times New Roman"/>
-                <w:lang w:val="tr-TR"/>
-              </w:rPr>
-              <w:t>2.3.</w:t>
+            <w:shd w:val="clear" w:color="auto" w:fill="D86DCB" w:themeFill="accent5" w:themeFillTint="99"/>
+          </w:tcPr>
+          <w:p>
+            <w:pPr>
+              <w:jc w:val="both"/>
+              <w:rPr>
+                <w:rFonts w:ascii="Times New Roman" w:hAnsi="Times New Roman" w:cs="Times New Roman"/>
+                <w:lang w:val="tr-TR"/>
+              </w:rPr>
+            </w:pPr>
+            <w:r>
+              <w:rPr>
+                <w:rFonts w:ascii="Times New Roman" w:hAnsi="Times New Roman" w:cs="Times New Roman"/>
+                <w:lang w:val="tr-TR"/>
+              </w:rPr>
+              <w:t>2.6.</w:t>
             </w:r>
           </w:p>
         </w:tc>
         <w:tc>
           <w:tcPr>
             <w:tcW w:w="5527" w:type="dxa"/>
-            <w:shd w:val="clear" w:color="auto" w:fill="F6C5AC" w:themeFill="accent2" w:themeFillTint="66"/>
-          </w:tcPr>
-          <w:p>
-            <w:pPr>
-              <w:jc w:val="both"/>
-              <w:rPr>
-                <w:rFonts w:ascii="Times New Roman" w:hAnsi="Times New Roman" w:cs="Times New Roman"/>
-                <w:lang w:val="tr-TR"/>
-              </w:rPr>
-            </w:pPr>
-            <w:r>
-              <w:rPr>
-                <w:rFonts w:ascii="Times New Roman" w:hAnsi="Times New Roman" w:cs="Times New Roman"/>
-                <w:lang w:val="tr-TR"/>
-              </w:rPr>
-              <w:t xml:space="preserve">Kim10.2.7 / 2.7. </w:t>
-            </w:r>
-            <w:r>
-              <w:rPr>
-                <w:rFonts w:ascii="Times New Roman" w:hAnsi="Times New Roman" w:cs="Times New Roman"/>
-                <w:lang w:val="tr-TR"/>
-              </w:rPr>
-              <w:t>Çözeltilerin Sınıflandırılması</w:t>
-            </w:r>
+            <w:shd w:val="clear" w:color="auto" w:fill="D86DCB" w:themeFill="accent5" w:themeFillTint="99"/>
+          </w:tcPr>
+          <w:p>
+            <w:pPr>
+              <w:jc w:val="both"/>
+              <w:rPr>
+                <w:rFonts w:ascii="Times New Roman" w:hAnsi="Times New Roman" w:cs="Times New Roman"/>
+                <w:lang w:val="tr-TR"/>
+              </w:rPr>
+            </w:pPr>
+            <w:r>
+              <w:rPr>
+                <w:rFonts w:ascii="Times New Roman" w:hAnsi="Times New Roman" w:cs="Times New Roman"/>
+                <w:lang w:val="tr-TR"/>
+              </w:rPr>
+              <w:t>Kim11.2.6 / 2.2.1. Suyun Otoiyonizasyonu</w:t>
+            </w:r>
+            <w:proofErr w:type="spellStart"/>
+            <w:proofErr w:type="spellEnd"/>
           </w:p>
         </w:tc>
       </w:tr>
@@ -2316,74 +2103,69 @@
         <w:tc>
           <w:tcPr>
             <w:tcW w:w="1656" w:type="dxa"/>
-            <w:shd w:val="clear" w:color="auto" w:fill="FFC000"/>
-          </w:tcPr>
-          <w:p>
-            <w:pPr>
-              <w:jc w:val="both"/>
-              <w:rPr>
-                <w:rFonts w:ascii="Times New Roman" w:hAnsi="Times New Roman" w:cs="Times New Roman"/>
-                <w:lang w:val="tr-TR"/>
-              </w:rPr>
-            </w:pPr>
-            <w:r>
-              <w:rPr>
-                <w:rFonts w:ascii="Times New Roman" w:hAnsi="Times New Roman" w:cs="Times New Roman"/>
-                <w:lang w:val="tr-TR"/>
-              </w:rPr>
-              <w:t xml:space="preserve">Sıra Sizde </w:t>
+            <w:shd w:val="clear" w:color="auto" w:fill="D86DCB" w:themeFill="accent5" w:themeFillTint="99"/>
+          </w:tcPr>
+          <w:p>
+            <w:pPr>
+              <w:jc w:val="both"/>
+              <w:rPr>
+                <w:rFonts w:ascii="Times New Roman" w:hAnsi="Times New Roman" w:cs="Times New Roman"/>
+                <w:lang w:val="tr-TR"/>
+              </w:rPr>
+            </w:pPr>
+            <w:r>
+              <w:rPr>
+                <w:rFonts w:ascii="Times New Roman" w:hAnsi="Times New Roman" w:cs="Times New Roman"/>
+                <w:lang w:val="tr-TR"/>
+              </w:rPr>
+              <w:t>Örnek-Çözüm Atölyesi</w:t>
             </w:r>
           </w:p>
         </w:tc>
         <w:tc>
           <w:tcPr>
             <w:tcW w:w="1086" w:type="dxa"/>
-            <w:shd w:val="clear" w:color="auto" w:fill="FFC000"/>
-          </w:tcPr>
-          <w:p>
-            <w:pPr>
-              <w:jc w:val="both"/>
-              <w:rPr>
-                <w:rFonts w:ascii="Times New Roman" w:hAnsi="Times New Roman" w:cs="Times New Roman"/>
-                <w:lang w:val="tr-TR"/>
-              </w:rPr>
-            </w:pPr>
-            <w:r>
-              <w:rPr>
-                <w:rFonts w:ascii="Times New Roman" w:hAnsi="Times New Roman" w:cs="Times New Roman"/>
-                <w:lang w:val="tr-TR"/>
-              </w:rPr>
-              <w:t>2.7.</w:t>
+            <w:shd w:val="clear" w:color="auto" w:fill="D86DCB" w:themeFill="accent5" w:themeFillTint="99"/>
+          </w:tcPr>
+          <w:p>
+            <w:pPr>
+              <w:jc w:val="both"/>
+              <w:rPr>
+                <w:rFonts w:ascii="Times New Roman" w:hAnsi="Times New Roman" w:cs="Times New Roman"/>
+                <w:lang w:val="tr-TR"/>
+              </w:rPr>
+            </w:pPr>
+            <w:r>
+              <w:rPr>
+                <w:rFonts w:ascii="Times New Roman" w:hAnsi="Times New Roman" w:cs="Times New Roman"/>
+                <w:lang w:val="tr-TR"/>
+              </w:rPr>
+              <w:t>2.8.</w:t>
             </w:r>
           </w:p>
         </w:tc>
         <w:tc>
           <w:tcPr>
             <w:tcW w:w="5527" w:type="dxa"/>
-            <w:shd w:val="clear" w:color="auto" w:fill="FFC000"/>
-          </w:tcPr>
-          <w:p>
-            <w:pPr>
-              <w:jc w:val="both"/>
-              <w:rPr>
-                <w:rFonts w:ascii="Times New Roman" w:hAnsi="Times New Roman" w:cs="Times New Roman"/>
-                <w:lang w:val="tr-TR"/>
-              </w:rPr>
-            </w:pPr>
-            <w:r>
-              <w:rPr>
-                <w:rFonts w:ascii="Times New Roman" w:hAnsi="Times New Roman" w:cs="Times New Roman"/>
-                <w:lang w:val="tr-TR"/>
-              </w:rPr>
-              <w:t xml:space="preserve">Kim10.2.7 / 2.7. </w:t>
-            </w:r>
-            <w:r>
-              <w:rPr>
-                <w:rFonts w:ascii="Times New Roman" w:hAnsi="Times New Roman" w:cs="Times New Roman"/>
-                <w:lang w:val="tr-TR"/>
-              </w:rPr>
-              <w:t>Çözeltilerin Sınıflandırılması</w:t>
-            </w:r>
+            <w:shd w:val="clear" w:color="auto" w:fill="D86DCB" w:themeFill="accent5" w:themeFillTint="99"/>
+          </w:tcPr>
+          <w:p>
+            <w:pPr>
+              <w:jc w:val="both"/>
+              <w:rPr>
+                <w:rFonts w:ascii="Times New Roman" w:hAnsi="Times New Roman" w:cs="Times New Roman"/>
+                <w:lang w:val="tr-TR"/>
+              </w:rPr>
+            </w:pPr>
+            <w:r>
+              <w:rPr>
+                <w:rFonts w:ascii="Times New Roman" w:hAnsi="Times New Roman" w:cs="Times New Roman"/>
+                <w:lang w:val="tr-TR"/>
+              </w:rPr>
+              <w:t>Kim11.2.6 / 2.2.1. Suyun Otoiyonizasyonu</w:t>
+            </w:r>
+            <w:proofErr w:type="spellStart"/>
+            <w:proofErr w:type="spellEnd"/>
           </w:p>
         </w:tc>
       </w:tr>
@@ -2406,7 +2188,6 @@
                 <w:rFonts w:ascii="Times New Roman" w:hAnsi="Times New Roman" w:cs="Times New Roman"/>
                 <w:lang w:val="tr-TR"/>
               </w:rPr>
-              <w:lastRenderedPageBreak/>
               <w:t>Tema-2</w:t>
             </w:r>
           </w:p>
@@ -2414,29 +2195,29 @@
         <w:tc>
           <w:tcPr>
             <w:tcW w:w="1656" w:type="dxa"/>
-            <w:shd w:val="clear" w:color="auto" w:fill="00B0F0"/>
-          </w:tcPr>
-          <w:p>
-            <w:pPr>
-              <w:jc w:val="both"/>
-              <w:rPr>
-                <w:rFonts w:ascii="Times New Roman" w:hAnsi="Times New Roman" w:cs="Times New Roman"/>
-                <w:lang w:val="tr-TR"/>
-              </w:rPr>
-            </w:pPr>
-            <w:r>
-              <w:rPr>
-                <w:rFonts w:ascii="Times New Roman" w:hAnsi="Times New Roman" w:cs="Times New Roman"/>
-                <w:lang w:val="tr-TR"/>
-              </w:rPr>
-              <w:t>Analiz ve Keşif Atölyesi</w:t>
+            <w:shd w:val="clear" w:color="auto" w:fill="D86DCB" w:themeFill="accent5" w:themeFillTint="99"/>
+          </w:tcPr>
+          <w:p>
+            <w:pPr>
+              <w:jc w:val="both"/>
+              <w:rPr>
+                <w:rFonts w:ascii="Times New Roman" w:hAnsi="Times New Roman" w:cs="Times New Roman"/>
+                <w:lang w:val="tr-TR"/>
+              </w:rPr>
+            </w:pPr>
+            <w:r>
+              <w:rPr>
+                <w:rFonts w:ascii="Times New Roman" w:hAnsi="Times New Roman" w:cs="Times New Roman"/>
+                <w:lang w:val="tr-TR"/>
+              </w:rPr>
+              <w:t>Örnek-Çözüm Atölyesi</w:t>
             </w:r>
           </w:p>
         </w:tc>
         <w:tc>
           <w:tcPr>
             <w:tcW w:w="1086" w:type="dxa"/>
-            <w:shd w:val="clear" w:color="auto" w:fill="00B0F0"/>
+            <w:shd w:val="clear" w:color="auto" w:fill="D86DCB" w:themeFill="accent5" w:themeFillTint="99"/>
           </w:tcPr>
           <w:p>
             <w:pPr>
@@ -2458,30 +2239,25 @@
         <w:tc>
           <w:tcPr>
             <w:tcW w:w="5527" w:type="dxa"/>
-            <w:shd w:val="clear" w:color="auto" w:fill="00B0F0"/>
-          </w:tcPr>
-          <w:p>
-            <w:pPr>
-              <w:jc w:val="both"/>
-              <w:rPr>
-                <w:rFonts w:ascii="Times New Roman" w:hAnsi="Times New Roman" w:cs="Times New Roman"/>
-                <w:lang w:val="tr-TR"/>
-              </w:rPr>
-            </w:pPr>
-            <w:r>
-              <w:rPr>
-                <w:rFonts w:ascii="Times New Roman" w:hAnsi="Times New Roman" w:cs="Times New Roman"/>
-                <w:lang w:val="tr-TR"/>
-              </w:rPr>
-              <w:t xml:space="preserve">Kim10.2.8 / 2.8. </w:t>
-            </w:r>
-            <w:r>
-              <w:rPr>
-                <w:rFonts w:ascii="Times New Roman" w:hAnsi="Times New Roman" w:cs="Times New Roman"/>
-                <w:lang w:val="tr-TR"/>
-              </w:rPr>
-              <w:t>Koligatif Özellikler</w:t>
-            </w:r>
+            <w:shd w:val="clear" w:color="auto" w:fill="D86DCB" w:themeFill="accent5" w:themeFillTint="99"/>
+          </w:tcPr>
+          <w:p>
+            <w:pPr>
+              <w:jc w:val="both"/>
+              <w:rPr>
+                <w:rFonts w:ascii="Times New Roman" w:hAnsi="Times New Roman" w:cs="Times New Roman"/>
+                <w:lang w:val="tr-TR"/>
+              </w:rPr>
+            </w:pPr>
+            <w:r>
+              <w:rPr>
+                <w:rFonts w:ascii="Times New Roman" w:hAnsi="Times New Roman" w:cs="Times New Roman"/>
+                <w:lang w:val="tr-TR"/>
+              </w:rPr>
+              <w:t>Kim11.2.6 / 2.2.1. Suyun Otoiyonizasyonu</w:t>
+            </w:r>
+            <w:proofErr w:type="spellStart"/>
+            <w:proofErr w:type="spellEnd"/>
           </w:p>
         </w:tc>
       </w:tr>
@@ -2511,74 +2287,69 @@
         <w:tc>
           <w:tcPr>
             <w:tcW w:w="1656" w:type="dxa"/>
-            <w:shd w:val="clear" w:color="auto" w:fill="92D050"/>
-          </w:tcPr>
-          <w:p>
-            <w:pPr>
-              <w:jc w:val="both"/>
-              <w:rPr>
-                <w:rFonts w:ascii="Times New Roman" w:hAnsi="Times New Roman" w:cs="Times New Roman"/>
-                <w:lang w:val="tr-TR"/>
-              </w:rPr>
-            </w:pPr>
-            <w:r>
-              <w:rPr>
-                <w:rFonts w:ascii="Times New Roman" w:hAnsi="Times New Roman" w:cs="Times New Roman"/>
-                <w:lang w:val="tr-TR"/>
-              </w:rPr>
-              <w:t>Performans Görevi</w:t>
+            <w:shd w:val="clear" w:color="auto" w:fill="D86DCB" w:themeFill="accent5" w:themeFillTint="99"/>
+          </w:tcPr>
+          <w:p>
+            <w:pPr>
+              <w:jc w:val="both"/>
+              <w:rPr>
+                <w:rFonts w:ascii="Times New Roman" w:hAnsi="Times New Roman" w:cs="Times New Roman"/>
+                <w:lang w:val="tr-TR"/>
+              </w:rPr>
+            </w:pPr>
+            <w:r>
+              <w:rPr>
+                <w:rFonts w:ascii="Times New Roman" w:hAnsi="Times New Roman" w:cs="Times New Roman"/>
+                <w:lang w:val="tr-TR"/>
+              </w:rPr>
+              <w:t>Sıra Sizde</w:t>
             </w:r>
           </w:p>
         </w:tc>
         <w:tc>
           <w:tcPr>
             <w:tcW w:w="1086" w:type="dxa"/>
-            <w:shd w:val="clear" w:color="auto" w:fill="92D050"/>
-          </w:tcPr>
-          <w:p>
-            <w:pPr>
-              <w:jc w:val="both"/>
-              <w:rPr>
-                <w:rFonts w:ascii="Times New Roman" w:hAnsi="Times New Roman" w:cs="Times New Roman"/>
-                <w:lang w:val="tr-TR"/>
-              </w:rPr>
-            </w:pPr>
-            <w:r>
-              <w:rPr>
-                <w:rFonts w:ascii="Times New Roman" w:hAnsi="Times New Roman" w:cs="Times New Roman"/>
-                <w:lang w:val="tr-TR"/>
-              </w:rPr>
-              <w:t>2.1.</w:t>
+            <w:shd w:val="clear" w:color="auto" w:fill="D86DCB" w:themeFill="accent5" w:themeFillTint="99"/>
+          </w:tcPr>
+          <w:p>
+            <w:pPr>
+              <w:jc w:val="both"/>
+              <w:rPr>
+                <w:rFonts w:ascii="Times New Roman" w:hAnsi="Times New Roman" w:cs="Times New Roman"/>
+                <w:lang w:val="tr-TR"/>
+              </w:rPr>
+            </w:pPr>
+            <w:r>
+              <w:rPr>
+                <w:rFonts w:ascii="Times New Roman" w:hAnsi="Times New Roman" w:cs="Times New Roman"/>
+                <w:lang w:val="tr-TR"/>
+              </w:rPr>
+              <w:t>2.6.</w:t>
             </w:r>
           </w:p>
         </w:tc>
         <w:tc>
           <w:tcPr>
             <w:tcW w:w="5527" w:type="dxa"/>
-            <w:shd w:val="clear" w:color="auto" w:fill="92D050"/>
-          </w:tcPr>
-          <w:p>
-            <w:pPr>
-              <w:jc w:val="both"/>
-              <w:rPr>
-                <w:rFonts w:ascii="Times New Roman" w:hAnsi="Times New Roman" w:cs="Times New Roman"/>
-                <w:lang w:val="tr-TR"/>
-              </w:rPr>
-            </w:pPr>
-            <w:r>
-              <w:rPr>
-                <w:rFonts w:ascii="Times New Roman" w:hAnsi="Times New Roman" w:cs="Times New Roman"/>
-                <w:lang w:val="tr-TR"/>
-              </w:rPr>
-              <w:t xml:space="preserve">Kim10.2.8 / 2.8. </w:t>
-            </w:r>
-            <w:r>
-              <w:rPr>
-                <w:rFonts w:ascii="Times New Roman" w:hAnsi="Times New Roman" w:cs="Times New Roman"/>
-                <w:lang w:val="tr-TR"/>
-              </w:rPr>
-              <w:t>Koligatif Özellikler</w:t>
-            </w:r>
+            <w:shd w:val="clear" w:color="auto" w:fill="D86DCB" w:themeFill="accent5" w:themeFillTint="99"/>
+          </w:tcPr>
+          <w:p>
+            <w:pPr>
+              <w:jc w:val="both"/>
+              <w:rPr>
+                <w:rFonts w:ascii="Times New Roman" w:hAnsi="Times New Roman" w:cs="Times New Roman"/>
+                <w:lang w:val="tr-TR"/>
+              </w:rPr>
+            </w:pPr>
+            <w:r>
+              <w:rPr>
+                <w:rFonts w:ascii="Times New Roman" w:hAnsi="Times New Roman" w:cs="Times New Roman"/>
+                <w:lang w:val="tr-TR"/>
+              </w:rPr>
+              <w:t>Kim11.2.6 / 2.2.1. Suyun Otoiyonizasyonu</w:t>
+            </w:r>
+            <w:proofErr w:type="spellStart"/>
+            <w:proofErr w:type="spellEnd"/>
           </w:p>
         </w:tc>
       </w:tr>
@@ -2608,88 +2379,69 @@
         <w:tc>
           <w:tcPr>
             <w:tcW w:w="1656" w:type="dxa"/>
-            <w:shd w:val="clear" w:color="auto" w:fill="E59EDC" w:themeFill="accent5" w:themeFillTint="66"/>
-          </w:tcPr>
-          <w:p>
-            <w:pPr>
-              <w:jc w:val="both"/>
-              <w:rPr>
-                <w:rFonts w:ascii="Times New Roman" w:hAnsi="Times New Roman" w:cs="Times New Roman"/>
-                <w:lang w:val="tr-TR"/>
-              </w:rPr>
-            </w:pPr>
-            <w:r>
-              <w:rPr>
-                <w:rFonts w:ascii="Times New Roman" w:hAnsi="Times New Roman" w:cs="Times New Roman"/>
-                <w:lang w:val="tr-TR"/>
-              </w:rPr>
-              <w:t>Tartışma ve Paylaşım Atölyesi</w:t>
+            <w:shd w:val="clear" w:color="auto" w:fill="D86DCB" w:themeFill="accent5" w:themeFillTint="99"/>
+          </w:tcPr>
+          <w:p>
+            <w:pPr>
+              <w:jc w:val="both"/>
+              <w:rPr>
+                <w:rFonts w:ascii="Times New Roman" w:hAnsi="Times New Roman" w:cs="Times New Roman"/>
+                <w:lang w:val="tr-TR"/>
+              </w:rPr>
+            </w:pPr>
+            <w:r>
+              <w:rPr>
+                <w:rFonts w:ascii="Times New Roman" w:hAnsi="Times New Roman" w:cs="Times New Roman"/>
+                <w:lang w:val="tr-TR"/>
+              </w:rPr>
+              <w:t>Analiz ve Keşif Atölyesi</w:t>
             </w:r>
           </w:p>
         </w:tc>
         <w:tc>
           <w:tcPr>
             <w:tcW w:w="1086" w:type="dxa"/>
-            <w:shd w:val="clear" w:color="auto" w:fill="E59EDC" w:themeFill="accent5" w:themeFillTint="66"/>
-          </w:tcPr>
-          <w:p>
-            <w:pPr>
-              <w:jc w:val="both"/>
-              <w:rPr>
-                <w:rFonts w:ascii="Times New Roman" w:hAnsi="Times New Roman" w:cs="Times New Roman"/>
-                <w:lang w:val="tr-TR"/>
-              </w:rPr>
-            </w:pPr>
-            <w:r>
-              <w:rPr>
-                <w:rFonts w:ascii="Times New Roman" w:hAnsi="Times New Roman" w:cs="Times New Roman"/>
-                <w:lang w:val="tr-TR"/>
-              </w:rPr>
-              <w:t>2.</w:t>
-            </w:r>
-            <w:r>
-              <w:rPr>
-                <w:rFonts w:ascii="Times New Roman" w:hAnsi="Times New Roman" w:cs="Times New Roman"/>
-                <w:lang w:val="tr-TR"/>
-              </w:rPr>
-              <w:t>2</w:t>
-            </w:r>
-            <w:r>
-              <w:rPr>
-                <w:rFonts w:ascii="Times New Roman" w:hAnsi="Times New Roman" w:cs="Times New Roman"/>
-                <w:lang w:val="tr-TR"/>
-              </w:rPr>
-              <w:t>.</w:t>
+            <w:shd w:val="clear" w:color="auto" w:fill="D86DCB" w:themeFill="accent5" w:themeFillTint="99"/>
+          </w:tcPr>
+          <w:p>
+            <w:pPr>
+              <w:jc w:val="both"/>
+              <w:rPr>
+                <w:rFonts w:ascii="Times New Roman" w:hAnsi="Times New Roman" w:cs="Times New Roman"/>
+                <w:lang w:val="tr-TR"/>
+              </w:rPr>
+            </w:pPr>
+            <w:r>
+              <w:rPr>
+                <w:rFonts w:ascii="Times New Roman" w:hAnsi="Times New Roman" w:cs="Times New Roman"/>
+                <w:lang w:val="tr-TR"/>
+              </w:rPr>
+              <w:t>2.7.</w:t>
             </w:r>
           </w:p>
         </w:tc>
         <w:tc>
           <w:tcPr>
             <w:tcW w:w="5527" w:type="dxa"/>
-            <w:shd w:val="clear" w:color="auto" w:fill="E59EDC" w:themeFill="accent5" w:themeFillTint="66"/>
-          </w:tcPr>
-          <w:p>
-            <w:pPr>
-              <w:jc w:val="both"/>
-              <w:rPr>
-                <w:rFonts w:ascii="Times New Roman" w:hAnsi="Times New Roman" w:cs="Times New Roman"/>
-                <w:lang w:val="tr-TR"/>
-              </w:rPr>
-            </w:pPr>
-            <w:r>
-              <w:rPr>
-                <w:rFonts w:ascii="Times New Roman" w:hAnsi="Times New Roman" w:cs="Times New Roman"/>
-                <w:lang w:val="tr-TR"/>
-              </w:rPr>
-              <w:t xml:space="preserve">Kim10.2.8 / 2.8. </w:t>
-            </w:r>
-            <w:r>
-              <w:rPr>
-                <w:rFonts w:ascii="Times New Roman" w:hAnsi="Times New Roman" w:cs="Times New Roman"/>
-                <w:lang w:val="tr-TR"/>
-              </w:rPr>
-              <w:t>Koligatif Özellikler</w:t>
-            </w:r>
+            <w:shd w:val="clear" w:color="auto" w:fill="D86DCB" w:themeFill="accent5" w:themeFillTint="99"/>
+          </w:tcPr>
+          <w:p>
+            <w:pPr>
+              <w:jc w:val="both"/>
+              <w:rPr>
+                <w:rFonts w:ascii="Times New Roman" w:hAnsi="Times New Roman" w:cs="Times New Roman"/>
+                <w:lang w:val="tr-TR"/>
+              </w:rPr>
+            </w:pPr>
+            <w:r>
+              <w:rPr>
+                <w:rFonts w:ascii="Times New Roman" w:hAnsi="Times New Roman" w:cs="Times New Roman"/>
+                <w:lang w:val="tr-TR"/>
+              </w:rPr>
+              <w:t>Kim11.2.7 / 2.2.2. Asit Baz Teorilerinin Karşılaştırılması</w:t>
+            </w:r>
+            <w:proofErr w:type="spellStart"/>
+            <w:proofErr w:type="spellEnd"/>
           </w:p>
         </w:tc>
       </w:tr>
@@ -2719,29 +2471,305 @@
         <w:tc>
           <w:tcPr>
             <w:tcW w:w="1656" w:type="dxa"/>
-            <w:shd w:val="clear" w:color="auto" w:fill="FFC000"/>
-          </w:tcPr>
-          <w:p>
-            <w:pPr>
-              <w:jc w:val="both"/>
-              <w:rPr>
-                <w:rFonts w:ascii="Times New Roman" w:hAnsi="Times New Roman" w:cs="Times New Roman"/>
-                <w:lang w:val="tr-TR"/>
-              </w:rPr>
-            </w:pPr>
-            <w:r>
-              <w:rPr>
-                <w:rFonts w:ascii="Times New Roman" w:hAnsi="Times New Roman" w:cs="Times New Roman"/>
-                <w:lang w:val="tr-TR"/>
-              </w:rPr>
-              <w:t xml:space="preserve">Sıra Sizde </w:t>
+            <w:shd w:val="clear" w:color="auto" w:fill="D86DCB" w:themeFill="accent5" w:themeFillTint="99"/>
+          </w:tcPr>
+          <w:p>
+            <w:pPr>
+              <w:jc w:val="both"/>
+              <w:rPr>
+                <w:rFonts w:ascii="Times New Roman" w:hAnsi="Times New Roman" w:cs="Times New Roman"/>
+                <w:lang w:val="tr-TR"/>
+              </w:rPr>
+            </w:pPr>
+            <w:r>
+              <w:rPr>
+                <w:rFonts w:ascii="Times New Roman" w:hAnsi="Times New Roman" w:cs="Times New Roman"/>
+                <w:lang w:val="tr-TR"/>
+              </w:rPr>
+              <w:t>Örnek-Çözüm Atölyesi</w:t>
             </w:r>
           </w:p>
         </w:tc>
         <w:tc>
           <w:tcPr>
             <w:tcW w:w="1086" w:type="dxa"/>
-            <w:shd w:val="clear" w:color="auto" w:fill="FFC000"/>
+            <w:shd w:val="clear" w:color="auto" w:fill="D86DCB" w:themeFill="accent5" w:themeFillTint="99"/>
+          </w:tcPr>
+          <w:p>
+            <w:pPr>
+              <w:jc w:val="both"/>
+              <w:rPr>
+                <w:rFonts w:ascii="Times New Roman" w:hAnsi="Times New Roman" w:cs="Times New Roman"/>
+                <w:lang w:val="tr-TR"/>
+              </w:rPr>
+            </w:pPr>
+            <w:r>
+              <w:rPr>
+                <w:rFonts w:ascii="Times New Roman" w:hAnsi="Times New Roman" w:cs="Times New Roman"/>
+                <w:lang w:val="tr-TR"/>
+              </w:rPr>
+              <w:t>2.10.</w:t>
+            </w:r>
+          </w:p>
+        </w:tc>
+        <w:tc>
+          <w:tcPr>
+            <w:tcW w:w="5527" w:type="dxa"/>
+            <w:shd w:val="clear" w:color="auto" w:fill="D86DCB" w:themeFill="accent5" w:themeFillTint="99"/>
+          </w:tcPr>
+          <w:p>
+            <w:pPr>
+              <w:jc w:val="both"/>
+              <w:rPr>
+                <w:rFonts w:ascii="Times New Roman" w:hAnsi="Times New Roman" w:cs="Times New Roman"/>
+                <w:lang w:val="tr-TR"/>
+              </w:rPr>
+            </w:pPr>
+            <w:r>
+              <w:rPr>
+                <w:rFonts w:ascii="Times New Roman" w:hAnsi="Times New Roman" w:cs="Times New Roman"/>
+                <w:lang w:val="tr-TR"/>
+              </w:rPr>
+              <w:t>Kim11.2.7 / 2.2.2. Asit Baz Teorilerinin Karşılaştırılması</w:t>
+            </w:r>
+            <w:proofErr w:type="spellStart"/>
+            <w:proofErr w:type="spellEnd"/>
+          </w:p>
+        </w:tc>
+      </w:tr>
+      <w:tr>
+        <w:tc>
+          <w:tcPr>
+            <w:tcW w:w="1081" w:type="dxa"/>
+            <w:shd w:val="clear" w:color="auto" w:fill="92D050"/>
+          </w:tcPr>
+          <w:p>
+            <w:pPr>
+              <w:jc w:val="both"/>
+              <w:rPr>
+                <w:rFonts w:ascii="Times New Roman" w:hAnsi="Times New Roman" w:cs="Times New Roman"/>
+                <w:lang w:val="tr-TR"/>
+              </w:rPr>
+            </w:pPr>
+            <w:r>
+              <w:rPr>
+                <w:rFonts w:ascii="Times New Roman" w:hAnsi="Times New Roman" w:cs="Times New Roman"/>
+                <w:lang w:val="tr-TR"/>
+              </w:rPr>
+              <w:t>Tema-2</w:t>
+            </w:r>
+          </w:p>
+        </w:tc>
+        <w:tc>
+          <w:tcPr>
+            <w:tcW w:w="1656" w:type="dxa"/>
+            <w:shd w:val="clear" w:color="auto" w:fill="D86DCB" w:themeFill="accent5" w:themeFillTint="99"/>
+          </w:tcPr>
+          <w:p>
+            <w:pPr>
+              <w:jc w:val="both"/>
+              <w:rPr>
+                <w:rFonts w:ascii="Times New Roman" w:hAnsi="Times New Roman" w:cs="Times New Roman"/>
+                <w:lang w:val="tr-TR"/>
+              </w:rPr>
+            </w:pPr>
+            <w:r>
+              <w:rPr>
+                <w:rFonts w:ascii="Times New Roman" w:hAnsi="Times New Roman" w:cs="Times New Roman"/>
+                <w:lang w:val="tr-TR"/>
+              </w:rPr>
+              <w:t>Bilgi Köşesi</w:t>
+            </w:r>
+          </w:p>
+        </w:tc>
+        <w:tc>
+          <w:tcPr>
+            <w:tcW w:w="1086" w:type="dxa"/>
+            <w:shd w:val="clear" w:color="auto" w:fill="D86DCB" w:themeFill="accent5" w:themeFillTint="99"/>
+          </w:tcPr>
+          <w:p>
+            <w:pPr>
+              <w:jc w:val="both"/>
+              <w:rPr>
+                <w:rFonts w:ascii="Times New Roman" w:hAnsi="Times New Roman" w:cs="Times New Roman"/>
+                <w:lang w:val="tr-TR"/>
+              </w:rPr>
+            </w:pPr>
+            <w:r>
+              <w:rPr>
+                <w:rFonts w:ascii="Times New Roman" w:hAnsi="Times New Roman" w:cs="Times New Roman"/>
+                <w:lang w:val="tr-TR"/>
+              </w:rPr>
+              <w:t>2.2.</w:t>
+            </w:r>
+          </w:p>
+        </w:tc>
+        <w:tc>
+          <w:tcPr>
+            <w:tcW w:w="5527" w:type="dxa"/>
+            <w:shd w:val="clear" w:color="auto" w:fill="D86DCB" w:themeFill="accent5" w:themeFillTint="99"/>
+          </w:tcPr>
+          <w:p>
+            <w:pPr>
+              <w:jc w:val="both"/>
+              <w:rPr>
+                <w:rFonts w:ascii="Times New Roman" w:hAnsi="Times New Roman" w:cs="Times New Roman"/>
+                <w:lang w:val="tr-TR"/>
+              </w:rPr>
+            </w:pPr>
+            <w:r>
+              <w:rPr>
+                <w:rFonts w:ascii="Times New Roman" w:hAnsi="Times New Roman" w:cs="Times New Roman"/>
+                <w:lang w:val="tr-TR"/>
+              </w:rPr>
+              <w:t>Kim11.2.7 / 2.2.2. Asit Baz Teorilerinin Karşılaştırılması</w:t>
+            </w:r>
+            <w:proofErr w:type="spellStart"/>
+            <w:proofErr w:type="spellEnd"/>
+          </w:p>
+        </w:tc>
+      </w:tr>
+      <w:tr>
+        <w:tc>
+          <w:tcPr>
+            <w:tcW w:w="1081" w:type="dxa"/>
+            <w:shd w:val="clear" w:color="auto" w:fill="92D050"/>
+          </w:tcPr>
+          <w:p>
+            <w:pPr>
+              <w:jc w:val="both"/>
+              <w:rPr>
+                <w:rFonts w:ascii="Times New Roman" w:hAnsi="Times New Roman" w:cs="Times New Roman"/>
+                <w:lang w:val="tr-TR"/>
+              </w:rPr>
+            </w:pPr>
+            <w:r>
+              <w:rPr>
+                <w:rFonts w:ascii="Times New Roman" w:hAnsi="Times New Roman" w:cs="Times New Roman"/>
+                <w:lang w:val="tr-TR"/>
+              </w:rPr>
+              <w:t>Tema-2</w:t>
+            </w:r>
+          </w:p>
+        </w:tc>
+        <w:tc>
+          <w:tcPr>
+            <w:tcW w:w="1656" w:type="dxa"/>
+            <w:shd w:val="clear" w:color="auto" w:fill="D86DCB" w:themeFill="accent5" w:themeFillTint="99"/>
+          </w:tcPr>
+          <w:p>
+            <w:pPr>
+              <w:jc w:val="both"/>
+              <w:rPr>
+                <w:rFonts w:ascii="Times New Roman" w:hAnsi="Times New Roman" w:cs="Times New Roman"/>
+                <w:lang w:val="tr-TR"/>
+              </w:rPr>
+            </w:pPr>
+            <w:r>
+              <w:rPr>
+                <w:rFonts w:ascii="Times New Roman" w:hAnsi="Times New Roman" w:cs="Times New Roman"/>
+                <w:lang w:val="tr-TR"/>
+              </w:rPr>
+              <w:t>Sıra Sizde</w:t>
+            </w:r>
+          </w:p>
+        </w:tc>
+        <w:tc>
+          <w:tcPr>
+            <w:tcW w:w="1086" w:type="dxa"/>
+            <w:shd w:val="clear" w:color="auto" w:fill="D86DCB" w:themeFill="accent5" w:themeFillTint="99"/>
+          </w:tcPr>
+          <w:p>
+            <w:pPr>
+              <w:jc w:val="both"/>
+              <w:rPr>
+                <w:rFonts w:ascii="Times New Roman" w:hAnsi="Times New Roman" w:cs="Times New Roman"/>
+                <w:lang w:val="tr-TR"/>
+              </w:rPr>
+            </w:pPr>
+            <w:r>
+              <w:rPr>
+                <w:rFonts w:ascii="Times New Roman" w:hAnsi="Times New Roman" w:cs="Times New Roman"/>
+                <w:lang w:val="tr-TR"/>
+              </w:rPr>
+              <w:t>2.7.</w:t>
+            </w:r>
+          </w:p>
+        </w:tc>
+        <w:tc>
+          <w:tcPr>
+            <w:tcW w:w="5527" w:type="dxa"/>
+            <w:shd w:val="clear" w:color="auto" w:fill="D86DCB" w:themeFill="accent5" w:themeFillTint="99"/>
+          </w:tcPr>
+          <w:p>
+            <w:pPr>
+              <w:jc w:val="both"/>
+              <w:rPr>
+                <w:rFonts w:ascii="Times New Roman" w:hAnsi="Times New Roman" w:cs="Times New Roman"/>
+                <w:lang w:val="tr-TR"/>
+              </w:rPr>
+            </w:pPr>
+            <w:r>
+              <w:rPr>
+                <w:rFonts w:ascii="Times New Roman" w:hAnsi="Times New Roman" w:cs="Times New Roman"/>
+                <w:lang w:val="tr-TR"/>
+              </w:rPr>
+              <w:t>Kim11.2.7 / 2.2.2. Asit Baz Teorilerinin Karşılaştırılması</w:t>
+            </w:r>
+            <w:proofErr w:type="spellStart"/>
+            <w:proofErr w:type="spellEnd"/>
+          </w:p>
+        </w:tc>
+      </w:tr>
+      <w:tr>
+        <w:tc>
+          <w:tcPr>
+            <w:tcW w:w="1081" w:type="dxa"/>
+            <w:shd w:val="clear" w:color="auto" w:fill="92D050"/>
+          </w:tcPr>
+          <w:p>
+            <w:pPr>
+              <w:jc w:val="both"/>
+              <w:rPr>
+                <w:rFonts w:ascii="Times New Roman" w:hAnsi="Times New Roman" w:cs="Times New Roman"/>
+                <w:lang w:val="tr-TR"/>
+              </w:rPr>
+            </w:pPr>
+            <w:r>
+              <w:rPr>
+                <w:rFonts w:ascii="Times New Roman" w:hAnsi="Times New Roman" w:cs="Times New Roman"/>
+                <w:lang w:val="tr-TR"/>
+              </w:rPr>
+              <w:t>Tema-2</w:t>
+            </w:r>
+          </w:p>
+        </w:tc>
+        <w:tc>
+          <w:tcPr>
+            <w:tcW w:w="1656" w:type="dxa"/>
+            <w:shd w:val="clear" w:color="auto" w:fill="D86DCB" w:themeFill="accent5" w:themeFillTint="99"/>
+          </w:tcPr>
+          <w:p>
+            <w:pPr>
+              <w:jc w:val="both"/>
+              <w:rPr>
+                <w:rFonts w:ascii="Times New Roman" w:hAnsi="Times New Roman" w:cs="Times New Roman"/>
+                <w:lang w:val="tr-TR"/>
+              </w:rPr>
+            </w:pPr>
+            <w:r>
+              <w:rPr>
+                <w:rFonts w:ascii="Times New Roman" w:hAnsi="Times New Roman" w:cs="Times New Roman"/>
+                <w:lang w:val="tr-TR"/>
+              </w:rPr>
+              <w:t>Analiz ve Keşif Atölyesi</w:t>
+            </w:r>
+          </w:p>
+        </w:tc>
+        <w:tc>
+          <w:tcPr>
+            <w:tcW w:w="1086" w:type="dxa"/>
+            <w:shd w:val="clear" w:color="auto" w:fill="D86DCB" w:themeFill="accent5" w:themeFillTint="99"/>
           </w:tcPr>
           <w:p>
             <w:pPr>
@@ -2763,30 +2791,3245 @@
         <w:tc>
           <w:tcPr>
             <w:tcW w:w="5527" w:type="dxa"/>
-            <w:shd w:val="clear" w:color="auto" w:fill="FFC000"/>
-          </w:tcPr>
-          <w:p>
-            <w:pPr>
-              <w:jc w:val="both"/>
-              <w:rPr>
-                <w:rFonts w:ascii="Times New Roman" w:hAnsi="Times New Roman" w:cs="Times New Roman"/>
-                <w:lang w:val="tr-TR"/>
-              </w:rPr>
-            </w:pPr>
-            <w:r>
-              <w:rPr>
-                <w:rFonts w:ascii="Times New Roman" w:hAnsi="Times New Roman" w:cs="Times New Roman"/>
-                <w:lang w:val="tr-TR"/>
-              </w:rPr>
-              <w:t xml:space="preserve">Kim10.2.8 / 2.8. </w:t>
-            </w:r>
-            <w:r>
-              <w:rPr>
-                <w:rFonts w:ascii="Times New Roman" w:hAnsi="Times New Roman" w:cs="Times New Roman"/>
-                <w:lang w:val="tr-TR"/>
-              </w:rPr>
-              <w:t>Koligatif Özellikler</w:t>
-            </w:r>
+            <w:shd w:val="clear" w:color="auto" w:fill="D86DCB" w:themeFill="accent5" w:themeFillTint="99"/>
+          </w:tcPr>
+          <w:p>
+            <w:pPr>
+              <w:jc w:val="both"/>
+              <w:rPr>
+                <w:rFonts w:ascii="Times New Roman" w:hAnsi="Times New Roman" w:cs="Times New Roman"/>
+                <w:lang w:val="tr-TR"/>
+              </w:rPr>
+            </w:pPr>
+            <w:r>
+              <w:rPr>
+                <w:rFonts w:ascii="Times New Roman" w:hAnsi="Times New Roman" w:cs="Times New Roman"/>
+                <w:lang w:val="tr-TR"/>
+              </w:rPr>
+              <w:t>Kim11.2.8 / 2.2.3. Asitlerin ve Bazların Kuvveti</w:t>
+            </w:r>
+            <w:proofErr w:type="spellStart"/>
+            <w:proofErr w:type="spellEnd"/>
+          </w:p>
+        </w:tc>
+      </w:tr>
+      <w:tr>
+        <w:tc>
+          <w:tcPr>
+            <w:tcW w:w="1081" w:type="dxa"/>
+            <w:shd w:val="clear" w:color="auto" w:fill="92D050"/>
+          </w:tcPr>
+          <w:p>
+            <w:pPr>
+              <w:jc w:val="both"/>
+              <w:rPr>
+                <w:rFonts w:ascii="Times New Roman" w:hAnsi="Times New Roman" w:cs="Times New Roman"/>
+                <w:lang w:val="tr-TR"/>
+              </w:rPr>
+            </w:pPr>
+            <w:r>
+              <w:rPr>
+                <w:rFonts w:ascii="Times New Roman" w:hAnsi="Times New Roman" w:cs="Times New Roman"/>
+                <w:lang w:val="tr-TR"/>
+              </w:rPr>
+              <w:t>Tema-2</w:t>
+            </w:r>
+          </w:p>
+        </w:tc>
+        <w:tc>
+          <w:tcPr>
+            <w:tcW w:w="1656" w:type="dxa"/>
+            <w:shd w:val="clear" w:color="auto" w:fill="D86DCB" w:themeFill="accent5" w:themeFillTint="99"/>
+          </w:tcPr>
+          <w:p>
+            <w:pPr>
+              <w:jc w:val="both"/>
+              <w:rPr>
+                <w:rFonts w:ascii="Times New Roman" w:hAnsi="Times New Roman" w:cs="Times New Roman"/>
+                <w:lang w:val="tr-TR"/>
+              </w:rPr>
+            </w:pPr>
+            <w:r>
+              <w:rPr>
+                <w:rFonts w:ascii="Times New Roman" w:hAnsi="Times New Roman" w:cs="Times New Roman"/>
+                <w:lang w:val="tr-TR"/>
+              </w:rPr>
+              <w:t>Örnek-Çözüm Atölyesi</w:t>
+            </w:r>
+          </w:p>
+        </w:tc>
+        <w:tc>
+          <w:tcPr>
+            <w:tcW w:w="1086" w:type="dxa"/>
+            <w:shd w:val="clear" w:color="auto" w:fill="D86DCB" w:themeFill="accent5" w:themeFillTint="99"/>
+          </w:tcPr>
+          <w:p>
+            <w:pPr>
+              <w:jc w:val="both"/>
+              <w:rPr>
+                <w:rFonts w:ascii="Times New Roman" w:hAnsi="Times New Roman" w:cs="Times New Roman"/>
+                <w:lang w:val="tr-TR"/>
+              </w:rPr>
+            </w:pPr>
+            <w:r>
+              <w:rPr>
+                <w:rFonts w:ascii="Times New Roman" w:hAnsi="Times New Roman" w:cs="Times New Roman"/>
+                <w:lang w:val="tr-TR"/>
+              </w:rPr>
+              <w:t>2.11.</w:t>
+            </w:r>
+          </w:p>
+        </w:tc>
+        <w:tc>
+          <w:tcPr>
+            <w:tcW w:w="5527" w:type="dxa"/>
+            <w:shd w:val="clear" w:color="auto" w:fill="D86DCB" w:themeFill="accent5" w:themeFillTint="99"/>
+          </w:tcPr>
+          <w:p>
+            <w:pPr>
+              <w:jc w:val="both"/>
+              <w:rPr>
+                <w:rFonts w:ascii="Times New Roman" w:hAnsi="Times New Roman" w:cs="Times New Roman"/>
+                <w:lang w:val="tr-TR"/>
+              </w:rPr>
+            </w:pPr>
+            <w:r>
+              <w:rPr>
+                <w:rFonts w:ascii="Times New Roman" w:hAnsi="Times New Roman" w:cs="Times New Roman"/>
+                <w:lang w:val="tr-TR"/>
+              </w:rPr>
+              <w:t>Kim11.2.8 / 2.2.3. Asitlerin ve Bazların Kuvveti</w:t>
+            </w:r>
+            <w:proofErr w:type="spellStart"/>
+            <w:proofErr w:type="spellEnd"/>
+          </w:p>
+        </w:tc>
+      </w:tr>
+      <w:tr>
+        <w:tc>
+          <w:tcPr>
+            <w:tcW w:w="1081" w:type="dxa"/>
+            <w:shd w:val="clear" w:color="auto" w:fill="92D050"/>
+          </w:tcPr>
+          <w:p>
+            <w:pPr>
+              <w:jc w:val="both"/>
+              <w:rPr>
+                <w:rFonts w:ascii="Times New Roman" w:hAnsi="Times New Roman" w:cs="Times New Roman"/>
+                <w:lang w:val="tr-TR"/>
+              </w:rPr>
+            </w:pPr>
+            <w:r>
+              <w:rPr>
+                <w:rFonts w:ascii="Times New Roman" w:hAnsi="Times New Roman" w:cs="Times New Roman"/>
+                <w:lang w:val="tr-TR"/>
+              </w:rPr>
+              <w:t>Tema-2</w:t>
+            </w:r>
+          </w:p>
+        </w:tc>
+        <w:tc>
+          <w:tcPr>
+            <w:tcW w:w="1656" w:type="dxa"/>
+            <w:shd w:val="clear" w:color="auto" w:fill="D86DCB" w:themeFill="accent5" w:themeFillTint="99"/>
+          </w:tcPr>
+          <w:p>
+            <w:pPr>
+              <w:jc w:val="both"/>
+              <w:rPr>
+                <w:rFonts w:ascii="Times New Roman" w:hAnsi="Times New Roman" w:cs="Times New Roman"/>
+                <w:lang w:val="tr-TR"/>
+              </w:rPr>
+            </w:pPr>
+            <w:r>
+              <w:rPr>
+                <w:rFonts w:ascii="Times New Roman" w:hAnsi="Times New Roman" w:cs="Times New Roman"/>
+                <w:lang w:val="tr-TR"/>
+              </w:rPr>
+              <w:t>Sıra Sizde</w:t>
+            </w:r>
+          </w:p>
+        </w:tc>
+        <w:tc>
+          <w:tcPr>
+            <w:tcW w:w="1086" w:type="dxa"/>
+            <w:shd w:val="clear" w:color="auto" w:fill="D86DCB" w:themeFill="accent5" w:themeFillTint="99"/>
+          </w:tcPr>
+          <w:p>
+            <w:pPr>
+              <w:jc w:val="both"/>
+              <w:rPr>
+                <w:rFonts w:ascii="Times New Roman" w:hAnsi="Times New Roman" w:cs="Times New Roman"/>
+                <w:lang w:val="tr-TR"/>
+              </w:rPr>
+            </w:pPr>
+            <w:r>
+              <w:rPr>
+                <w:rFonts w:ascii="Times New Roman" w:hAnsi="Times New Roman" w:cs="Times New Roman"/>
+                <w:lang w:val="tr-TR"/>
+              </w:rPr>
+              <w:t>2.8.</w:t>
+            </w:r>
+          </w:p>
+        </w:tc>
+        <w:tc>
+          <w:tcPr>
+            <w:tcW w:w="5527" w:type="dxa"/>
+            <w:shd w:val="clear" w:color="auto" w:fill="D86DCB" w:themeFill="accent5" w:themeFillTint="99"/>
+          </w:tcPr>
+          <w:p>
+            <w:pPr>
+              <w:jc w:val="both"/>
+              <w:rPr>
+                <w:rFonts w:ascii="Times New Roman" w:hAnsi="Times New Roman" w:cs="Times New Roman"/>
+                <w:lang w:val="tr-TR"/>
+              </w:rPr>
+            </w:pPr>
+            <w:r>
+              <w:rPr>
+                <w:rFonts w:ascii="Times New Roman" w:hAnsi="Times New Roman" w:cs="Times New Roman"/>
+                <w:lang w:val="tr-TR"/>
+              </w:rPr>
+              <w:t>Kim11.2.8 / 2.2.3. Asitlerin ve Bazların Kuvveti</w:t>
+            </w:r>
+            <w:proofErr w:type="spellStart"/>
+            <w:proofErr w:type="spellEnd"/>
+          </w:p>
+        </w:tc>
+      </w:tr>
+      <w:tr>
+        <w:tc>
+          <w:tcPr>
+            <w:tcW w:w="1081" w:type="dxa"/>
+            <w:shd w:val="clear" w:color="auto" w:fill="92D050"/>
+          </w:tcPr>
+          <w:p>
+            <w:pPr>
+              <w:jc w:val="both"/>
+              <w:rPr>
+                <w:rFonts w:ascii="Times New Roman" w:hAnsi="Times New Roman" w:cs="Times New Roman"/>
+                <w:lang w:val="tr-TR"/>
+              </w:rPr>
+            </w:pPr>
+            <w:r>
+              <w:rPr>
+                <w:rFonts w:ascii="Times New Roman" w:hAnsi="Times New Roman" w:cs="Times New Roman"/>
+                <w:lang w:val="tr-TR"/>
+              </w:rPr>
+              <w:t>Tema-2</w:t>
+            </w:r>
+          </w:p>
+        </w:tc>
+        <w:tc>
+          <w:tcPr>
+            <w:tcW w:w="1656" w:type="dxa"/>
+            <w:shd w:val="clear" w:color="auto" w:fill="D86DCB" w:themeFill="accent5" w:themeFillTint="99"/>
+          </w:tcPr>
+          <w:p>
+            <w:pPr>
+              <w:jc w:val="both"/>
+              <w:rPr>
+                <w:rFonts w:ascii="Times New Roman" w:hAnsi="Times New Roman" w:cs="Times New Roman"/>
+                <w:lang w:val="tr-TR"/>
+              </w:rPr>
+            </w:pPr>
+            <w:r>
+              <w:rPr>
+                <w:rFonts w:ascii="Times New Roman" w:hAnsi="Times New Roman" w:cs="Times New Roman"/>
+                <w:lang w:val="tr-TR"/>
+              </w:rPr>
+              <w:t>Analiz ve Keşif Atölyesi</w:t>
+            </w:r>
+          </w:p>
+        </w:tc>
+        <w:tc>
+          <w:tcPr>
+            <w:tcW w:w="1086" w:type="dxa"/>
+            <w:shd w:val="clear" w:color="auto" w:fill="D86DCB" w:themeFill="accent5" w:themeFillTint="99"/>
+          </w:tcPr>
+          <w:p>
+            <w:pPr>
+              <w:jc w:val="both"/>
+              <w:rPr>
+                <w:rFonts w:ascii="Times New Roman" w:hAnsi="Times New Roman" w:cs="Times New Roman"/>
+                <w:lang w:val="tr-TR"/>
+              </w:rPr>
+            </w:pPr>
+            <w:r>
+              <w:rPr>
+                <w:rFonts w:ascii="Times New Roman" w:hAnsi="Times New Roman" w:cs="Times New Roman"/>
+                <w:lang w:val="tr-TR"/>
+              </w:rPr>
+              <w:t>2.9.</w:t>
+            </w:r>
+          </w:p>
+        </w:tc>
+        <w:tc>
+          <w:tcPr>
+            <w:tcW w:w="5527" w:type="dxa"/>
+            <w:shd w:val="clear" w:color="auto" w:fill="D86DCB" w:themeFill="accent5" w:themeFillTint="99"/>
+          </w:tcPr>
+          <w:p>
+            <w:pPr>
+              <w:jc w:val="both"/>
+              <w:rPr>
+                <w:rFonts w:ascii="Times New Roman" w:hAnsi="Times New Roman" w:cs="Times New Roman"/>
+                <w:lang w:val="tr-TR"/>
+              </w:rPr>
+            </w:pPr>
+            <w:r>
+              <w:rPr>
+                <w:rFonts w:ascii="Times New Roman" w:hAnsi="Times New Roman" w:cs="Times New Roman"/>
+                <w:lang w:val="tr-TR"/>
+              </w:rPr>
+              <w:t>Kim11.2.9 / 2.2.4. Kuvvetli Asit-Zayıf Asit ve Kuvvetli Baz-Zayıf Baz Sulu Çözeltilerindeki pH Hesaplamaları</w:t>
+            </w:r>
+            <w:proofErr w:type="spellStart"/>
+            <w:proofErr w:type="spellEnd"/>
+          </w:p>
+        </w:tc>
+      </w:tr>
+      <w:tr>
+        <w:tc>
+          <w:tcPr>
+            <w:tcW w:w="1081" w:type="dxa"/>
+            <w:shd w:val="clear" w:color="auto" w:fill="92D050"/>
+          </w:tcPr>
+          <w:p>
+            <w:pPr>
+              <w:jc w:val="both"/>
+              <w:rPr>
+                <w:rFonts w:ascii="Times New Roman" w:hAnsi="Times New Roman" w:cs="Times New Roman"/>
+                <w:lang w:val="tr-TR"/>
+              </w:rPr>
+            </w:pPr>
+            <w:r>
+              <w:rPr>
+                <w:rFonts w:ascii="Times New Roman" w:hAnsi="Times New Roman" w:cs="Times New Roman"/>
+                <w:lang w:val="tr-TR"/>
+              </w:rPr>
+              <w:t>Tema-2</w:t>
+            </w:r>
+          </w:p>
+        </w:tc>
+        <w:tc>
+          <w:tcPr>
+            <w:tcW w:w="1656" w:type="dxa"/>
+            <w:shd w:val="clear" w:color="auto" w:fill="D86DCB" w:themeFill="accent5" w:themeFillTint="99"/>
+          </w:tcPr>
+          <w:p>
+            <w:pPr>
+              <w:jc w:val="both"/>
+              <w:rPr>
+                <w:rFonts w:ascii="Times New Roman" w:hAnsi="Times New Roman" w:cs="Times New Roman"/>
+                <w:lang w:val="tr-TR"/>
+              </w:rPr>
+            </w:pPr>
+            <w:r>
+              <w:rPr>
+                <w:rFonts w:ascii="Times New Roman" w:hAnsi="Times New Roman" w:cs="Times New Roman"/>
+                <w:lang w:val="tr-TR"/>
+              </w:rPr>
+              <w:t>Örnek-Çözüm Atölyesi</w:t>
+            </w:r>
+          </w:p>
+        </w:tc>
+        <w:tc>
+          <w:tcPr>
+            <w:tcW w:w="1086" w:type="dxa"/>
+            <w:shd w:val="clear" w:color="auto" w:fill="D86DCB" w:themeFill="accent5" w:themeFillTint="99"/>
+          </w:tcPr>
+          <w:p>
+            <w:pPr>
+              <w:jc w:val="both"/>
+              <w:rPr>
+                <w:rFonts w:ascii="Times New Roman" w:hAnsi="Times New Roman" w:cs="Times New Roman"/>
+                <w:lang w:val="tr-TR"/>
+              </w:rPr>
+            </w:pPr>
+            <w:r>
+              <w:rPr>
+                <w:rFonts w:ascii="Times New Roman" w:hAnsi="Times New Roman" w:cs="Times New Roman"/>
+                <w:lang w:val="tr-TR"/>
+              </w:rPr>
+              <w:t>2.12.</w:t>
+            </w:r>
+          </w:p>
+        </w:tc>
+        <w:tc>
+          <w:tcPr>
+            <w:tcW w:w="5527" w:type="dxa"/>
+            <w:shd w:val="clear" w:color="auto" w:fill="D86DCB" w:themeFill="accent5" w:themeFillTint="99"/>
+          </w:tcPr>
+          <w:p>
+            <w:pPr>
+              <w:jc w:val="both"/>
+              <w:rPr>
+                <w:rFonts w:ascii="Times New Roman" w:hAnsi="Times New Roman" w:cs="Times New Roman"/>
+                <w:lang w:val="tr-TR"/>
+              </w:rPr>
+            </w:pPr>
+            <w:r>
+              <w:rPr>
+                <w:rFonts w:ascii="Times New Roman" w:hAnsi="Times New Roman" w:cs="Times New Roman"/>
+                <w:lang w:val="tr-TR"/>
+              </w:rPr>
+              <w:t>Kim11.2.9 / 2.2.4. Kuvvetli Asit-Zayıf Asit ve Kuvvetli Baz-Zayıf Baz Sulu Çözeltilerindeki pH Hesaplamaları</w:t>
+            </w:r>
+            <w:proofErr w:type="spellStart"/>
+            <w:proofErr w:type="spellEnd"/>
+          </w:p>
+        </w:tc>
+      </w:tr>
+      <w:tr>
+        <w:tc>
+          <w:tcPr>
+            <w:tcW w:w="1081" w:type="dxa"/>
+            <w:shd w:val="clear" w:color="auto" w:fill="92D050"/>
+          </w:tcPr>
+          <w:p>
+            <w:pPr>
+              <w:jc w:val="both"/>
+              <w:rPr>
+                <w:rFonts w:ascii="Times New Roman" w:hAnsi="Times New Roman" w:cs="Times New Roman"/>
+                <w:lang w:val="tr-TR"/>
+              </w:rPr>
+            </w:pPr>
+            <w:r>
+              <w:rPr>
+                <w:rFonts w:ascii="Times New Roman" w:hAnsi="Times New Roman" w:cs="Times New Roman"/>
+                <w:lang w:val="tr-TR"/>
+              </w:rPr>
+              <w:t>Tema-2</w:t>
+            </w:r>
+          </w:p>
+        </w:tc>
+        <w:tc>
+          <w:tcPr>
+            <w:tcW w:w="1656" w:type="dxa"/>
+            <w:shd w:val="clear" w:color="auto" w:fill="D86DCB" w:themeFill="accent5" w:themeFillTint="99"/>
+          </w:tcPr>
+          <w:p>
+            <w:pPr>
+              <w:jc w:val="both"/>
+              <w:rPr>
+                <w:rFonts w:ascii="Times New Roman" w:hAnsi="Times New Roman" w:cs="Times New Roman"/>
+                <w:lang w:val="tr-TR"/>
+              </w:rPr>
+            </w:pPr>
+            <w:r>
+              <w:rPr>
+                <w:rFonts w:ascii="Times New Roman" w:hAnsi="Times New Roman" w:cs="Times New Roman"/>
+                <w:lang w:val="tr-TR"/>
+              </w:rPr>
+              <w:t>Örnek-Çözüm Atölyesi</w:t>
+            </w:r>
+          </w:p>
+        </w:tc>
+        <w:tc>
+          <w:tcPr>
+            <w:tcW w:w="1086" w:type="dxa"/>
+            <w:shd w:val="clear" w:color="auto" w:fill="D86DCB" w:themeFill="accent5" w:themeFillTint="99"/>
+          </w:tcPr>
+          <w:p>
+            <w:pPr>
+              <w:jc w:val="both"/>
+              <w:rPr>
+                <w:rFonts w:ascii="Times New Roman" w:hAnsi="Times New Roman" w:cs="Times New Roman"/>
+                <w:lang w:val="tr-TR"/>
+              </w:rPr>
+            </w:pPr>
+            <w:r>
+              <w:rPr>
+                <w:rFonts w:ascii="Times New Roman" w:hAnsi="Times New Roman" w:cs="Times New Roman"/>
+                <w:lang w:val="tr-TR"/>
+              </w:rPr>
+              <w:t>2.13.</w:t>
+            </w:r>
+          </w:p>
+        </w:tc>
+        <w:tc>
+          <w:tcPr>
+            <w:tcW w:w="5527" w:type="dxa"/>
+            <w:shd w:val="clear" w:color="auto" w:fill="D86DCB" w:themeFill="accent5" w:themeFillTint="99"/>
+          </w:tcPr>
+          <w:p>
+            <w:pPr>
+              <w:jc w:val="both"/>
+              <w:rPr>
+                <w:rFonts w:ascii="Times New Roman" w:hAnsi="Times New Roman" w:cs="Times New Roman"/>
+                <w:lang w:val="tr-TR"/>
+              </w:rPr>
+            </w:pPr>
+            <w:r>
+              <w:rPr>
+                <w:rFonts w:ascii="Times New Roman" w:hAnsi="Times New Roman" w:cs="Times New Roman"/>
+                <w:lang w:val="tr-TR"/>
+              </w:rPr>
+              <w:t>Kim11.2.9 / 2.2.4. Kuvvetli Asit-Zayıf Asit ve Kuvvetli Baz-Zayıf Baz Sulu Çözeltilerindeki pH Hesaplamaları</w:t>
+            </w:r>
+            <w:proofErr w:type="spellStart"/>
+            <w:proofErr w:type="spellEnd"/>
+          </w:p>
+        </w:tc>
+      </w:tr>
+      <w:tr>
+        <w:tc>
+          <w:tcPr>
+            <w:tcW w:w="1081" w:type="dxa"/>
+            <w:shd w:val="clear" w:color="auto" w:fill="92D050"/>
+          </w:tcPr>
+          <w:p>
+            <w:pPr>
+              <w:jc w:val="both"/>
+              <w:rPr>
+                <w:rFonts w:ascii="Times New Roman" w:hAnsi="Times New Roman" w:cs="Times New Roman"/>
+                <w:lang w:val="tr-TR"/>
+              </w:rPr>
+            </w:pPr>
+            <w:r>
+              <w:rPr>
+                <w:rFonts w:ascii="Times New Roman" w:hAnsi="Times New Roman" w:cs="Times New Roman"/>
+                <w:lang w:val="tr-TR"/>
+              </w:rPr>
+              <w:t>Tema-2</w:t>
+            </w:r>
+          </w:p>
+        </w:tc>
+        <w:tc>
+          <w:tcPr>
+            <w:tcW w:w="1656" w:type="dxa"/>
+            <w:shd w:val="clear" w:color="auto" w:fill="D86DCB" w:themeFill="accent5" w:themeFillTint="99"/>
+          </w:tcPr>
+          <w:p>
+            <w:pPr>
+              <w:jc w:val="both"/>
+              <w:rPr>
+                <w:rFonts w:ascii="Times New Roman" w:hAnsi="Times New Roman" w:cs="Times New Roman"/>
+                <w:lang w:val="tr-TR"/>
+              </w:rPr>
+            </w:pPr>
+            <w:r>
+              <w:rPr>
+                <w:rFonts w:ascii="Times New Roman" w:hAnsi="Times New Roman" w:cs="Times New Roman"/>
+                <w:lang w:val="tr-TR"/>
+              </w:rPr>
+              <w:t>Örnek-Çözüm Atölyesi</w:t>
+            </w:r>
+          </w:p>
+        </w:tc>
+        <w:tc>
+          <w:tcPr>
+            <w:tcW w:w="1086" w:type="dxa"/>
+            <w:shd w:val="clear" w:color="auto" w:fill="D86DCB" w:themeFill="accent5" w:themeFillTint="99"/>
+          </w:tcPr>
+          <w:p>
+            <w:pPr>
+              <w:jc w:val="both"/>
+              <w:rPr>
+                <w:rFonts w:ascii="Times New Roman" w:hAnsi="Times New Roman" w:cs="Times New Roman"/>
+                <w:lang w:val="tr-TR"/>
+              </w:rPr>
+            </w:pPr>
+            <w:r>
+              <w:rPr>
+                <w:rFonts w:ascii="Times New Roman" w:hAnsi="Times New Roman" w:cs="Times New Roman"/>
+                <w:lang w:val="tr-TR"/>
+              </w:rPr>
+              <w:t>2.14.</w:t>
+            </w:r>
+          </w:p>
+        </w:tc>
+        <w:tc>
+          <w:tcPr>
+            <w:tcW w:w="5527" w:type="dxa"/>
+            <w:shd w:val="clear" w:color="auto" w:fill="D86DCB" w:themeFill="accent5" w:themeFillTint="99"/>
+          </w:tcPr>
+          <w:p>
+            <w:pPr>
+              <w:jc w:val="both"/>
+              <w:rPr>
+                <w:rFonts w:ascii="Times New Roman" w:hAnsi="Times New Roman" w:cs="Times New Roman"/>
+                <w:lang w:val="tr-TR"/>
+              </w:rPr>
+            </w:pPr>
+            <w:r>
+              <w:rPr>
+                <w:rFonts w:ascii="Times New Roman" w:hAnsi="Times New Roman" w:cs="Times New Roman"/>
+                <w:lang w:val="tr-TR"/>
+              </w:rPr>
+              <w:t>Kim11.2.9 / 2.2.4. Kuvvetli Asit-Zayıf Asit ve Kuvvetli Baz-Zayıf Baz Sulu Çözeltilerindeki pH Hesaplamaları</w:t>
+            </w:r>
+            <w:proofErr w:type="spellStart"/>
+            <w:proofErr w:type="spellEnd"/>
+          </w:p>
+        </w:tc>
+      </w:tr>
+      <w:tr>
+        <w:tc>
+          <w:tcPr>
+            <w:tcW w:w="1081" w:type="dxa"/>
+            <w:shd w:val="clear" w:color="auto" w:fill="92D050"/>
+          </w:tcPr>
+          <w:p>
+            <w:pPr>
+              <w:jc w:val="both"/>
+              <w:rPr>
+                <w:rFonts w:ascii="Times New Roman" w:hAnsi="Times New Roman" w:cs="Times New Roman"/>
+                <w:lang w:val="tr-TR"/>
+              </w:rPr>
+            </w:pPr>
+            <w:r>
+              <w:rPr>
+                <w:rFonts w:ascii="Times New Roman" w:hAnsi="Times New Roman" w:cs="Times New Roman"/>
+                <w:lang w:val="tr-TR"/>
+              </w:rPr>
+              <w:t>Tema-2</w:t>
+            </w:r>
+          </w:p>
+        </w:tc>
+        <w:tc>
+          <w:tcPr>
+            <w:tcW w:w="1656" w:type="dxa"/>
+            <w:shd w:val="clear" w:color="auto" w:fill="D86DCB" w:themeFill="accent5" w:themeFillTint="99"/>
+          </w:tcPr>
+          <w:p>
+            <w:pPr>
+              <w:jc w:val="both"/>
+              <w:rPr>
+                <w:rFonts w:ascii="Times New Roman" w:hAnsi="Times New Roman" w:cs="Times New Roman"/>
+                <w:lang w:val="tr-TR"/>
+              </w:rPr>
+            </w:pPr>
+            <w:r>
+              <w:rPr>
+                <w:rFonts w:ascii="Times New Roman" w:hAnsi="Times New Roman" w:cs="Times New Roman"/>
+                <w:lang w:val="tr-TR"/>
+              </w:rPr>
+              <w:t>Örnek-Çözüm Atölyesi</w:t>
+            </w:r>
+          </w:p>
+        </w:tc>
+        <w:tc>
+          <w:tcPr>
+            <w:tcW w:w="1086" w:type="dxa"/>
+            <w:shd w:val="clear" w:color="auto" w:fill="D86DCB" w:themeFill="accent5" w:themeFillTint="99"/>
+          </w:tcPr>
+          <w:p>
+            <w:pPr>
+              <w:jc w:val="both"/>
+              <w:rPr>
+                <w:rFonts w:ascii="Times New Roman" w:hAnsi="Times New Roman" w:cs="Times New Roman"/>
+                <w:lang w:val="tr-TR"/>
+              </w:rPr>
+            </w:pPr>
+            <w:r>
+              <w:rPr>
+                <w:rFonts w:ascii="Times New Roman" w:hAnsi="Times New Roman" w:cs="Times New Roman"/>
+                <w:lang w:val="tr-TR"/>
+              </w:rPr>
+              <w:t>2.15.</w:t>
+            </w:r>
+          </w:p>
+        </w:tc>
+        <w:tc>
+          <w:tcPr>
+            <w:tcW w:w="5527" w:type="dxa"/>
+            <w:shd w:val="clear" w:color="auto" w:fill="D86DCB" w:themeFill="accent5" w:themeFillTint="99"/>
+          </w:tcPr>
+          <w:p>
+            <w:pPr>
+              <w:jc w:val="both"/>
+              <w:rPr>
+                <w:rFonts w:ascii="Times New Roman" w:hAnsi="Times New Roman" w:cs="Times New Roman"/>
+                <w:lang w:val="tr-TR"/>
+              </w:rPr>
+            </w:pPr>
+            <w:r>
+              <w:rPr>
+                <w:rFonts w:ascii="Times New Roman" w:hAnsi="Times New Roman" w:cs="Times New Roman"/>
+                <w:lang w:val="tr-TR"/>
+              </w:rPr>
+              <w:t>Kim11.2.9 / 2.2.4. Kuvvetli Asit-Zayıf Asit ve Kuvvetli Baz-Zayıf Baz Sulu Çözeltilerindeki pH Hesaplamaları</w:t>
+            </w:r>
+            <w:proofErr w:type="spellStart"/>
+            <w:proofErr w:type="spellEnd"/>
+          </w:p>
+        </w:tc>
+      </w:tr>
+      <w:tr>
+        <w:tc>
+          <w:tcPr>
+            <w:tcW w:w="1081" w:type="dxa"/>
+            <w:shd w:val="clear" w:color="auto" w:fill="92D050"/>
+          </w:tcPr>
+          <w:p>
+            <w:pPr>
+              <w:jc w:val="both"/>
+              <w:rPr>
+                <w:rFonts w:ascii="Times New Roman" w:hAnsi="Times New Roman" w:cs="Times New Roman"/>
+                <w:lang w:val="tr-TR"/>
+              </w:rPr>
+            </w:pPr>
+            <w:r>
+              <w:rPr>
+                <w:rFonts w:ascii="Times New Roman" w:hAnsi="Times New Roman" w:cs="Times New Roman"/>
+                <w:lang w:val="tr-TR"/>
+              </w:rPr>
+              <w:t>Tema-2</w:t>
+            </w:r>
+          </w:p>
+        </w:tc>
+        <w:tc>
+          <w:tcPr>
+            <w:tcW w:w="1656" w:type="dxa"/>
+            <w:shd w:val="clear" w:color="auto" w:fill="D86DCB" w:themeFill="accent5" w:themeFillTint="99"/>
+          </w:tcPr>
+          <w:p>
+            <w:pPr>
+              <w:jc w:val="both"/>
+              <w:rPr>
+                <w:rFonts w:ascii="Times New Roman" w:hAnsi="Times New Roman" w:cs="Times New Roman"/>
+                <w:lang w:val="tr-TR"/>
+              </w:rPr>
+            </w:pPr>
+            <w:r>
+              <w:rPr>
+                <w:rFonts w:ascii="Times New Roman" w:hAnsi="Times New Roman" w:cs="Times New Roman"/>
+                <w:lang w:val="tr-TR"/>
+              </w:rPr>
+              <w:t>Örnek-Çözüm Atölyesi</w:t>
+            </w:r>
+          </w:p>
+        </w:tc>
+        <w:tc>
+          <w:tcPr>
+            <w:tcW w:w="1086" w:type="dxa"/>
+            <w:shd w:val="clear" w:color="auto" w:fill="D86DCB" w:themeFill="accent5" w:themeFillTint="99"/>
+          </w:tcPr>
+          <w:p>
+            <w:pPr>
+              <w:jc w:val="both"/>
+              <w:rPr>
+                <w:rFonts w:ascii="Times New Roman" w:hAnsi="Times New Roman" w:cs="Times New Roman"/>
+                <w:lang w:val="tr-TR"/>
+              </w:rPr>
+            </w:pPr>
+            <w:r>
+              <w:rPr>
+                <w:rFonts w:ascii="Times New Roman" w:hAnsi="Times New Roman" w:cs="Times New Roman"/>
+                <w:lang w:val="tr-TR"/>
+              </w:rPr>
+              <w:t>2.16.</w:t>
+            </w:r>
+          </w:p>
+        </w:tc>
+        <w:tc>
+          <w:tcPr>
+            <w:tcW w:w="5527" w:type="dxa"/>
+            <w:shd w:val="clear" w:color="auto" w:fill="D86DCB" w:themeFill="accent5" w:themeFillTint="99"/>
+          </w:tcPr>
+          <w:p>
+            <w:pPr>
+              <w:jc w:val="both"/>
+              <w:rPr>
+                <w:rFonts w:ascii="Times New Roman" w:hAnsi="Times New Roman" w:cs="Times New Roman"/>
+                <w:lang w:val="tr-TR"/>
+              </w:rPr>
+            </w:pPr>
+            <w:r>
+              <w:rPr>
+                <w:rFonts w:ascii="Times New Roman" w:hAnsi="Times New Roman" w:cs="Times New Roman"/>
+                <w:lang w:val="tr-TR"/>
+              </w:rPr>
+              <w:t>Kim11.2.9 / 2.2.4. Kuvvetli Asit-Zayıf Asit ve Kuvvetli Baz-Zayıf Baz Sulu Çözeltilerindeki pH Hesaplamaları</w:t>
+            </w:r>
+            <w:proofErr w:type="spellStart"/>
+            <w:proofErr w:type="spellEnd"/>
+          </w:p>
+        </w:tc>
+      </w:tr>
+      <w:tr>
+        <w:tc>
+          <w:tcPr>
+            <w:tcW w:w="1081" w:type="dxa"/>
+            <w:shd w:val="clear" w:color="auto" w:fill="92D050"/>
+          </w:tcPr>
+          <w:p>
+            <w:pPr>
+              <w:jc w:val="both"/>
+              <w:rPr>
+                <w:rFonts w:ascii="Times New Roman" w:hAnsi="Times New Roman" w:cs="Times New Roman"/>
+                <w:lang w:val="tr-TR"/>
+              </w:rPr>
+            </w:pPr>
+            <w:r>
+              <w:rPr>
+                <w:rFonts w:ascii="Times New Roman" w:hAnsi="Times New Roman" w:cs="Times New Roman"/>
+                <w:lang w:val="tr-TR"/>
+              </w:rPr>
+              <w:t>Tema-2</w:t>
+            </w:r>
+          </w:p>
+        </w:tc>
+        <w:tc>
+          <w:tcPr>
+            <w:tcW w:w="1656" w:type="dxa"/>
+            <w:shd w:val="clear" w:color="auto" w:fill="D86DCB" w:themeFill="accent5" w:themeFillTint="99"/>
+          </w:tcPr>
+          <w:p>
+            <w:pPr>
+              <w:jc w:val="both"/>
+              <w:rPr>
+                <w:rFonts w:ascii="Times New Roman" w:hAnsi="Times New Roman" w:cs="Times New Roman"/>
+                <w:lang w:val="tr-TR"/>
+              </w:rPr>
+            </w:pPr>
+            <w:r>
+              <w:rPr>
+                <w:rFonts w:ascii="Times New Roman" w:hAnsi="Times New Roman" w:cs="Times New Roman"/>
+                <w:lang w:val="tr-TR"/>
+              </w:rPr>
+              <w:t>Sıra Sizde</w:t>
+            </w:r>
+          </w:p>
+        </w:tc>
+        <w:tc>
+          <w:tcPr>
+            <w:tcW w:w="1086" w:type="dxa"/>
+            <w:shd w:val="clear" w:color="auto" w:fill="D86DCB" w:themeFill="accent5" w:themeFillTint="99"/>
+          </w:tcPr>
+          <w:p>
+            <w:pPr>
+              <w:jc w:val="both"/>
+              <w:rPr>
+                <w:rFonts w:ascii="Times New Roman" w:hAnsi="Times New Roman" w:cs="Times New Roman"/>
+                <w:lang w:val="tr-TR"/>
+              </w:rPr>
+            </w:pPr>
+            <w:r>
+              <w:rPr>
+                <w:rFonts w:ascii="Times New Roman" w:hAnsi="Times New Roman" w:cs="Times New Roman"/>
+                <w:lang w:val="tr-TR"/>
+              </w:rPr>
+              <w:t>2.9.</w:t>
+            </w:r>
+          </w:p>
+        </w:tc>
+        <w:tc>
+          <w:tcPr>
+            <w:tcW w:w="5527" w:type="dxa"/>
+            <w:shd w:val="clear" w:color="auto" w:fill="D86DCB" w:themeFill="accent5" w:themeFillTint="99"/>
+          </w:tcPr>
+          <w:p>
+            <w:pPr>
+              <w:jc w:val="both"/>
+              <w:rPr>
+                <w:rFonts w:ascii="Times New Roman" w:hAnsi="Times New Roman" w:cs="Times New Roman"/>
+                <w:lang w:val="tr-TR"/>
+              </w:rPr>
+            </w:pPr>
+            <w:r>
+              <w:rPr>
+                <w:rFonts w:ascii="Times New Roman" w:hAnsi="Times New Roman" w:cs="Times New Roman"/>
+                <w:lang w:val="tr-TR"/>
+              </w:rPr>
+              <w:t>Kim11.2.9 / 2.2.4. Kuvvetli Asit-Zayıf Asit ve Kuvvetli Baz-Zayıf Baz Sulu Çözeltilerindeki pH Hesaplamaları</w:t>
+            </w:r>
+            <w:proofErr w:type="spellStart"/>
+            <w:proofErr w:type="spellEnd"/>
+          </w:p>
+        </w:tc>
+      </w:tr>
+      <w:tr>
+        <w:tc>
+          <w:tcPr>
+            <w:tcW w:w="1081" w:type="dxa"/>
+            <w:shd w:val="clear" w:color="auto" w:fill="92D050"/>
+          </w:tcPr>
+          <w:p>
+            <w:pPr>
+              <w:jc w:val="both"/>
+              <w:rPr>
+                <w:rFonts w:ascii="Times New Roman" w:hAnsi="Times New Roman" w:cs="Times New Roman"/>
+                <w:lang w:val="tr-TR"/>
+              </w:rPr>
+            </w:pPr>
+            <w:r>
+              <w:rPr>
+                <w:rFonts w:ascii="Times New Roman" w:hAnsi="Times New Roman" w:cs="Times New Roman"/>
+                <w:lang w:val="tr-TR"/>
+              </w:rPr>
+              <w:t>Tema-2</w:t>
+            </w:r>
+          </w:p>
+        </w:tc>
+        <w:tc>
+          <w:tcPr>
+            <w:tcW w:w="1656" w:type="dxa"/>
+            <w:shd w:val="clear" w:color="auto" w:fill="D86DCB" w:themeFill="accent5" w:themeFillTint="99"/>
+          </w:tcPr>
+          <w:p>
+            <w:pPr>
+              <w:jc w:val="both"/>
+              <w:rPr>
+                <w:rFonts w:ascii="Times New Roman" w:hAnsi="Times New Roman" w:cs="Times New Roman"/>
+                <w:lang w:val="tr-TR"/>
+              </w:rPr>
+            </w:pPr>
+            <w:r>
+              <w:rPr>
+                <w:rFonts w:ascii="Times New Roman" w:hAnsi="Times New Roman" w:cs="Times New Roman"/>
+                <w:lang w:val="tr-TR"/>
+              </w:rPr>
+              <w:t>Analiz ve Keşif Atölyesi</w:t>
+            </w:r>
+          </w:p>
+        </w:tc>
+        <w:tc>
+          <w:tcPr>
+            <w:tcW w:w="1086" w:type="dxa"/>
+            <w:shd w:val="clear" w:color="auto" w:fill="D86DCB" w:themeFill="accent5" w:themeFillTint="99"/>
+          </w:tcPr>
+          <w:p>
+            <w:pPr>
+              <w:jc w:val="both"/>
+              <w:rPr>
+                <w:rFonts w:ascii="Times New Roman" w:hAnsi="Times New Roman" w:cs="Times New Roman"/>
+                <w:lang w:val="tr-TR"/>
+              </w:rPr>
+            </w:pPr>
+            <w:r>
+              <w:rPr>
+                <w:rFonts w:ascii="Times New Roman" w:hAnsi="Times New Roman" w:cs="Times New Roman"/>
+                <w:lang w:val="tr-TR"/>
+              </w:rPr>
+              <w:t>2.10.</w:t>
+            </w:r>
+          </w:p>
+        </w:tc>
+        <w:tc>
+          <w:tcPr>
+            <w:tcW w:w="5527" w:type="dxa"/>
+            <w:shd w:val="clear" w:color="auto" w:fill="D86DCB" w:themeFill="accent5" w:themeFillTint="99"/>
+          </w:tcPr>
+          <w:p>
+            <w:pPr>
+              <w:jc w:val="both"/>
+              <w:rPr>
+                <w:rFonts w:ascii="Times New Roman" w:hAnsi="Times New Roman" w:cs="Times New Roman"/>
+                <w:lang w:val="tr-TR"/>
+              </w:rPr>
+            </w:pPr>
+            <w:r>
+              <w:rPr>
+                <w:rFonts w:ascii="Times New Roman" w:hAnsi="Times New Roman" w:cs="Times New Roman"/>
+                <w:lang w:val="tr-TR"/>
+              </w:rPr>
+              <w:t>Kim11.2.10 / 2.2.5. Kuvvetli Asit ve Kuvvetli Bazların Nötralleşme Tepkimeleri</w:t>
+            </w:r>
+            <w:proofErr w:type="spellStart"/>
+            <w:proofErr w:type="spellEnd"/>
+          </w:p>
+        </w:tc>
+      </w:tr>
+      <w:tr>
+        <w:tc>
+          <w:tcPr>
+            <w:tcW w:w="1081" w:type="dxa"/>
+            <w:shd w:val="clear" w:color="auto" w:fill="92D050"/>
+          </w:tcPr>
+          <w:p>
+            <w:pPr>
+              <w:jc w:val="both"/>
+              <w:rPr>
+                <w:rFonts w:ascii="Times New Roman" w:hAnsi="Times New Roman" w:cs="Times New Roman"/>
+                <w:lang w:val="tr-TR"/>
+              </w:rPr>
+            </w:pPr>
+            <w:r>
+              <w:rPr>
+                <w:rFonts w:ascii="Times New Roman" w:hAnsi="Times New Roman" w:cs="Times New Roman"/>
+                <w:lang w:val="tr-TR"/>
+              </w:rPr>
+              <w:t>Tema-2</w:t>
+            </w:r>
+          </w:p>
+        </w:tc>
+        <w:tc>
+          <w:tcPr>
+            <w:tcW w:w="1656" w:type="dxa"/>
+            <w:shd w:val="clear" w:color="auto" w:fill="D86DCB" w:themeFill="accent5" w:themeFillTint="99"/>
+          </w:tcPr>
+          <w:p>
+            <w:pPr>
+              <w:jc w:val="both"/>
+              <w:rPr>
+                <w:rFonts w:ascii="Times New Roman" w:hAnsi="Times New Roman" w:cs="Times New Roman"/>
+                <w:lang w:val="tr-TR"/>
+              </w:rPr>
+            </w:pPr>
+            <w:r>
+              <w:rPr>
+                <w:rFonts w:ascii="Times New Roman" w:hAnsi="Times New Roman" w:cs="Times New Roman"/>
+                <w:lang w:val="tr-TR"/>
+              </w:rPr>
+              <w:t>Örnek-Çözüm Atölyesi</w:t>
+            </w:r>
+          </w:p>
+        </w:tc>
+        <w:tc>
+          <w:tcPr>
+            <w:tcW w:w="1086" w:type="dxa"/>
+            <w:shd w:val="clear" w:color="auto" w:fill="D86DCB" w:themeFill="accent5" w:themeFillTint="99"/>
+          </w:tcPr>
+          <w:p>
+            <w:pPr>
+              <w:jc w:val="both"/>
+              <w:rPr>
+                <w:rFonts w:ascii="Times New Roman" w:hAnsi="Times New Roman" w:cs="Times New Roman"/>
+                <w:lang w:val="tr-TR"/>
+              </w:rPr>
+            </w:pPr>
+            <w:r>
+              <w:rPr>
+                <w:rFonts w:ascii="Times New Roman" w:hAnsi="Times New Roman" w:cs="Times New Roman"/>
+                <w:lang w:val="tr-TR"/>
+              </w:rPr>
+              <w:t>2.17.</w:t>
+            </w:r>
+          </w:p>
+        </w:tc>
+        <w:tc>
+          <w:tcPr>
+            <w:tcW w:w="5527" w:type="dxa"/>
+            <w:shd w:val="clear" w:color="auto" w:fill="D86DCB" w:themeFill="accent5" w:themeFillTint="99"/>
+          </w:tcPr>
+          <w:p>
+            <w:pPr>
+              <w:jc w:val="both"/>
+              <w:rPr>
+                <w:rFonts w:ascii="Times New Roman" w:hAnsi="Times New Roman" w:cs="Times New Roman"/>
+                <w:lang w:val="tr-TR"/>
+              </w:rPr>
+            </w:pPr>
+            <w:r>
+              <w:rPr>
+                <w:rFonts w:ascii="Times New Roman" w:hAnsi="Times New Roman" w:cs="Times New Roman"/>
+                <w:lang w:val="tr-TR"/>
+              </w:rPr>
+              <w:t>Kim11.2.10 / 2.2.5. Kuvvetli Asit ve Kuvvetli Bazların Nötralleşme Tepkimeleri</w:t>
+            </w:r>
+            <w:proofErr w:type="spellStart"/>
+            <w:proofErr w:type="spellEnd"/>
+          </w:p>
+        </w:tc>
+      </w:tr>
+      <w:tr>
+        <w:tc>
+          <w:tcPr>
+            <w:tcW w:w="1081" w:type="dxa"/>
+            <w:shd w:val="clear" w:color="auto" w:fill="92D050"/>
+          </w:tcPr>
+          <w:p>
+            <w:pPr>
+              <w:jc w:val="both"/>
+              <w:rPr>
+                <w:rFonts w:ascii="Times New Roman" w:hAnsi="Times New Roman" w:cs="Times New Roman"/>
+                <w:lang w:val="tr-TR"/>
+              </w:rPr>
+            </w:pPr>
+            <w:r>
+              <w:rPr>
+                <w:rFonts w:ascii="Times New Roman" w:hAnsi="Times New Roman" w:cs="Times New Roman"/>
+                <w:lang w:val="tr-TR"/>
+              </w:rPr>
+              <w:t>Tema-2</w:t>
+            </w:r>
+          </w:p>
+        </w:tc>
+        <w:tc>
+          <w:tcPr>
+            <w:tcW w:w="1656" w:type="dxa"/>
+            <w:shd w:val="clear" w:color="auto" w:fill="D86DCB" w:themeFill="accent5" w:themeFillTint="99"/>
+          </w:tcPr>
+          <w:p>
+            <w:pPr>
+              <w:jc w:val="both"/>
+              <w:rPr>
+                <w:rFonts w:ascii="Times New Roman" w:hAnsi="Times New Roman" w:cs="Times New Roman"/>
+                <w:lang w:val="tr-TR"/>
+              </w:rPr>
+            </w:pPr>
+            <w:r>
+              <w:rPr>
+                <w:rFonts w:ascii="Times New Roman" w:hAnsi="Times New Roman" w:cs="Times New Roman"/>
+                <w:lang w:val="tr-TR"/>
+              </w:rPr>
+              <w:t>Örnek-Çözüm Atölyesi</w:t>
+            </w:r>
+          </w:p>
+        </w:tc>
+        <w:tc>
+          <w:tcPr>
+            <w:tcW w:w="1086" w:type="dxa"/>
+            <w:shd w:val="clear" w:color="auto" w:fill="D86DCB" w:themeFill="accent5" w:themeFillTint="99"/>
+          </w:tcPr>
+          <w:p>
+            <w:pPr>
+              <w:jc w:val="both"/>
+              <w:rPr>
+                <w:rFonts w:ascii="Times New Roman" w:hAnsi="Times New Roman" w:cs="Times New Roman"/>
+                <w:lang w:val="tr-TR"/>
+              </w:rPr>
+            </w:pPr>
+            <w:r>
+              <w:rPr>
+                <w:rFonts w:ascii="Times New Roman" w:hAnsi="Times New Roman" w:cs="Times New Roman"/>
+                <w:lang w:val="tr-TR"/>
+              </w:rPr>
+              <w:t>2.18.</w:t>
+            </w:r>
+          </w:p>
+        </w:tc>
+        <w:tc>
+          <w:tcPr>
+            <w:tcW w:w="5527" w:type="dxa"/>
+            <w:shd w:val="clear" w:color="auto" w:fill="D86DCB" w:themeFill="accent5" w:themeFillTint="99"/>
+          </w:tcPr>
+          <w:p>
+            <w:pPr>
+              <w:jc w:val="both"/>
+              <w:rPr>
+                <w:rFonts w:ascii="Times New Roman" w:hAnsi="Times New Roman" w:cs="Times New Roman"/>
+                <w:lang w:val="tr-TR"/>
+              </w:rPr>
+            </w:pPr>
+            <w:r>
+              <w:rPr>
+                <w:rFonts w:ascii="Times New Roman" w:hAnsi="Times New Roman" w:cs="Times New Roman"/>
+                <w:lang w:val="tr-TR"/>
+              </w:rPr>
+              <w:t>Kim11.2.10 / 2.2.5. Kuvvetli Asit ve Kuvvetli Bazların Nötralleşme Tepkimeleri</w:t>
+            </w:r>
+            <w:proofErr w:type="spellStart"/>
+            <w:proofErr w:type="spellEnd"/>
+          </w:p>
+        </w:tc>
+      </w:tr>
+      <w:tr>
+        <w:tc>
+          <w:tcPr>
+            <w:tcW w:w="1081" w:type="dxa"/>
+            <w:shd w:val="clear" w:color="auto" w:fill="92D050"/>
+          </w:tcPr>
+          <w:p>
+            <w:pPr>
+              <w:jc w:val="both"/>
+              <w:rPr>
+                <w:rFonts w:ascii="Times New Roman" w:hAnsi="Times New Roman" w:cs="Times New Roman"/>
+                <w:lang w:val="tr-TR"/>
+              </w:rPr>
+            </w:pPr>
+            <w:r>
+              <w:rPr>
+                <w:rFonts w:ascii="Times New Roman" w:hAnsi="Times New Roman" w:cs="Times New Roman"/>
+                <w:lang w:val="tr-TR"/>
+              </w:rPr>
+              <w:t>Tema-2</w:t>
+            </w:r>
+          </w:p>
+        </w:tc>
+        <w:tc>
+          <w:tcPr>
+            <w:tcW w:w="1656" w:type="dxa"/>
+            <w:shd w:val="clear" w:color="auto" w:fill="D86DCB" w:themeFill="accent5" w:themeFillTint="99"/>
+          </w:tcPr>
+          <w:p>
+            <w:pPr>
+              <w:jc w:val="both"/>
+              <w:rPr>
+                <w:rFonts w:ascii="Times New Roman" w:hAnsi="Times New Roman" w:cs="Times New Roman"/>
+                <w:lang w:val="tr-TR"/>
+              </w:rPr>
+            </w:pPr>
+            <w:r>
+              <w:rPr>
+                <w:rFonts w:ascii="Times New Roman" w:hAnsi="Times New Roman" w:cs="Times New Roman"/>
+                <w:lang w:val="tr-TR"/>
+              </w:rPr>
+              <w:t>Örnek-Çözüm Atölyesi</w:t>
+            </w:r>
+          </w:p>
+        </w:tc>
+        <w:tc>
+          <w:tcPr>
+            <w:tcW w:w="1086" w:type="dxa"/>
+            <w:shd w:val="clear" w:color="auto" w:fill="D86DCB" w:themeFill="accent5" w:themeFillTint="99"/>
+          </w:tcPr>
+          <w:p>
+            <w:pPr>
+              <w:jc w:val="both"/>
+              <w:rPr>
+                <w:rFonts w:ascii="Times New Roman" w:hAnsi="Times New Roman" w:cs="Times New Roman"/>
+                <w:lang w:val="tr-TR"/>
+              </w:rPr>
+            </w:pPr>
+            <w:r>
+              <w:rPr>
+                <w:rFonts w:ascii="Times New Roman" w:hAnsi="Times New Roman" w:cs="Times New Roman"/>
+                <w:lang w:val="tr-TR"/>
+              </w:rPr>
+              <w:t>2.19.</w:t>
+            </w:r>
+          </w:p>
+        </w:tc>
+        <w:tc>
+          <w:tcPr>
+            <w:tcW w:w="5527" w:type="dxa"/>
+            <w:shd w:val="clear" w:color="auto" w:fill="D86DCB" w:themeFill="accent5" w:themeFillTint="99"/>
+          </w:tcPr>
+          <w:p>
+            <w:pPr>
+              <w:jc w:val="both"/>
+              <w:rPr>
+                <w:rFonts w:ascii="Times New Roman" w:hAnsi="Times New Roman" w:cs="Times New Roman"/>
+                <w:lang w:val="tr-TR"/>
+              </w:rPr>
+            </w:pPr>
+            <w:r>
+              <w:rPr>
+                <w:rFonts w:ascii="Times New Roman" w:hAnsi="Times New Roman" w:cs="Times New Roman"/>
+                <w:lang w:val="tr-TR"/>
+              </w:rPr>
+              <w:t>Kim11.2.10 / 2.2.5. Kuvvetli Asit ve Kuvvetli Bazların Nötralleşme Tepkimeleri</w:t>
+            </w:r>
+            <w:proofErr w:type="spellStart"/>
+            <w:proofErr w:type="spellEnd"/>
+          </w:p>
+        </w:tc>
+      </w:tr>
+      <w:tr>
+        <w:tc>
+          <w:tcPr>
+            <w:tcW w:w="1081" w:type="dxa"/>
+            <w:shd w:val="clear" w:color="auto" w:fill="92D050"/>
+          </w:tcPr>
+          <w:p>
+            <w:pPr>
+              <w:jc w:val="both"/>
+              <w:rPr>
+                <w:rFonts w:ascii="Times New Roman" w:hAnsi="Times New Roman" w:cs="Times New Roman"/>
+                <w:lang w:val="tr-TR"/>
+              </w:rPr>
+            </w:pPr>
+            <w:r>
+              <w:rPr>
+                <w:rFonts w:ascii="Times New Roman" w:hAnsi="Times New Roman" w:cs="Times New Roman"/>
+                <w:lang w:val="tr-TR"/>
+              </w:rPr>
+              <w:t>Tema-2</w:t>
+            </w:r>
+          </w:p>
+        </w:tc>
+        <w:tc>
+          <w:tcPr>
+            <w:tcW w:w="1656" w:type="dxa"/>
+            <w:shd w:val="clear" w:color="auto" w:fill="D86DCB" w:themeFill="accent5" w:themeFillTint="99"/>
+          </w:tcPr>
+          <w:p>
+            <w:pPr>
+              <w:jc w:val="both"/>
+              <w:rPr>
+                <w:rFonts w:ascii="Times New Roman" w:hAnsi="Times New Roman" w:cs="Times New Roman"/>
+                <w:lang w:val="tr-TR"/>
+              </w:rPr>
+            </w:pPr>
+            <w:r>
+              <w:rPr>
+                <w:rFonts w:ascii="Times New Roman" w:hAnsi="Times New Roman" w:cs="Times New Roman"/>
+                <w:lang w:val="tr-TR"/>
+              </w:rPr>
+              <w:t>Sıra Sizde</w:t>
+            </w:r>
+          </w:p>
+        </w:tc>
+        <w:tc>
+          <w:tcPr>
+            <w:tcW w:w="1086" w:type="dxa"/>
+            <w:shd w:val="clear" w:color="auto" w:fill="D86DCB" w:themeFill="accent5" w:themeFillTint="99"/>
+          </w:tcPr>
+          <w:p>
+            <w:pPr>
+              <w:jc w:val="both"/>
+              <w:rPr>
+                <w:rFonts w:ascii="Times New Roman" w:hAnsi="Times New Roman" w:cs="Times New Roman"/>
+                <w:lang w:val="tr-TR"/>
+              </w:rPr>
+            </w:pPr>
+            <w:r>
+              <w:rPr>
+                <w:rFonts w:ascii="Times New Roman" w:hAnsi="Times New Roman" w:cs="Times New Roman"/>
+                <w:lang w:val="tr-TR"/>
+              </w:rPr>
+              <w:t>2.10.</w:t>
+            </w:r>
+          </w:p>
+        </w:tc>
+        <w:tc>
+          <w:tcPr>
+            <w:tcW w:w="5527" w:type="dxa"/>
+            <w:shd w:val="clear" w:color="auto" w:fill="D86DCB" w:themeFill="accent5" w:themeFillTint="99"/>
+          </w:tcPr>
+          <w:p>
+            <w:pPr>
+              <w:jc w:val="both"/>
+              <w:rPr>
+                <w:rFonts w:ascii="Times New Roman" w:hAnsi="Times New Roman" w:cs="Times New Roman"/>
+                <w:lang w:val="tr-TR"/>
+              </w:rPr>
+            </w:pPr>
+            <w:r>
+              <w:rPr>
+                <w:rFonts w:ascii="Times New Roman" w:hAnsi="Times New Roman" w:cs="Times New Roman"/>
+                <w:lang w:val="tr-TR"/>
+              </w:rPr>
+              <w:t>Kim11.2.10 / 2.2.5. Kuvvetli Asit ve Kuvvetli Bazların Nötralleşme Tepkimeleri</w:t>
+            </w:r>
+            <w:proofErr w:type="spellStart"/>
+            <w:proofErr w:type="spellEnd"/>
+          </w:p>
+        </w:tc>
+      </w:tr>
+      <w:tr>
+        <w:tc>
+          <w:tcPr>
+            <w:tcW w:w="1081" w:type="dxa"/>
+            <w:shd w:val="clear" w:color="auto" w:fill="92D050"/>
+          </w:tcPr>
+          <w:p>
+            <w:pPr>
+              <w:jc w:val="both"/>
+              <w:rPr>
+                <w:rFonts w:ascii="Times New Roman" w:hAnsi="Times New Roman" w:cs="Times New Roman"/>
+                <w:lang w:val="tr-TR"/>
+              </w:rPr>
+            </w:pPr>
+            <w:r>
+              <w:rPr>
+                <w:rFonts w:ascii="Times New Roman" w:hAnsi="Times New Roman" w:cs="Times New Roman"/>
+                <w:lang w:val="tr-TR"/>
+              </w:rPr>
+              <w:t>Tema-2</w:t>
+            </w:r>
+          </w:p>
+        </w:tc>
+        <w:tc>
+          <w:tcPr>
+            <w:tcW w:w="1656" w:type="dxa"/>
+            <w:shd w:val="clear" w:color="auto" w:fill="D86DCB" w:themeFill="accent5" w:themeFillTint="99"/>
+          </w:tcPr>
+          <w:p>
+            <w:pPr>
+              <w:jc w:val="both"/>
+              <w:rPr>
+                <w:rFonts w:ascii="Times New Roman" w:hAnsi="Times New Roman" w:cs="Times New Roman"/>
+                <w:lang w:val="tr-TR"/>
+              </w:rPr>
+            </w:pPr>
+            <w:r>
+              <w:rPr>
+                <w:rFonts w:ascii="Times New Roman" w:hAnsi="Times New Roman" w:cs="Times New Roman"/>
+                <w:lang w:val="tr-TR"/>
+              </w:rPr>
+              <w:t>Analiz ve Keşif Atölyesi</w:t>
+            </w:r>
+          </w:p>
+        </w:tc>
+        <w:tc>
+          <w:tcPr>
+            <w:tcW w:w="1086" w:type="dxa"/>
+            <w:shd w:val="clear" w:color="auto" w:fill="D86DCB" w:themeFill="accent5" w:themeFillTint="99"/>
+          </w:tcPr>
+          <w:p>
+            <w:pPr>
+              <w:jc w:val="both"/>
+              <w:rPr>
+                <w:rFonts w:ascii="Times New Roman" w:hAnsi="Times New Roman" w:cs="Times New Roman"/>
+                <w:lang w:val="tr-TR"/>
+              </w:rPr>
+            </w:pPr>
+            <w:r>
+              <w:rPr>
+                <w:rFonts w:ascii="Times New Roman" w:hAnsi="Times New Roman" w:cs="Times New Roman"/>
+                <w:lang w:val="tr-TR"/>
+              </w:rPr>
+              <w:t>2.11.</w:t>
+            </w:r>
+          </w:p>
+        </w:tc>
+        <w:tc>
+          <w:tcPr>
+            <w:tcW w:w="5527" w:type="dxa"/>
+            <w:shd w:val="clear" w:color="auto" w:fill="D86DCB" w:themeFill="accent5" w:themeFillTint="99"/>
+          </w:tcPr>
+          <w:p>
+            <w:pPr>
+              <w:jc w:val="both"/>
+              <w:rPr>
+                <w:rFonts w:ascii="Times New Roman" w:hAnsi="Times New Roman" w:cs="Times New Roman"/>
+                <w:lang w:val="tr-TR"/>
+              </w:rPr>
+            </w:pPr>
+            <w:r>
+              <w:rPr>
+                <w:rFonts w:ascii="Times New Roman" w:hAnsi="Times New Roman" w:cs="Times New Roman"/>
+                <w:lang w:val="tr-TR"/>
+              </w:rPr>
+              <w:t>Kim11.2.11 / 2.2.6. Kuvvetli Asit-Kuvvetli Baz Titrasyonları</w:t>
+            </w:r>
+            <w:proofErr w:type="spellStart"/>
+            <w:proofErr w:type="spellEnd"/>
+          </w:p>
+        </w:tc>
+      </w:tr>
+      <w:tr>
+        <w:tc>
+          <w:tcPr>
+            <w:tcW w:w="1081" w:type="dxa"/>
+            <w:shd w:val="clear" w:color="auto" w:fill="92D050"/>
+          </w:tcPr>
+          <w:p>
+            <w:pPr>
+              <w:jc w:val="both"/>
+              <w:rPr>
+                <w:rFonts w:ascii="Times New Roman" w:hAnsi="Times New Roman" w:cs="Times New Roman"/>
+                <w:lang w:val="tr-TR"/>
+              </w:rPr>
+            </w:pPr>
+            <w:r>
+              <w:rPr>
+                <w:rFonts w:ascii="Times New Roman" w:hAnsi="Times New Roman" w:cs="Times New Roman"/>
+                <w:lang w:val="tr-TR"/>
+              </w:rPr>
+              <w:t>Tema-2</w:t>
+            </w:r>
+          </w:p>
+        </w:tc>
+        <w:tc>
+          <w:tcPr>
+            <w:tcW w:w="1656" w:type="dxa"/>
+            <w:shd w:val="clear" w:color="auto" w:fill="D86DCB" w:themeFill="accent5" w:themeFillTint="99"/>
+          </w:tcPr>
+          <w:p>
+            <w:pPr>
+              <w:jc w:val="both"/>
+              <w:rPr>
+                <w:rFonts w:ascii="Times New Roman" w:hAnsi="Times New Roman" w:cs="Times New Roman"/>
+                <w:lang w:val="tr-TR"/>
+              </w:rPr>
+            </w:pPr>
+            <w:r>
+              <w:rPr>
+                <w:rFonts w:ascii="Times New Roman" w:hAnsi="Times New Roman" w:cs="Times New Roman"/>
+                <w:lang w:val="tr-TR"/>
+              </w:rPr>
+              <w:t>Örnek-Çözüm Atölyesi</w:t>
+            </w:r>
+          </w:p>
+        </w:tc>
+        <w:tc>
+          <w:tcPr>
+            <w:tcW w:w="1086" w:type="dxa"/>
+            <w:shd w:val="clear" w:color="auto" w:fill="D86DCB" w:themeFill="accent5" w:themeFillTint="99"/>
+          </w:tcPr>
+          <w:p>
+            <w:pPr>
+              <w:jc w:val="both"/>
+              <w:rPr>
+                <w:rFonts w:ascii="Times New Roman" w:hAnsi="Times New Roman" w:cs="Times New Roman"/>
+                <w:lang w:val="tr-TR"/>
+              </w:rPr>
+            </w:pPr>
+            <w:r>
+              <w:rPr>
+                <w:rFonts w:ascii="Times New Roman" w:hAnsi="Times New Roman" w:cs="Times New Roman"/>
+                <w:lang w:val="tr-TR"/>
+              </w:rPr>
+              <w:t>2.20.</w:t>
+            </w:r>
+          </w:p>
+        </w:tc>
+        <w:tc>
+          <w:tcPr>
+            <w:tcW w:w="5527" w:type="dxa"/>
+            <w:shd w:val="clear" w:color="auto" w:fill="D86DCB" w:themeFill="accent5" w:themeFillTint="99"/>
+          </w:tcPr>
+          <w:p>
+            <w:pPr>
+              <w:jc w:val="both"/>
+              <w:rPr>
+                <w:rFonts w:ascii="Times New Roman" w:hAnsi="Times New Roman" w:cs="Times New Roman"/>
+                <w:lang w:val="tr-TR"/>
+              </w:rPr>
+            </w:pPr>
+            <w:r>
+              <w:rPr>
+                <w:rFonts w:ascii="Times New Roman" w:hAnsi="Times New Roman" w:cs="Times New Roman"/>
+                <w:lang w:val="tr-TR"/>
+              </w:rPr>
+              <w:t>Kim11.2.11 / 2.2.6. Kuvvetli Asit-Kuvvetli Baz Titrasyonları</w:t>
+            </w:r>
+            <w:proofErr w:type="spellStart"/>
+            <w:proofErr w:type="spellEnd"/>
+          </w:p>
+        </w:tc>
+      </w:tr>
+      <w:tr>
+        <w:tc>
+          <w:tcPr>
+            <w:tcW w:w="1081" w:type="dxa"/>
+            <w:shd w:val="clear" w:color="auto" w:fill="92D050"/>
+          </w:tcPr>
+          <w:p>
+            <w:pPr>
+              <w:jc w:val="both"/>
+              <w:rPr>
+                <w:rFonts w:ascii="Times New Roman" w:hAnsi="Times New Roman" w:cs="Times New Roman"/>
+                <w:lang w:val="tr-TR"/>
+              </w:rPr>
+            </w:pPr>
+            <w:r>
+              <w:rPr>
+                <w:rFonts w:ascii="Times New Roman" w:hAnsi="Times New Roman" w:cs="Times New Roman"/>
+                <w:lang w:val="tr-TR"/>
+              </w:rPr>
+              <w:t>Tema-2</w:t>
+            </w:r>
+          </w:p>
+        </w:tc>
+        <w:tc>
+          <w:tcPr>
+            <w:tcW w:w="1656" w:type="dxa"/>
+            <w:shd w:val="clear" w:color="auto" w:fill="D86DCB" w:themeFill="accent5" w:themeFillTint="99"/>
+          </w:tcPr>
+          <w:p>
+            <w:pPr>
+              <w:jc w:val="both"/>
+              <w:rPr>
+                <w:rFonts w:ascii="Times New Roman" w:hAnsi="Times New Roman" w:cs="Times New Roman"/>
+                <w:lang w:val="tr-TR"/>
+              </w:rPr>
+            </w:pPr>
+            <w:r>
+              <w:rPr>
+                <w:rFonts w:ascii="Times New Roman" w:hAnsi="Times New Roman" w:cs="Times New Roman"/>
+                <w:lang w:val="tr-TR"/>
+              </w:rPr>
+              <w:t>Örnek-Çözüm Atölyesi</w:t>
+            </w:r>
+          </w:p>
+        </w:tc>
+        <w:tc>
+          <w:tcPr>
+            <w:tcW w:w="1086" w:type="dxa"/>
+            <w:shd w:val="clear" w:color="auto" w:fill="D86DCB" w:themeFill="accent5" w:themeFillTint="99"/>
+          </w:tcPr>
+          <w:p>
+            <w:pPr>
+              <w:jc w:val="both"/>
+              <w:rPr>
+                <w:rFonts w:ascii="Times New Roman" w:hAnsi="Times New Roman" w:cs="Times New Roman"/>
+                <w:lang w:val="tr-TR"/>
+              </w:rPr>
+            </w:pPr>
+            <w:r>
+              <w:rPr>
+                <w:rFonts w:ascii="Times New Roman" w:hAnsi="Times New Roman" w:cs="Times New Roman"/>
+                <w:lang w:val="tr-TR"/>
+              </w:rPr>
+              <w:t>2.21.</w:t>
+            </w:r>
+          </w:p>
+        </w:tc>
+        <w:tc>
+          <w:tcPr>
+            <w:tcW w:w="5527" w:type="dxa"/>
+            <w:shd w:val="clear" w:color="auto" w:fill="D86DCB" w:themeFill="accent5" w:themeFillTint="99"/>
+          </w:tcPr>
+          <w:p>
+            <w:pPr>
+              <w:jc w:val="both"/>
+              <w:rPr>
+                <w:rFonts w:ascii="Times New Roman" w:hAnsi="Times New Roman" w:cs="Times New Roman"/>
+                <w:lang w:val="tr-TR"/>
+              </w:rPr>
+            </w:pPr>
+            <w:r>
+              <w:rPr>
+                <w:rFonts w:ascii="Times New Roman" w:hAnsi="Times New Roman" w:cs="Times New Roman"/>
+                <w:lang w:val="tr-TR"/>
+              </w:rPr>
+              <w:t>Kim11.2.11 / 2.2.6. Kuvvetli Asit-Kuvvetli Baz Titrasyonları</w:t>
+            </w:r>
+            <w:proofErr w:type="spellStart"/>
+            <w:proofErr w:type="spellEnd"/>
+          </w:p>
+        </w:tc>
+      </w:tr>
+      <w:tr>
+        <w:tc>
+          <w:tcPr>
+            <w:tcW w:w="1081" w:type="dxa"/>
+            <w:shd w:val="clear" w:color="auto" w:fill="92D050"/>
+          </w:tcPr>
+          <w:p>
+            <w:pPr>
+              <w:jc w:val="both"/>
+              <w:rPr>
+                <w:rFonts w:ascii="Times New Roman" w:hAnsi="Times New Roman" w:cs="Times New Roman"/>
+                <w:lang w:val="tr-TR"/>
+              </w:rPr>
+            </w:pPr>
+            <w:r>
+              <w:rPr>
+                <w:rFonts w:ascii="Times New Roman" w:hAnsi="Times New Roman" w:cs="Times New Roman"/>
+                <w:lang w:val="tr-TR"/>
+              </w:rPr>
+              <w:t>Tema-2</w:t>
+            </w:r>
+          </w:p>
+        </w:tc>
+        <w:tc>
+          <w:tcPr>
+            <w:tcW w:w="1656" w:type="dxa"/>
+            <w:shd w:val="clear" w:color="auto" w:fill="D86DCB" w:themeFill="accent5" w:themeFillTint="99"/>
+          </w:tcPr>
+          <w:p>
+            <w:pPr>
+              <w:jc w:val="both"/>
+              <w:rPr>
+                <w:rFonts w:ascii="Times New Roman" w:hAnsi="Times New Roman" w:cs="Times New Roman"/>
+                <w:lang w:val="tr-TR"/>
+              </w:rPr>
+            </w:pPr>
+            <w:r>
+              <w:rPr>
+                <w:rFonts w:ascii="Times New Roman" w:hAnsi="Times New Roman" w:cs="Times New Roman"/>
+                <w:lang w:val="tr-TR"/>
+              </w:rPr>
+              <w:t>Bilgi Köşesi</w:t>
+            </w:r>
+          </w:p>
+        </w:tc>
+        <w:tc>
+          <w:tcPr>
+            <w:tcW w:w="1086" w:type="dxa"/>
+            <w:shd w:val="clear" w:color="auto" w:fill="D86DCB" w:themeFill="accent5" w:themeFillTint="99"/>
+          </w:tcPr>
+          <w:p>
+            <w:pPr>
+              <w:jc w:val="both"/>
+              <w:rPr>
+                <w:rFonts w:ascii="Times New Roman" w:hAnsi="Times New Roman" w:cs="Times New Roman"/>
+                <w:lang w:val="tr-TR"/>
+              </w:rPr>
+            </w:pPr>
+            <w:r>
+              <w:rPr>
+                <w:rFonts w:ascii="Times New Roman" w:hAnsi="Times New Roman" w:cs="Times New Roman"/>
+                <w:lang w:val="tr-TR"/>
+              </w:rPr>
+              <w:t>2.3.</w:t>
+            </w:r>
+          </w:p>
+        </w:tc>
+        <w:tc>
+          <w:tcPr>
+            <w:tcW w:w="5527" w:type="dxa"/>
+            <w:shd w:val="clear" w:color="auto" w:fill="D86DCB" w:themeFill="accent5" w:themeFillTint="99"/>
+          </w:tcPr>
+          <w:p>
+            <w:pPr>
+              <w:jc w:val="both"/>
+              <w:rPr>
+                <w:rFonts w:ascii="Times New Roman" w:hAnsi="Times New Roman" w:cs="Times New Roman"/>
+                <w:lang w:val="tr-TR"/>
+              </w:rPr>
+            </w:pPr>
+            <w:r>
+              <w:rPr>
+                <w:rFonts w:ascii="Times New Roman" w:hAnsi="Times New Roman" w:cs="Times New Roman"/>
+                <w:lang w:val="tr-TR"/>
+              </w:rPr>
+              <w:t>Kim11.2.11 / 2.2.6. Kuvvetli Asit-Kuvvetli Baz Titrasyonları</w:t>
+            </w:r>
+            <w:proofErr w:type="spellStart"/>
+            <w:proofErr w:type="spellEnd"/>
+          </w:p>
+        </w:tc>
+      </w:tr>
+      <w:tr>
+        <w:tc>
+          <w:tcPr>
+            <w:tcW w:w="1081" w:type="dxa"/>
+            <w:shd w:val="clear" w:color="auto" w:fill="92D050"/>
+          </w:tcPr>
+          <w:p>
+            <w:pPr>
+              <w:jc w:val="both"/>
+              <w:rPr>
+                <w:rFonts w:ascii="Times New Roman" w:hAnsi="Times New Roman" w:cs="Times New Roman"/>
+                <w:lang w:val="tr-TR"/>
+              </w:rPr>
+            </w:pPr>
+            <w:r>
+              <w:rPr>
+                <w:rFonts w:ascii="Times New Roman" w:hAnsi="Times New Roman" w:cs="Times New Roman"/>
+                <w:lang w:val="tr-TR"/>
+              </w:rPr>
+              <w:t>Tema-2</w:t>
+            </w:r>
+          </w:p>
+        </w:tc>
+        <w:tc>
+          <w:tcPr>
+            <w:tcW w:w="1656" w:type="dxa"/>
+            <w:shd w:val="clear" w:color="auto" w:fill="D86DCB" w:themeFill="accent5" w:themeFillTint="99"/>
+          </w:tcPr>
+          <w:p>
+            <w:pPr>
+              <w:jc w:val="both"/>
+              <w:rPr>
+                <w:rFonts w:ascii="Times New Roman" w:hAnsi="Times New Roman" w:cs="Times New Roman"/>
+                <w:lang w:val="tr-TR"/>
+              </w:rPr>
+            </w:pPr>
+            <w:r>
+              <w:rPr>
+                <w:rFonts w:ascii="Times New Roman" w:hAnsi="Times New Roman" w:cs="Times New Roman"/>
+                <w:lang w:val="tr-TR"/>
+              </w:rPr>
+              <w:t>Sıra Sizde</w:t>
+            </w:r>
+          </w:p>
+        </w:tc>
+        <w:tc>
+          <w:tcPr>
+            <w:tcW w:w="1086" w:type="dxa"/>
+            <w:shd w:val="clear" w:color="auto" w:fill="D86DCB" w:themeFill="accent5" w:themeFillTint="99"/>
+          </w:tcPr>
+          <w:p>
+            <w:pPr>
+              <w:jc w:val="both"/>
+              <w:rPr>
+                <w:rFonts w:ascii="Times New Roman" w:hAnsi="Times New Roman" w:cs="Times New Roman"/>
+                <w:lang w:val="tr-TR"/>
+              </w:rPr>
+            </w:pPr>
+            <w:r>
+              <w:rPr>
+                <w:rFonts w:ascii="Times New Roman" w:hAnsi="Times New Roman" w:cs="Times New Roman"/>
+                <w:lang w:val="tr-TR"/>
+              </w:rPr>
+              <w:t>2.11.</w:t>
+            </w:r>
+          </w:p>
+        </w:tc>
+        <w:tc>
+          <w:tcPr>
+            <w:tcW w:w="5527" w:type="dxa"/>
+            <w:shd w:val="clear" w:color="auto" w:fill="D86DCB" w:themeFill="accent5" w:themeFillTint="99"/>
+          </w:tcPr>
+          <w:p>
+            <w:pPr>
+              <w:jc w:val="both"/>
+              <w:rPr>
+                <w:rFonts w:ascii="Times New Roman" w:hAnsi="Times New Roman" w:cs="Times New Roman"/>
+                <w:lang w:val="tr-TR"/>
+              </w:rPr>
+            </w:pPr>
+            <w:r>
+              <w:rPr>
+                <w:rFonts w:ascii="Times New Roman" w:hAnsi="Times New Roman" w:cs="Times New Roman"/>
+                <w:lang w:val="tr-TR"/>
+              </w:rPr>
+              <w:t>Kim11.2.11 / 2.2.6. Kuvvetli Asit-Kuvvetli Baz Titrasyonları</w:t>
+            </w:r>
+            <w:proofErr w:type="spellStart"/>
+            <w:proofErr w:type="spellEnd"/>
+          </w:p>
+        </w:tc>
+      </w:tr>
+      <w:tr>
+        <w:tc>
+          <w:tcPr>
+            <w:tcW w:w="1081" w:type="dxa"/>
+            <w:shd w:val="clear" w:color="auto" w:fill="92D050"/>
+          </w:tcPr>
+          <w:p>
+            <w:pPr>
+              <w:jc w:val="both"/>
+              <w:rPr>
+                <w:rFonts w:ascii="Times New Roman" w:hAnsi="Times New Roman" w:cs="Times New Roman"/>
+                <w:lang w:val="tr-TR"/>
+              </w:rPr>
+            </w:pPr>
+            <w:r>
+              <w:rPr>
+                <w:rFonts w:ascii="Times New Roman" w:hAnsi="Times New Roman" w:cs="Times New Roman"/>
+                <w:lang w:val="tr-TR"/>
+              </w:rPr>
+              <w:t>Tema-2</w:t>
+            </w:r>
+          </w:p>
+        </w:tc>
+        <w:tc>
+          <w:tcPr>
+            <w:tcW w:w="1656" w:type="dxa"/>
+            <w:shd w:val="clear" w:color="auto" w:fill="D86DCB" w:themeFill="accent5" w:themeFillTint="99"/>
+          </w:tcPr>
+          <w:p>
+            <w:pPr>
+              <w:jc w:val="both"/>
+              <w:rPr>
+                <w:rFonts w:ascii="Times New Roman" w:hAnsi="Times New Roman" w:cs="Times New Roman"/>
+                <w:lang w:val="tr-TR"/>
+              </w:rPr>
+            </w:pPr>
+            <w:r>
+              <w:rPr>
+                <w:rFonts w:ascii="Times New Roman" w:hAnsi="Times New Roman" w:cs="Times New Roman"/>
+                <w:lang w:val="tr-TR"/>
+              </w:rPr>
+              <w:t>Analiz ve Keşif Atölyesi</w:t>
+            </w:r>
+          </w:p>
+        </w:tc>
+        <w:tc>
+          <w:tcPr>
+            <w:tcW w:w="1086" w:type="dxa"/>
+            <w:shd w:val="clear" w:color="auto" w:fill="D86DCB" w:themeFill="accent5" w:themeFillTint="99"/>
+          </w:tcPr>
+          <w:p>
+            <w:pPr>
+              <w:jc w:val="both"/>
+              <w:rPr>
+                <w:rFonts w:ascii="Times New Roman" w:hAnsi="Times New Roman" w:cs="Times New Roman"/>
+                <w:lang w:val="tr-TR"/>
+              </w:rPr>
+            </w:pPr>
+            <w:r>
+              <w:rPr>
+                <w:rFonts w:ascii="Times New Roman" w:hAnsi="Times New Roman" w:cs="Times New Roman"/>
+                <w:lang w:val="tr-TR"/>
+              </w:rPr>
+              <w:t>2.12.</w:t>
+            </w:r>
+          </w:p>
+        </w:tc>
+        <w:tc>
+          <w:tcPr>
+            <w:tcW w:w="5527" w:type="dxa"/>
+            <w:shd w:val="clear" w:color="auto" w:fill="D86DCB" w:themeFill="accent5" w:themeFillTint="99"/>
+          </w:tcPr>
+          <w:p>
+            <w:pPr>
+              <w:jc w:val="both"/>
+              <w:rPr>
+                <w:rFonts w:ascii="Times New Roman" w:hAnsi="Times New Roman" w:cs="Times New Roman"/>
+                <w:lang w:val="tr-TR"/>
+              </w:rPr>
+            </w:pPr>
+            <w:r>
+              <w:rPr>
+                <w:rFonts w:ascii="Times New Roman" w:hAnsi="Times New Roman" w:cs="Times New Roman"/>
+                <w:lang w:val="tr-TR"/>
+              </w:rPr>
+              <w:t>Kim11.2.12 / 2.2.7. Asidik ve Bazik Ürünlerin Seçiminde Dikkat Edilmesi Gerekenler</w:t>
+            </w:r>
+            <w:proofErr w:type="spellStart"/>
+            <w:proofErr w:type="spellEnd"/>
+          </w:p>
+        </w:tc>
+      </w:tr>
+      <w:tr>
+        <w:tc>
+          <w:tcPr>
+            <w:tcW w:w="1081" w:type="dxa"/>
+            <w:shd w:val="clear" w:color="auto" w:fill="92D050"/>
+          </w:tcPr>
+          <w:p>
+            <w:pPr>
+              <w:jc w:val="both"/>
+              <w:rPr>
+                <w:rFonts w:ascii="Times New Roman" w:hAnsi="Times New Roman" w:cs="Times New Roman"/>
+                <w:lang w:val="tr-TR"/>
+              </w:rPr>
+            </w:pPr>
+            <w:r>
+              <w:rPr>
+                <w:rFonts w:ascii="Times New Roman" w:hAnsi="Times New Roman" w:cs="Times New Roman"/>
+                <w:lang w:val="tr-TR"/>
+              </w:rPr>
+              <w:t>Tema-2</w:t>
+            </w:r>
+          </w:p>
+        </w:tc>
+        <w:tc>
+          <w:tcPr>
+            <w:tcW w:w="1656" w:type="dxa"/>
+            <w:shd w:val="clear" w:color="auto" w:fill="D86DCB" w:themeFill="accent5" w:themeFillTint="99"/>
+          </w:tcPr>
+          <w:p>
+            <w:pPr>
+              <w:jc w:val="both"/>
+              <w:rPr>
+                <w:rFonts w:ascii="Times New Roman" w:hAnsi="Times New Roman" w:cs="Times New Roman"/>
+                <w:lang w:val="tr-TR"/>
+              </w:rPr>
+            </w:pPr>
+            <w:r>
+              <w:rPr>
+                <w:rFonts w:ascii="Times New Roman" w:hAnsi="Times New Roman" w:cs="Times New Roman"/>
+                <w:lang w:val="tr-TR"/>
+              </w:rPr>
+              <w:t>Örnek-Çözüm Atölyesi</w:t>
+            </w:r>
+          </w:p>
+        </w:tc>
+        <w:tc>
+          <w:tcPr>
+            <w:tcW w:w="1086" w:type="dxa"/>
+            <w:shd w:val="clear" w:color="auto" w:fill="D86DCB" w:themeFill="accent5" w:themeFillTint="99"/>
+          </w:tcPr>
+          <w:p>
+            <w:pPr>
+              <w:jc w:val="both"/>
+              <w:rPr>
+                <w:rFonts w:ascii="Times New Roman" w:hAnsi="Times New Roman" w:cs="Times New Roman"/>
+                <w:lang w:val="tr-TR"/>
+              </w:rPr>
+            </w:pPr>
+            <w:r>
+              <w:rPr>
+                <w:rFonts w:ascii="Times New Roman" w:hAnsi="Times New Roman" w:cs="Times New Roman"/>
+                <w:lang w:val="tr-TR"/>
+              </w:rPr>
+              <w:t>2.22.</w:t>
+            </w:r>
+          </w:p>
+        </w:tc>
+        <w:tc>
+          <w:tcPr>
+            <w:tcW w:w="5527" w:type="dxa"/>
+            <w:shd w:val="clear" w:color="auto" w:fill="D86DCB" w:themeFill="accent5" w:themeFillTint="99"/>
+          </w:tcPr>
+          <w:p>
+            <w:pPr>
+              <w:jc w:val="both"/>
+              <w:rPr>
+                <w:rFonts w:ascii="Times New Roman" w:hAnsi="Times New Roman" w:cs="Times New Roman"/>
+                <w:lang w:val="tr-TR"/>
+              </w:rPr>
+            </w:pPr>
+            <w:r>
+              <w:rPr>
+                <w:rFonts w:ascii="Times New Roman" w:hAnsi="Times New Roman" w:cs="Times New Roman"/>
+                <w:lang w:val="tr-TR"/>
+              </w:rPr>
+              <w:t>Kim11.2.12 / 2.2.7. Asidik ve Bazik Ürünlerin Seçiminde Dikkat Edilmesi Gerekenler</w:t>
+            </w:r>
+            <w:proofErr w:type="spellStart"/>
+            <w:proofErr w:type="spellEnd"/>
+          </w:p>
+        </w:tc>
+      </w:tr>
+      <w:tr>
+        <w:tc>
+          <w:tcPr>
+            <w:tcW w:w="1081" w:type="dxa"/>
+            <w:shd w:val="clear" w:color="auto" w:fill="92D050"/>
+          </w:tcPr>
+          <w:p>
+            <w:pPr>
+              <w:jc w:val="both"/>
+              <w:rPr>
+                <w:rFonts w:ascii="Times New Roman" w:hAnsi="Times New Roman" w:cs="Times New Roman"/>
+                <w:lang w:val="tr-TR"/>
+              </w:rPr>
+            </w:pPr>
+            <w:r>
+              <w:rPr>
+                <w:rFonts w:ascii="Times New Roman" w:hAnsi="Times New Roman" w:cs="Times New Roman"/>
+                <w:lang w:val="tr-TR"/>
+              </w:rPr>
+              <w:t>Tema-2</w:t>
+            </w:r>
+          </w:p>
+        </w:tc>
+        <w:tc>
+          <w:tcPr>
+            <w:tcW w:w="1656" w:type="dxa"/>
+            <w:shd w:val="clear" w:color="auto" w:fill="D86DCB" w:themeFill="accent5" w:themeFillTint="99"/>
+          </w:tcPr>
+          <w:p>
+            <w:pPr>
+              <w:jc w:val="both"/>
+              <w:rPr>
+                <w:rFonts w:ascii="Times New Roman" w:hAnsi="Times New Roman" w:cs="Times New Roman"/>
+                <w:lang w:val="tr-TR"/>
+              </w:rPr>
+            </w:pPr>
+            <w:r>
+              <w:rPr>
+                <w:rFonts w:ascii="Times New Roman" w:hAnsi="Times New Roman" w:cs="Times New Roman"/>
+                <w:lang w:val="tr-TR"/>
+              </w:rPr>
+              <w:t>Tartışma ve Paylaşım Atölyesi</w:t>
+            </w:r>
+          </w:p>
+        </w:tc>
+        <w:tc>
+          <w:tcPr>
+            <w:tcW w:w="1086" w:type="dxa"/>
+            <w:shd w:val="clear" w:color="auto" w:fill="D86DCB" w:themeFill="accent5" w:themeFillTint="99"/>
+          </w:tcPr>
+          <w:p>
+            <w:pPr>
+              <w:jc w:val="both"/>
+              <w:rPr>
+                <w:rFonts w:ascii="Times New Roman" w:hAnsi="Times New Roman" w:cs="Times New Roman"/>
+                <w:lang w:val="tr-TR"/>
+              </w:rPr>
+            </w:pPr>
+            <w:r>
+              <w:rPr>
+                <w:rFonts w:ascii="Times New Roman" w:hAnsi="Times New Roman" w:cs="Times New Roman"/>
+                <w:lang w:val="tr-TR"/>
+              </w:rPr>
+              <w:t>2.1.</w:t>
+            </w:r>
+          </w:p>
+        </w:tc>
+        <w:tc>
+          <w:tcPr>
+            <w:tcW w:w="5527" w:type="dxa"/>
+            <w:shd w:val="clear" w:color="auto" w:fill="D86DCB" w:themeFill="accent5" w:themeFillTint="99"/>
+          </w:tcPr>
+          <w:p>
+            <w:pPr>
+              <w:jc w:val="both"/>
+              <w:rPr>
+                <w:rFonts w:ascii="Times New Roman" w:hAnsi="Times New Roman" w:cs="Times New Roman"/>
+                <w:lang w:val="tr-TR"/>
+              </w:rPr>
+            </w:pPr>
+            <w:r>
+              <w:rPr>
+                <w:rFonts w:ascii="Times New Roman" w:hAnsi="Times New Roman" w:cs="Times New Roman"/>
+                <w:lang w:val="tr-TR"/>
+              </w:rPr>
+              <w:t>Kim11.2.12 / 2.2.7. Asidik ve Bazik Ürünlerin Seçiminde Dikkat Edilmesi Gerekenler</w:t>
+            </w:r>
+            <w:proofErr w:type="spellStart"/>
+            <w:proofErr w:type="spellEnd"/>
+          </w:p>
+        </w:tc>
+      </w:tr>
+      <w:tr>
+        <w:tc>
+          <w:tcPr>
+            <w:tcW w:w="1081" w:type="dxa"/>
+            <w:shd w:val="clear" w:color="auto" w:fill="92D050"/>
+          </w:tcPr>
+          <w:p>
+            <w:pPr>
+              <w:jc w:val="both"/>
+              <w:rPr>
+                <w:rFonts w:ascii="Times New Roman" w:hAnsi="Times New Roman" w:cs="Times New Roman"/>
+                <w:lang w:val="tr-TR"/>
+              </w:rPr>
+            </w:pPr>
+            <w:r>
+              <w:rPr>
+                <w:rFonts w:ascii="Times New Roman" w:hAnsi="Times New Roman" w:cs="Times New Roman"/>
+                <w:lang w:val="tr-TR"/>
+              </w:rPr>
+              <w:t>Tema-2</w:t>
+            </w:r>
+          </w:p>
+        </w:tc>
+        <w:tc>
+          <w:tcPr>
+            <w:tcW w:w="1656" w:type="dxa"/>
+            <w:shd w:val="clear" w:color="auto" w:fill="D86DCB" w:themeFill="accent5" w:themeFillTint="99"/>
+          </w:tcPr>
+          <w:p>
+            <w:pPr>
+              <w:jc w:val="both"/>
+              <w:rPr>
+                <w:rFonts w:ascii="Times New Roman" w:hAnsi="Times New Roman" w:cs="Times New Roman"/>
+                <w:lang w:val="tr-TR"/>
+              </w:rPr>
+            </w:pPr>
+            <w:r>
+              <w:rPr>
+                <w:rFonts w:ascii="Times New Roman" w:hAnsi="Times New Roman" w:cs="Times New Roman"/>
+                <w:lang w:val="tr-TR"/>
+              </w:rPr>
+              <w:t>Sıra Sizde</w:t>
+            </w:r>
+          </w:p>
+        </w:tc>
+        <w:tc>
+          <w:tcPr>
+            <w:tcW w:w="1086" w:type="dxa"/>
+            <w:shd w:val="clear" w:color="auto" w:fill="D86DCB" w:themeFill="accent5" w:themeFillTint="99"/>
+          </w:tcPr>
+          <w:p>
+            <w:pPr>
+              <w:jc w:val="both"/>
+              <w:rPr>
+                <w:rFonts w:ascii="Times New Roman" w:hAnsi="Times New Roman" w:cs="Times New Roman"/>
+                <w:lang w:val="tr-TR"/>
+              </w:rPr>
+            </w:pPr>
+            <w:r>
+              <w:rPr>
+                <w:rFonts w:ascii="Times New Roman" w:hAnsi="Times New Roman" w:cs="Times New Roman"/>
+                <w:lang w:val="tr-TR"/>
+              </w:rPr>
+              <w:t>2.12.</w:t>
+            </w:r>
+          </w:p>
+        </w:tc>
+        <w:tc>
+          <w:tcPr>
+            <w:tcW w:w="5527" w:type="dxa"/>
+            <w:shd w:val="clear" w:color="auto" w:fill="D86DCB" w:themeFill="accent5" w:themeFillTint="99"/>
+          </w:tcPr>
+          <w:p>
+            <w:pPr>
+              <w:jc w:val="both"/>
+              <w:rPr>
+                <w:rFonts w:ascii="Times New Roman" w:hAnsi="Times New Roman" w:cs="Times New Roman"/>
+                <w:lang w:val="tr-TR"/>
+              </w:rPr>
+            </w:pPr>
+            <w:r>
+              <w:rPr>
+                <w:rFonts w:ascii="Times New Roman" w:hAnsi="Times New Roman" w:cs="Times New Roman"/>
+                <w:lang w:val="tr-TR"/>
+              </w:rPr>
+              <w:t>Kim11.2.12 / 2.2.7. Asidik ve Bazik Ürünlerin Seçiminde Dikkat Edilmesi Gerekenler</w:t>
+            </w:r>
+            <w:proofErr w:type="spellStart"/>
+            <w:proofErr w:type="spellEnd"/>
+          </w:p>
+        </w:tc>
+      </w:tr>
+      <w:tr>
+        <w:tc>
+          <w:tcPr>
+            <w:tcW w:w="1081" w:type="dxa"/>
+            <w:shd w:val="clear" w:color="auto" w:fill="92D050"/>
+          </w:tcPr>
+          <w:p>
+            <w:pPr>
+              <w:jc w:val="both"/>
+              <w:rPr>
+                <w:rFonts w:ascii="Times New Roman" w:hAnsi="Times New Roman" w:cs="Times New Roman"/>
+                <w:lang w:val="tr-TR"/>
+              </w:rPr>
+            </w:pPr>
+            <w:r>
+              <w:rPr>
+                <w:rFonts w:ascii="Times New Roman" w:hAnsi="Times New Roman" w:cs="Times New Roman"/>
+                <w:lang w:val="tr-TR"/>
+              </w:rPr>
+              <w:t>Tema-2</w:t>
+            </w:r>
+          </w:p>
+        </w:tc>
+        <w:tc>
+          <w:tcPr>
+            <w:tcW w:w="1656" w:type="dxa"/>
+            <w:shd w:val="clear" w:color="auto" w:fill="D86DCB" w:themeFill="accent5" w:themeFillTint="99"/>
+          </w:tcPr>
+          <w:p>
+            <w:pPr>
+              <w:jc w:val="both"/>
+              <w:rPr>
+                <w:rFonts w:ascii="Times New Roman" w:hAnsi="Times New Roman" w:cs="Times New Roman"/>
+                <w:lang w:val="tr-TR"/>
+              </w:rPr>
+            </w:pPr>
+            <w:r>
+              <w:rPr>
+                <w:rFonts w:ascii="Times New Roman" w:hAnsi="Times New Roman" w:cs="Times New Roman"/>
+                <w:lang w:val="tr-TR"/>
+              </w:rPr>
+              <w:t>Analiz ve Keşif Atölyesi</w:t>
+            </w:r>
+          </w:p>
+        </w:tc>
+        <w:tc>
+          <w:tcPr>
+            <w:tcW w:w="1086" w:type="dxa"/>
+            <w:shd w:val="clear" w:color="auto" w:fill="D86DCB" w:themeFill="accent5" w:themeFillTint="99"/>
+          </w:tcPr>
+          <w:p>
+            <w:pPr>
+              <w:jc w:val="both"/>
+              <w:rPr>
+                <w:rFonts w:ascii="Times New Roman" w:hAnsi="Times New Roman" w:cs="Times New Roman"/>
+                <w:lang w:val="tr-TR"/>
+              </w:rPr>
+            </w:pPr>
+            <w:r>
+              <w:rPr>
+                <w:rFonts w:ascii="Times New Roman" w:hAnsi="Times New Roman" w:cs="Times New Roman"/>
+                <w:lang w:val="tr-TR"/>
+              </w:rPr>
+              <w:t>2.13.</w:t>
+            </w:r>
+          </w:p>
+        </w:tc>
+        <w:tc>
+          <w:tcPr>
+            <w:tcW w:w="5527" w:type="dxa"/>
+            <w:shd w:val="clear" w:color="auto" w:fill="D86DCB" w:themeFill="accent5" w:themeFillTint="99"/>
+          </w:tcPr>
+          <w:p>
+            <w:pPr>
+              <w:jc w:val="both"/>
+              <w:rPr>
+                <w:rFonts w:ascii="Times New Roman" w:hAnsi="Times New Roman" w:cs="Times New Roman"/>
+                <w:lang w:val="tr-TR"/>
+              </w:rPr>
+            </w:pPr>
+            <w:r>
+              <w:rPr>
+                <w:rFonts w:ascii="Times New Roman" w:hAnsi="Times New Roman" w:cs="Times New Roman"/>
+                <w:lang w:val="tr-TR"/>
+              </w:rPr>
+              <w:t>Kim11.2.13 / 2.3.1. Suda Az Çözünen Tuzların Molar Çözünürlükleri ve Çözünürlük Çarpımı</w:t>
+            </w:r>
+            <w:proofErr w:type="spellStart"/>
+            <w:proofErr w:type="spellEnd"/>
+          </w:p>
+        </w:tc>
+      </w:tr>
+      <w:tr>
+        <w:tc>
+          <w:tcPr>
+            <w:tcW w:w="1081" w:type="dxa"/>
+            <w:shd w:val="clear" w:color="auto" w:fill="92D050"/>
+          </w:tcPr>
+          <w:p>
+            <w:pPr>
+              <w:jc w:val="both"/>
+              <w:rPr>
+                <w:rFonts w:ascii="Times New Roman" w:hAnsi="Times New Roman" w:cs="Times New Roman"/>
+                <w:lang w:val="tr-TR"/>
+              </w:rPr>
+            </w:pPr>
+            <w:r>
+              <w:rPr>
+                <w:rFonts w:ascii="Times New Roman" w:hAnsi="Times New Roman" w:cs="Times New Roman"/>
+                <w:lang w:val="tr-TR"/>
+              </w:rPr>
+              <w:t>Tema-2</w:t>
+            </w:r>
+          </w:p>
+        </w:tc>
+        <w:tc>
+          <w:tcPr>
+            <w:tcW w:w="1656" w:type="dxa"/>
+            <w:shd w:val="clear" w:color="auto" w:fill="D86DCB" w:themeFill="accent5" w:themeFillTint="99"/>
+          </w:tcPr>
+          <w:p>
+            <w:pPr>
+              <w:jc w:val="both"/>
+              <w:rPr>
+                <w:rFonts w:ascii="Times New Roman" w:hAnsi="Times New Roman" w:cs="Times New Roman"/>
+                <w:lang w:val="tr-TR"/>
+              </w:rPr>
+            </w:pPr>
+            <w:r>
+              <w:rPr>
+                <w:rFonts w:ascii="Times New Roman" w:hAnsi="Times New Roman" w:cs="Times New Roman"/>
+                <w:lang w:val="tr-TR"/>
+              </w:rPr>
+              <w:t>Bilgi Köşesi</w:t>
+            </w:r>
+          </w:p>
+        </w:tc>
+        <w:tc>
+          <w:tcPr>
+            <w:tcW w:w="1086" w:type="dxa"/>
+            <w:shd w:val="clear" w:color="auto" w:fill="D86DCB" w:themeFill="accent5" w:themeFillTint="99"/>
+          </w:tcPr>
+          <w:p>
+            <w:pPr>
+              <w:jc w:val="both"/>
+              <w:rPr>
+                <w:rFonts w:ascii="Times New Roman" w:hAnsi="Times New Roman" w:cs="Times New Roman"/>
+                <w:lang w:val="tr-TR"/>
+              </w:rPr>
+            </w:pPr>
+            <w:r>
+              <w:rPr>
+                <w:rFonts w:ascii="Times New Roman" w:hAnsi="Times New Roman" w:cs="Times New Roman"/>
+                <w:lang w:val="tr-TR"/>
+              </w:rPr>
+              <w:t>2.4.</w:t>
+            </w:r>
+          </w:p>
+        </w:tc>
+        <w:tc>
+          <w:tcPr>
+            <w:tcW w:w="5527" w:type="dxa"/>
+            <w:shd w:val="clear" w:color="auto" w:fill="D86DCB" w:themeFill="accent5" w:themeFillTint="99"/>
+          </w:tcPr>
+          <w:p>
+            <w:pPr>
+              <w:jc w:val="both"/>
+              <w:rPr>
+                <w:rFonts w:ascii="Times New Roman" w:hAnsi="Times New Roman" w:cs="Times New Roman"/>
+                <w:lang w:val="tr-TR"/>
+              </w:rPr>
+            </w:pPr>
+            <w:r>
+              <w:rPr>
+                <w:rFonts w:ascii="Times New Roman" w:hAnsi="Times New Roman" w:cs="Times New Roman"/>
+                <w:lang w:val="tr-TR"/>
+              </w:rPr>
+              <w:t>Kim11.2.13 / 2.3.1. Suda Az Çözünen Tuzların Molar Çözünürlükleri ve Çözünürlük Çarpımı</w:t>
+            </w:r>
+            <w:proofErr w:type="spellStart"/>
+            <w:proofErr w:type="spellEnd"/>
+          </w:p>
+        </w:tc>
+      </w:tr>
+      <w:tr>
+        <w:tc>
+          <w:tcPr>
+            <w:tcW w:w="1081" w:type="dxa"/>
+            <w:shd w:val="clear" w:color="auto" w:fill="92D050"/>
+          </w:tcPr>
+          <w:p>
+            <w:pPr>
+              <w:jc w:val="both"/>
+              <w:rPr>
+                <w:rFonts w:ascii="Times New Roman" w:hAnsi="Times New Roman" w:cs="Times New Roman"/>
+                <w:lang w:val="tr-TR"/>
+              </w:rPr>
+            </w:pPr>
+            <w:r>
+              <w:rPr>
+                <w:rFonts w:ascii="Times New Roman" w:hAnsi="Times New Roman" w:cs="Times New Roman"/>
+                <w:lang w:val="tr-TR"/>
+              </w:rPr>
+              <w:t>Tema-2</w:t>
+            </w:r>
+          </w:p>
+        </w:tc>
+        <w:tc>
+          <w:tcPr>
+            <w:tcW w:w="1656" w:type="dxa"/>
+            <w:shd w:val="clear" w:color="auto" w:fill="D86DCB" w:themeFill="accent5" w:themeFillTint="99"/>
+          </w:tcPr>
+          <w:p>
+            <w:pPr>
+              <w:jc w:val="both"/>
+              <w:rPr>
+                <w:rFonts w:ascii="Times New Roman" w:hAnsi="Times New Roman" w:cs="Times New Roman"/>
+                <w:lang w:val="tr-TR"/>
+              </w:rPr>
+            </w:pPr>
+            <w:r>
+              <w:rPr>
+                <w:rFonts w:ascii="Times New Roman" w:hAnsi="Times New Roman" w:cs="Times New Roman"/>
+                <w:lang w:val="tr-TR"/>
+              </w:rPr>
+              <w:t>Örnek-Çözüm Atölyesi</w:t>
+            </w:r>
+          </w:p>
+        </w:tc>
+        <w:tc>
+          <w:tcPr>
+            <w:tcW w:w="1086" w:type="dxa"/>
+            <w:shd w:val="clear" w:color="auto" w:fill="D86DCB" w:themeFill="accent5" w:themeFillTint="99"/>
+          </w:tcPr>
+          <w:p>
+            <w:pPr>
+              <w:jc w:val="both"/>
+              <w:rPr>
+                <w:rFonts w:ascii="Times New Roman" w:hAnsi="Times New Roman" w:cs="Times New Roman"/>
+                <w:lang w:val="tr-TR"/>
+              </w:rPr>
+            </w:pPr>
+            <w:r>
+              <w:rPr>
+                <w:rFonts w:ascii="Times New Roman" w:hAnsi="Times New Roman" w:cs="Times New Roman"/>
+                <w:lang w:val="tr-TR"/>
+              </w:rPr>
+              <w:t>2.23.</w:t>
+            </w:r>
+          </w:p>
+        </w:tc>
+        <w:tc>
+          <w:tcPr>
+            <w:tcW w:w="5527" w:type="dxa"/>
+            <w:shd w:val="clear" w:color="auto" w:fill="D86DCB" w:themeFill="accent5" w:themeFillTint="99"/>
+          </w:tcPr>
+          <w:p>
+            <w:pPr>
+              <w:jc w:val="both"/>
+              <w:rPr>
+                <w:rFonts w:ascii="Times New Roman" w:hAnsi="Times New Roman" w:cs="Times New Roman"/>
+                <w:lang w:val="tr-TR"/>
+              </w:rPr>
+            </w:pPr>
+            <w:r>
+              <w:rPr>
+                <w:rFonts w:ascii="Times New Roman" w:hAnsi="Times New Roman" w:cs="Times New Roman"/>
+                <w:lang w:val="tr-TR"/>
+              </w:rPr>
+              <w:t>Kim11.2.13 / 2.3.1. Suda Az Çözünen Tuzların Molar Çözünürlükleri ve Çözünürlük Çarpımı</w:t>
+            </w:r>
+            <w:proofErr w:type="spellStart"/>
+            <w:proofErr w:type="spellEnd"/>
+          </w:p>
+        </w:tc>
+      </w:tr>
+      <w:tr>
+        <w:tc>
+          <w:tcPr>
+            <w:tcW w:w="1081" w:type="dxa"/>
+            <w:shd w:val="clear" w:color="auto" w:fill="92D050"/>
+          </w:tcPr>
+          <w:p>
+            <w:pPr>
+              <w:jc w:val="both"/>
+              <w:rPr>
+                <w:rFonts w:ascii="Times New Roman" w:hAnsi="Times New Roman" w:cs="Times New Roman"/>
+                <w:lang w:val="tr-TR"/>
+              </w:rPr>
+            </w:pPr>
+            <w:r>
+              <w:rPr>
+                <w:rFonts w:ascii="Times New Roman" w:hAnsi="Times New Roman" w:cs="Times New Roman"/>
+                <w:lang w:val="tr-TR"/>
+              </w:rPr>
+              <w:t>Tema-2</w:t>
+            </w:r>
+          </w:p>
+        </w:tc>
+        <w:tc>
+          <w:tcPr>
+            <w:tcW w:w="1656" w:type="dxa"/>
+            <w:shd w:val="clear" w:color="auto" w:fill="D86DCB" w:themeFill="accent5" w:themeFillTint="99"/>
+          </w:tcPr>
+          <w:p>
+            <w:pPr>
+              <w:jc w:val="both"/>
+              <w:rPr>
+                <w:rFonts w:ascii="Times New Roman" w:hAnsi="Times New Roman" w:cs="Times New Roman"/>
+                <w:lang w:val="tr-TR"/>
+              </w:rPr>
+            </w:pPr>
+            <w:r>
+              <w:rPr>
+                <w:rFonts w:ascii="Times New Roman" w:hAnsi="Times New Roman" w:cs="Times New Roman"/>
+                <w:lang w:val="tr-TR"/>
+              </w:rPr>
+              <w:t>Örnek-Çözüm Atölyesi</w:t>
+            </w:r>
+          </w:p>
+        </w:tc>
+        <w:tc>
+          <w:tcPr>
+            <w:tcW w:w="1086" w:type="dxa"/>
+            <w:shd w:val="clear" w:color="auto" w:fill="D86DCB" w:themeFill="accent5" w:themeFillTint="99"/>
+          </w:tcPr>
+          <w:p>
+            <w:pPr>
+              <w:jc w:val="both"/>
+              <w:rPr>
+                <w:rFonts w:ascii="Times New Roman" w:hAnsi="Times New Roman" w:cs="Times New Roman"/>
+                <w:lang w:val="tr-TR"/>
+              </w:rPr>
+            </w:pPr>
+            <w:r>
+              <w:rPr>
+                <w:rFonts w:ascii="Times New Roman" w:hAnsi="Times New Roman" w:cs="Times New Roman"/>
+                <w:lang w:val="tr-TR"/>
+              </w:rPr>
+              <w:t>2.24.</w:t>
+            </w:r>
+          </w:p>
+        </w:tc>
+        <w:tc>
+          <w:tcPr>
+            <w:tcW w:w="5527" w:type="dxa"/>
+            <w:shd w:val="clear" w:color="auto" w:fill="D86DCB" w:themeFill="accent5" w:themeFillTint="99"/>
+          </w:tcPr>
+          <w:p>
+            <w:pPr>
+              <w:jc w:val="both"/>
+              <w:rPr>
+                <w:rFonts w:ascii="Times New Roman" w:hAnsi="Times New Roman" w:cs="Times New Roman"/>
+                <w:lang w:val="tr-TR"/>
+              </w:rPr>
+            </w:pPr>
+            <w:r>
+              <w:rPr>
+                <w:rFonts w:ascii="Times New Roman" w:hAnsi="Times New Roman" w:cs="Times New Roman"/>
+                <w:lang w:val="tr-TR"/>
+              </w:rPr>
+              <w:t>Kim11.2.13 / 2.3.1. Suda Az Çözünen Tuzların Molar Çözünürlükleri ve Çözünürlük Çarpımı</w:t>
+            </w:r>
+            <w:proofErr w:type="spellStart"/>
+            <w:proofErr w:type="spellEnd"/>
+          </w:p>
+        </w:tc>
+      </w:tr>
+      <w:tr>
+        <w:tc>
+          <w:tcPr>
+            <w:tcW w:w="1081" w:type="dxa"/>
+            <w:shd w:val="clear" w:color="auto" w:fill="92D050"/>
+          </w:tcPr>
+          <w:p>
+            <w:pPr>
+              <w:jc w:val="both"/>
+              <w:rPr>
+                <w:rFonts w:ascii="Times New Roman" w:hAnsi="Times New Roman" w:cs="Times New Roman"/>
+                <w:lang w:val="tr-TR"/>
+              </w:rPr>
+            </w:pPr>
+            <w:r>
+              <w:rPr>
+                <w:rFonts w:ascii="Times New Roman" w:hAnsi="Times New Roman" w:cs="Times New Roman"/>
+                <w:lang w:val="tr-TR"/>
+              </w:rPr>
+              <w:t>Tema-2</w:t>
+            </w:r>
+          </w:p>
+        </w:tc>
+        <w:tc>
+          <w:tcPr>
+            <w:tcW w:w="1656" w:type="dxa"/>
+            <w:shd w:val="clear" w:color="auto" w:fill="D86DCB" w:themeFill="accent5" w:themeFillTint="99"/>
+          </w:tcPr>
+          <w:p>
+            <w:pPr>
+              <w:jc w:val="both"/>
+              <w:rPr>
+                <w:rFonts w:ascii="Times New Roman" w:hAnsi="Times New Roman" w:cs="Times New Roman"/>
+                <w:lang w:val="tr-TR"/>
+              </w:rPr>
+            </w:pPr>
+            <w:r>
+              <w:rPr>
+                <w:rFonts w:ascii="Times New Roman" w:hAnsi="Times New Roman" w:cs="Times New Roman"/>
+                <w:lang w:val="tr-TR"/>
+              </w:rPr>
+              <w:t>Örnek-Çözüm Atölyesi</w:t>
+            </w:r>
+          </w:p>
+        </w:tc>
+        <w:tc>
+          <w:tcPr>
+            <w:tcW w:w="1086" w:type="dxa"/>
+            <w:shd w:val="clear" w:color="auto" w:fill="D86DCB" w:themeFill="accent5" w:themeFillTint="99"/>
+          </w:tcPr>
+          <w:p>
+            <w:pPr>
+              <w:jc w:val="both"/>
+              <w:rPr>
+                <w:rFonts w:ascii="Times New Roman" w:hAnsi="Times New Roman" w:cs="Times New Roman"/>
+                <w:lang w:val="tr-TR"/>
+              </w:rPr>
+            </w:pPr>
+            <w:r>
+              <w:rPr>
+                <w:rFonts w:ascii="Times New Roman" w:hAnsi="Times New Roman" w:cs="Times New Roman"/>
+                <w:lang w:val="tr-TR"/>
+              </w:rPr>
+              <w:t>2.25.</w:t>
+            </w:r>
+          </w:p>
+        </w:tc>
+        <w:tc>
+          <w:tcPr>
+            <w:tcW w:w="5527" w:type="dxa"/>
+            <w:shd w:val="clear" w:color="auto" w:fill="D86DCB" w:themeFill="accent5" w:themeFillTint="99"/>
+          </w:tcPr>
+          <w:p>
+            <w:pPr>
+              <w:jc w:val="both"/>
+              <w:rPr>
+                <w:rFonts w:ascii="Times New Roman" w:hAnsi="Times New Roman" w:cs="Times New Roman"/>
+                <w:lang w:val="tr-TR"/>
+              </w:rPr>
+            </w:pPr>
+            <w:r>
+              <w:rPr>
+                <w:rFonts w:ascii="Times New Roman" w:hAnsi="Times New Roman" w:cs="Times New Roman"/>
+                <w:lang w:val="tr-TR"/>
+              </w:rPr>
+              <w:t>Kim11.2.13 / 2.3.1. Suda Az Çözünen Tuzların Molar Çözünürlükleri ve Çözünürlük Çarpımı</w:t>
+            </w:r>
+            <w:proofErr w:type="spellStart"/>
+            <w:proofErr w:type="spellEnd"/>
+          </w:p>
+        </w:tc>
+      </w:tr>
+      <w:tr>
+        <w:tc>
+          <w:tcPr>
+            <w:tcW w:w="1081" w:type="dxa"/>
+            <w:shd w:val="clear" w:color="auto" w:fill="92D050"/>
+          </w:tcPr>
+          <w:p>
+            <w:pPr>
+              <w:jc w:val="both"/>
+              <w:rPr>
+                <w:rFonts w:ascii="Times New Roman" w:hAnsi="Times New Roman" w:cs="Times New Roman"/>
+                <w:lang w:val="tr-TR"/>
+              </w:rPr>
+            </w:pPr>
+            <w:r>
+              <w:rPr>
+                <w:rFonts w:ascii="Times New Roman" w:hAnsi="Times New Roman" w:cs="Times New Roman"/>
+                <w:lang w:val="tr-TR"/>
+              </w:rPr>
+              <w:t>Tema-2</w:t>
+            </w:r>
+          </w:p>
+        </w:tc>
+        <w:tc>
+          <w:tcPr>
+            <w:tcW w:w="1656" w:type="dxa"/>
+            <w:shd w:val="clear" w:color="auto" w:fill="D86DCB" w:themeFill="accent5" w:themeFillTint="99"/>
+          </w:tcPr>
+          <w:p>
+            <w:pPr>
+              <w:jc w:val="both"/>
+              <w:rPr>
+                <w:rFonts w:ascii="Times New Roman" w:hAnsi="Times New Roman" w:cs="Times New Roman"/>
+                <w:lang w:val="tr-TR"/>
+              </w:rPr>
+            </w:pPr>
+            <w:r>
+              <w:rPr>
+                <w:rFonts w:ascii="Times New Roman" w:hAnsi="Times New Roman" w:cs="Times New Roman"/>
+                <w:lang w:val="tr-TR"/>
+              </w:rPr>
+              <w:t>Sıra Sizde</w:t>
+            </w:r>
+          </w:p>
+        </w:tc>
+        <w:tc>
+          <w:tcPr>
+            <w:tcW w:w="1086" w:type="dxa"/>
+            <w:shd w:val="clear" w:color="auto" w:fill="D86DCB" w:themeFill="accent5" w:themeFillTint="99"/>
+          </w:tcPr>
+          <w:p>
+            <w:pPr>
+              <w:jc w:val="both"/>
+              <w:rPr>
+                <w:rFonts w:ascii="Times New Roman" w:hAnsi="Times New Roman" w:cs="Times New Roman"/>
+                <w:lang w:val="tr-TR"/>
+              </w:rPr>
+            </w:pPr>
+            <w:r>
+              <w:rPr>
+                <w:rFonts w:ascii="Times New Roman" w:hAnsi="Times New Roman" w:cs="Times New Roman"/>
+                <w:lang w:val="tr-TR"/>
+              </w:rPr>
+              <w:t>2.13.</w:t>
+            </w:r>
+          </w:p>
+        </w:tc>
+        <w:tc>
+          <w:tcPr>
+            <w:tcW w:w="5527" w:type="dxa"/>
+            <w:shd w:val="clear" w:color="auto" w:fill="D86DCB" w:themeFill="accent5" w:themeFillTint="99"/>
+          </w:tcPr>
+          <w:p>
+            <w:pPr>
+              <w:jc w:val="both"/>
+              <w:rPr>
+                <w:rFonts w:ascii="Times New Roman" w:hAnsi="Times New Roman" w:cs="Times New Roman"/>
+                <w:lang w:val="tr-TR"/>
+              </w:rPr>
+            </w:pPr>
+            <w:r>
+              <w:rPr>
+                <w:rFonts w:ascii="Times New Roman" w:hAnsi="Times New Roman" w:cs="Times New Roman"/>
+                <w:lang w:val="tr-TR"/>
+              </w:rPr>
+              <w:t>Kim11.2.13 / 2.3.1. Suda Az Çözünen Tuzların Molar Çözünürlükleri ve Çözünürlük Çarpımı</w:t>
+            </w:r>
+            <w:proofErr w:type="spellStart"/>
+            <w:proofErr w:type="spellEnd"/>
+          </w:p>
+        </w:tc>
+      </w:tr>
+      <w:tr>
+        <w:tc>
+          <w:tcPr>
+            <w:tcW w:w="1081" w:type="dxa"/>
+            <w:shd w:val="clear" w:color="auto" w:fill="92D050"/>
+          </w:tcPr>
+          <w:p>
+            <w:pPr>
+              <w:jc w:val="both"/>
+              <w:rPr>
+                <w:rFonts w:ascii="Times New Roman" w:hAnsi="Times New Roman" w:cs="Times New Roman"/>
+                <w:lang w:val="tr-TR"/>
+              </w:rPr>
+            </w:pPr>
+            <w:r>
+              <w:rPr>
+                <w:rFonts w:ascii="Times New Roman" w:hAnsi="Times New Roman" w:cs="Times New Roman"/>
+                <w:lang w:val="tr-TR"/>
+              </w:rPr>
+              <w:t>Tema-2</w:t>
+            </w:r>
+          </w:p>
+        </w:tc>
+        <w:tc>
+          <w:tcPr>
+            <w:tcW w:w="1656" w:type="dxa"/>
+            <w:shd w:val="clear" w:color="auto" w:fill="D86DCB" w:themeFill="accent5" w:themeFillTint="99"/>
+          </w:tcPr>
+          <w:p>
+            <w:pPr>
+              <w:jc w:val="both"/>
+              <w:rPr>
+                <w:rFonts w:ascii="Times New Roman" w:hAnsi="Times New Roman" w:cs="Times New Roman"/>
+                <w:lang w:val="tr-TR"/>
+              </w:rPr>
+            </w:pPr>
+            <w:r>
+              <w:rPr>
+                <w:rFonts w:ascii="Times New Roman" w:hAnsi="Times New Roman" w:cs="Times New Roman"/>
+                <w:lang w:val="tr-TR"/>
+              </w:rPr>
+              <w:t>Analiz ve Keşif Atölyesi</w:t>
+            </w:r>
+          </w:p>
+        </w:tc>
+        <w:tc>
+          <w:tcPr>
+            <w:tcW w:w="1086" w:type="dxa"/>
+            <w:shd w:val="clear" w:color="auto" w:fill="D86DCB" w:themeFill="accent5" w:themeFillTint="99"/>
+          </w:tcPr>
+          <w:p>
+            <w:pPr>
+              <w:jc w:val="both"/>
+              <w:rPr>
+                <w:rFonts w:ascii="Times New Roman" w:hAnsi="Times New Roman" w:cs="Times New Roman"/>
+                <w:lang w:val="tr-TR"/>
+              </w:rPr>
+            </w:pPr>
+            <w:r>
+              <w:rPr>
+                <w:rFonts w:ascii="Times New Roman" w:hAnsi="Times New Roman" w:cs="Times New Roman"/>
+                <w:lang w:val="tr-TR"/>
+              </w:rPr>
+              <w:t>2.14.</w:t>
+            </w:r>
+          </w:p>
+        </w:tc>
+        <w:tc>
+          <w:tcPr>
+            <w:tcW w:w="5527" w:type="dxa"/>
+            <w:shd w:val="clear" w:color="auto" w:fill="D86DCB" w:themeFill="accent5" w:themeFillTint="99"/>
+          </w:tcPr>
+          <w:p>
+            <w:pPr>
+              <w:jc w:val="both"/>
+              <w:rPr>
+                <w:rFonts w:ascii="Times New Roman" w:hAnsi="Times New Roman" w:cs="Times New Roman"/>
+                <w:lang w:val="tr-TR"/>
+              </w:rPr>
+            </w:pPr>
+            <w:r>
+              <w:rPr>
+                <w:rFonts w:ascii="Times New Roman" w:hAnsi="Times New Roman" w:cs="Times New Roman"/>
+                <w:lang w:val="tr-TR"/>
+              </w:rPr>
+              <w:t>Kim11.2.14 / 2.3.2. Tuzların Çözünürlüğüne Etki Eden Faktörler</w:t>
+            </w:r>
+            <w:proofErr w:type="spellStart"/>
+            <w:proofErr w:type="spellEnd"/>
+          </w:p>
+        </w:tc>
+      </w:tr>
+      <w:tr>
+        <w:tc>
+          <w:tcPr>
+            <w:tcW w:w="1081" w:type="dxa"/>
+            <w:shd w:val="clear" w:color="auto" w:fill="92D050"/>
+          </w:tcPr>
+          <w:p>
+            <w:pPr>
+              <w:jc w:val="both"/>
+              <w:rPr>
+                <w:rFonts w:ascii="Times New Roman" w:hAnsi="Times New Roman" w:cs="Times New Roman"/>
+                <w:lang w:val="tr-TR"/>
+              </w:rPr>
+            </w:pPr>
+            <w:r>
+              <w:rPr>
+                <w:rFonts w:ascii="Times New Roman" w:hAnsi="Times New Roman" w:cs="Times New Roman"/>
+                <w:lang w:val="tr-TR"/>
+              </w:rPr>
+              <w:t>Tema-2</w:t>
+            </w:r>
+          </w:p>
+        </w:tc>
+        <w:tc>
+          <w:tcPr>
+            <w:tcW w:w="1656" w:type="dxa"/>
+            <w:shd w:val="clear" w:color="auto" w:fill="D86DCB" w:themeFill="accent5" w:themeFillTint="99"/>
+          </w:tcPr>
+          <w:p>
+            <w:pPr>
+              <w:jc w:val="both"/>
+              <w:rPr>
+                <w:rFonts w:ascii="Times New Roman" w:hAnsi="Times New Roman" w:cs="Times New Roman"/>
+                <w:lang w:val="tr-TR"/>
+              </w:rPr>
+            </w:pPr>
+            <w:r>
+              <w:rPr>
+                <w:rFonts w:ascii="Times New Roman" w:hAnsi="Times New Roman" w:cs="Times New Roman"/>
+                <w:lang w:val="tr-TR"/>
+              </w:rPr>
+              <w:t>Örnek-Çözüm Atölyesi</w:t>
+            </w:r>
+          </w:p>
+        </w:tc>
+        <w:tc>
+          <w:tcPr>
+            <w:tcW w:w="1086" w:type="dxa"/>
+            <w:shd w:val="clear" w:color="auto" w:fill="D86DCB" w:themeFill="accent5" w:themeFillTint="99"/>
+          </w:tcPr>
+          <w:p>
+            <w:pPr>
+              <w:jc w:val="both"/>
+              <w:rPr>
+                <w:rFonts w:ascii="Times New Roman" w:hAnsi="Times New Roman" w:cs="Times New Roman"/>
+                <w:lang w:val="tr-TR"/>
+              </w:rPr>
+            </w:pPr>
+            <w:r>
+              <w:rPr>
+                <w:rFonts w:ascii="Times New Roman" w:hAnsi="Times New Roman" w:cs="Times New Roman"/>
+                <w:lang w:val="tr-TR"/>
+              </w:rPr>
+              <w:t>2.26.</w:t>
+            </w:r>
+          </w:p>
+        </w:tc>
+        <w:tc>
+          <w:tcPr>
+            <w:tcW w:w="5527" w:type="dxa"/>
+            <w:shd w:val="clear" w:color="auto" w:fill="D86DCB" w:themeFill="accent5" w:themeFillTint="99"/>
+          </w:tcPr>
+          <w:p>
+            <w:pPr>
+              <w:jc w:val="both"/>
+              <w:rPr>
+                <w:rFonts w:ascii="Times New Roman" w:hAnsi="Times New Roman" w:cs="Times New Roman"/>
+                <w:lang w:val="tr-TR"/>
+              </w:rPr>
+            </w:pPr>
+            <w:r>
+              <w:rPr>
+                <w:rFonts w:ascii="Times New Roman" w:hAnsi="Times New Roman" w:cs="Times New Roman"/>
+                <w:lang w:val="tr-TR"/>
+              </w:rPr>
+              <w:t>Kim11.2.14 / 2.3.2. Tuzların Çözünürlüğüne Etki Eden Faktörler</w:t>
+            </w:r>
+            <w:proofErr w:type="spellStart"/>
+            <w:proofErr w:type="spellEnd"/>
+          </w:p>
+        </w:tc>
+      </w:tr>
+      <w:tr>
+        <w:tc>
+          <w:tcPr>
+            <w:tcW w:w="1081" w:type="dxa"/>
+            <w:shd w:val="clear" w:color="auto" w:fill="92D050"/>
+          </w:tcPr>
+          <w:p>
+            <w:pPr>
+              <w:jc w:val="both"/>
+              <w:rPr>
+                <w:rFonts w:ascii="Times New Roman" w:hAnsi="Times New Roman" w:cs="Times New Roman"/>
+                <w:lang w:val="tr-TR"/>
+              </w:rPr>
+            </w:pPr>
+            <w:r>
+              <w:rPr>
+                <w:rFonts w:ascii="Times New Roman" w:hAnsi="Times New Roman" w:cs="Times New Roman"/>
+                <w:lang w:val="tr-TR"/>
+              </w:rPr>
+              <w:t>Tema-2</w:t>
+            </w:r>
+          </w:p>
+        </w:tc>
+        <w:tc>
+          <w:tcPr>
+            <w:tcW w:w="1656" w:type="dxa"/>
+            <w:shd w:val="clear" w:color="auto" w:fill="D86DCB" w:themeFill="accent5" w:themeFillTint="99"/>
+          </w:tcPr>
+          <w:p>
+            <w:pPr>
+              <w:jc w:val="both"/>
+              <w:rPr>
+                <w:rFonts w:ascii="Times New Roman" w:hAnsi="Times New Roman" w:cs="Times New Roman"/>
+                <w:lang w:val="tr-TR"/>
+              </w:rPr>
+            </w:pPr>
+            <w:r>
+              <w:rPr>
+                <w:rFonts w:ascii="Times New Roman" w:hAnsi="Times New Roman" w:cs="Times New Roman"/>
+                <w:lang w:val="tr-TR"/>
+              </w:rPr>
+              <w:t>Örnek-Çözüm Atölyesi</w:t>
+            </w:r>
+          </w:p>
+        </w:tc>
+        <w:tc>
+          <w:tcPr>
+            <w:tcW w:w="1086" w:type="dxa"/>
+            <w:shd w:val="clear" w:color="auto" w:fill="D86DCB" w:themeFill="accent5" w:themeFillTint="99"/>
+          </w:tcPr>
+          <w:p>
+            <w:pPr>
+              <w:jc w:val="both"/>
+              <w:rPr>
+                <w:rFonts w:ascii="Times New Roman" w:hAnsi="Times New Roman" w:cs="Times New Roman"/>
+                <w:lang w:val="tr-TR"/>
+              </w:rPr>
+            </w:pPr>
+            <w:r>
+              <w:rPr>
+                <w:rFonts w:ascii="Times New Roman" w:hAnsi="Times New Roman" w:cs="Times New Roman"/>
+                <w:lang w:val="tr-TR"/>
+              </w:rPr>
+              <w:t>2.27.</w:t>
+            </w:r>
+          </w:p>
+        </w:tc>
+        <w:tc>
+          <w:tcPr>
+            <w:tcW w:w="5527" w:type="dxa"/>
+            <w:shd w:val="clear" w:color="auto" w:fill="D86DCB" w:themeFill="accent5" w:themeFillTint="99"/>
+          </w:tcPr>
+          <w:p>
+            <w:pPr>
+              <w:jc w:val="both"/>
+              <w:rPr>
+                <w:rFonts w:ascii="Times New Roman" w:hAnsi="Times New Roman" w:cs="Times New Roman"/>
+                <w:lang w:val="tr-TR"/>
+              </w:rPr>
+            </w:pPr>
+            <w:r>
+              <w:rPr>
+                <w:rFonts w:ascii="Times New Roman" w:hAnsi="Times New Roman" w:cs="Times New Roman"/>
+                <w:lang w:val="tr-TR"/>
+              </w:rPr>
+              <w:t>Kim11.2.14 / 2.3.2. Tuzların Çözünürlüğüne Etki Eden Faktörler</w:t>
+            </w:r>
+            <w:proofErr w:type="spellStart"/>
+            <w:proofErr w:type="spellEnd"/>
+          </w:p>
+        </w:tc>
+      </w:tr>
+      <w:tr>
+        <w:tc>
+          <w:tcPr>
+            <w:tcW w:w="1081" w:type="dxa"/>
+            <w:shd w:val="clear" w:color="auto" w:fill="92D050"/>
+          </w:tcPr>
+          <w:p>
+            <w:pPr>
+              <w:jc w:val="both"/>
+              <w:rPr>
+                <w:rFonts w:ascii="Times New Roman" w:hAnsi="Times New Roman" w:cs="Times New Roman"/>
+                <w:lang w:val="tr-TR"/>
+              </w:rPr>
+            </w:pPr>
+            <w:r>
+              <w:rPr>
+                <w:rFonts w:ascii="Times New Roman" w:hAnsi="Times New Roman" w:cs="Times New Roman"/>
+                <w:lang w:val="tr-TR"/>
+              </w:rPr>
+              <w:t>Tema-2</w:t>
+            </w:r>
+          </w:p>
+        </w:tc>
+        <w:tc>
+          <w:tcPr>
+            <w:tcW w:w="1656" w:type="dxa"/>
+            <w:shd w:val="clear" w:color="auto" w:fill="D86DCB" w:themeFill="accent5" w:themeFillTint="99"/>
+          </w:tcPr>
+          <w:p>
+            <w:pPr>
+              <w:jc w:val="both"/>
+              <w:rPr>
+                <w:rFonts w:ascii="Times New Roman" w:hAnsi="Times New Roman" w:cs="Times New Roman"/>
+                <w:lang w:val="tr-TR"/>
+              </w:rPr>
+            </w:pPr>
+            <w:r>
+              <w:rPr>
+                <w:rFonts w:ascii="Times New Roman" w:hAnsi="Times New Roman" w:cs="Times New Roman"/>
+                <w:lang w:val="tr-TR"/>
+              </w:rPr>
+              <w:t>Performans Görevi</w:t>
+            </w:r>
+          </w:p>
+        </w:tc>
+        <w:tc>
+          <w:tcPr>
+            <w:tcW w:w="1086" w:type="dxa"/>
+            <w:shd w:val="clear" w:color="auto" w:fill="D86DCB" w:themeFill="accent5" w:themeFillTint="99"/>
+          </w:tcPr>
+          <w:p>
+            <w:pPr>
+              <w:jc w:val="both"/>
+              <w:rPr>
+                <w:rFonts w:ascii="Times New Roman" w:hAnsi="Times New Roman" w:cs="Times New Roman"/>
+                <w:lang w:val="tr-TR"/>
+              </w:rPr>
+            </w:pPr>
+            <w:r>
+              <w:rPr>
+                <w:rFonts w:ascii="Times New Roman" w:hAnsi="Times New Roman" w:cs="Times New Roman"/>
+                <w:lang w:val="tr-TR"/>
+              </w:rPr>
+              <w:t>2.1.</w:t>
+            </w:r>
+          </w:p>
+        </w:tc>
+        <w:tc>
+          <w:tcPr>
+            <w:tcW w:w="5527" w:type="dxa"/>
+            <w:shd w:val="clear" w:color="auto" w:fill="D86DCB" w:themeFill="accent5" w:themeFillTint="99"/>
+          </w:tcPr>
+          <w:p>
+            <w:pPr>
+              <w:jc w:val="both"/>
+              <w:rPr>
+                <w:rFonts w:ascii="Times New Roman" w:hAnsi="Times New Roman" w:cs="Times New Roman"/>
+                <w:lang w:val="tr-TR"/>
+              </w:rPr>
+            </w:pPr>
+            <w:r>
+              <w:rPr>
+                <w:rFonts w:ascii="Times New Roman" w:hAnsi="Times New Roman" w:cs="Times New Roman"/>
+                <w:lang w:val="tr-TR"/>
+              </w:rPr>
+              <w:t>Kim11.2.14 / 2.3.2. Tuzların Çözünürlüğüne Etki Eden Faktörler</w:t>
+            </w:r>
+            <w:proofErr w:type="spellStart"/>
+            <w:proofErr w:type="spellEnd"/>
+          </w:p>
+        </w:tc>
+      </w:tr>
+      <w:tr>
+        <w:tc>
+          <w:tcPr>
+            <w:tcW w:w="1081" w:type="dxa"/>
+            <w:shd w:val="clear" w:color="auto" w:fill="92D050"/>
+          </w:tcPr>
+          <w:p>
+            <w:pPr>
+              <w:jc w:val="both"/>
+              <w:rPr>
+                <w:rFonts w:ascii="Times New Roman" w:hAnsi="Times New Roman" w:cs="Times New Roman"/>
+                <w:lang w:val="tr-TR"/>
+              </w:rPr>
+            </w:pPr>
+            <w:r>
+              <w:rPr>
+                <w:rFonts w:ascii="Times New Roman" w:hAnsi="Times New Roman" w:cs="Times New Roman"/>
+                <w:lang w:val="tr-TR"/>
+              </w:rPr>
+              <w:t>Tema-2</w:t>
+            </w:r>
+          </w:p>
+        </w:tc>
+        <w:tc>
+          <w:tcPr>
+            <w:tcW w:w="1656" w:type="dxa"/>
+            <w:shd w:val="clear" w:color="auto" w:fill="D86DCB" w:themeFill="accent5" w:themeFillTint="99"/>
+          </w:tcPr>
+          <w:p>
+            <w:pPr>
+              <w:jc w:val="both"/>
+              <w:rPr>
+                <w:rFonts w:ascii="Times New Roman" w:hAnsi="Times New Roman" w:cs="Times New Roman"/>
+                <w:lang w:val="tr-TR"/>
+              </w:rPr>
+            </w:pPr>
+            <w:r>
+              <w:rPr>
+                <w:rFonts w:ascii="Times New Roman" w:hAnsi="Times New Roman" w:cs="Times New Roman"/>
+                <w:lang w:val="tr-TR"/>
+              </w:rPr>
+              <w:t>Bilgi Köşesi</w:t>
+            </w:r>
+          </w:p>
+        </w:tc>
+        <w:tc>
+          <w:tcPr>
+            <w:tcW w:w="1086" w:type="dxa"/>
+            <w:shd w:val="clear" w:color="auto" w:fill="D86DCB" w:themeFill="accent5" w:themeFillTint="99"/>
+          </w:tcPr>
+          <w:p>
+            <w:pPr>
+              <w:jc w:val="both"/>
+              <w:rPr>
+                <w:rFonts w:ascii="Times New Roman" w:hAnsi="Times New Roman" w:cs="Times New Roman"/>
+                <w:lang w:val="tr-TR"/>
+              </w:rPr>
+            </w:pPr>
+            <w:r>
+              <w:rPr>
+                <w:rFonts w:ascii="Times New Roman" w:hAnsi="Times New Roman" w:cs="Times New Roman"/>
+                <w:lang w:val="tr-TR"/>
+              </w:rPr>
+              <w:t>2.5.</w:t>
+            </w:r>
+          </w:p>
+        </w:tc>
+        <w:tc>
+          <w:tcPr>
+            <w:tcW w:w="5527" w:type="dxa"/>
+            <w:shd w:val="clear" w:color="auto" w:fill="D86DCB" w:themeFill="accent5" w:themeFillTint="99"/>
+          </w:tcPr>
+          <w:p>
+            <w:pPr>
+              <w:jc w:val="both"/>
+              <w:rPr>
+                <w:rFonts w:ascii="Times New Roman" w:hAnsi="Times New Roman" w:cs="Times New Roman"/>
+                <w:lang w:val="tr-TR"/>
+              </w:rPr>
+            </w:pPr>
+            <w:r>
+              <w:rPr>
+                <w:rFonts w:ascii="Times New Roman" w:hAnsi="Times New Roman" w:cs="Times New Roman"/>
+                <w:lang w:val="tr-TR"/>
+              </w:rPr>
+              <w:t>Kim11.2.14 / 2.3.2. Tuzların Çözünürlüğüne Etki Eden Faktörler</w:t>
+            </w:r>
+            <w:proofErr w:type="spellStart"/>
+            <w:proofErr w:type="spellEnd"/>
+          </w:p>
+        </w:tc>
+      </w:tr>
+      <w:tr>
+        <w:tc>
+          <w:tcPr>
+            <w:tcW w:w="1081" w:type="dxa"/>
+            <w:shd w:val="clear" w:color="auto" w:fill="92D050"/>
+          </w:tcPr>
+          <w:p>
+            <w:pPr>
+              <w:jc w:val="both"/>
+              <w:rPr>
+                <w:rFonts w:ascii="Times New Roman" w:hAnsi="Times New Roman" w:cs="Times New Roman"/>
+                <w:lang w:val="tr-TR"/>
+              </w:rPr>
+            </w:pPr>
+            <w:r>
+              <w:rPr>
+                <w:rFonts w:ascii="Times New Roman" w:hAnsi="Times New Roman" w:cs="Times New Roman"/>
+                <w:lang w:val="tr-TR"/>
+              </w:rPr>
+              <w:t>Tema-2</w:t>
+            </w:r>
+          </w:p>
+        </w:tc>
+        <w:tc>
+          <w:tcPr>
+            <w:tcW w:w="1656" w:type="dxa"/>
+            <w:shd w:val="clear" w:color="auto" w:fill="D86DCB" w:themeFill="accent5" w:themeFillTint="99"/>
+          </w:tcPr>
+          <w:p>
+            <w:pPr>
+              <w:jc w:val="both"/>
+              <w:rPr>
+                <w:rFonts w:ascii="Times New Roman" w:hAnsi="Times New Roman" w:cs="Times New Roman"/>
+                <w:lang w:val="tr-TR"/>
+              </w:rPr>
+            </w:pPr>
+            <w:r>
+              <w:rPr>
+                <w:rFonts w:ascii="Times New Roman" w:hAnsi="Times New Roman" w:cs="Times New Roman"/>
+                <w:lang w:val="tr-TR"/>
+              </w:rPr>
+              <w:t>Sıra Sizde</w:t>
+            </w:r>
+          </w:p>
+        </w:tc>
+        <w:tc>
+          <w:tcPr>
+            <w:tcW w:w="1086" w:type="dxa"/>
+            <w:shd w:val="clear" w:color="auto" w:fill="D86DCB" w:themeFill="accent5" w:themeFillTint="99"/>
+          </w:tcPr>
+          <w:p>
+            <w:pPr>
+              <w:jc w:val="both"/>
+              <w:rPr>
+                <w:rFonts w:ascii="Times New Roman" w:hAnsi="Times New Roman" w:cs="Times New Roman"/>
+                <w:lang w:val="tr-TR"/>
+              </w:rPr>
+            </w:pPr>
+            <w:r>
+              <w:rPr>
+                <w:rFonts w:ascii="Times New Roman" w:hAnsi="Times New Roman" w:cs="Times New Roman"/>
+                <w:lang w:val="tr-TR"/>
+              </w:rPr>
+              <w:t>2.14.</w:t>
+            </w:r>
+          </w:p>
+        </w:tc>
+        <w:tc>
+          <w:tcPr>
+            <w:tcW w:w="5527" w:type="dxa"/>
+            <w:shd w:val="clear" w:color="auto" w:fill="D86DCB" w:themeFill="accent5" w:themeFillTint="99"/>
+          </w:tcPr>
+          <w:p>
+            <w:pPr>
+              <w:jc w:val="both"/>
+              <w:rPr>
+                <w:rFonts w:ascii="Times New Roman" w:hAnsi="Times New Roman" w:cs="Times New Roman"/>
+                <w:lang w:val="tr-TR"/>
+              </w:rPr>
+            </w:pPr>
+            <w:r>
+              <w:rPr>
+                <w:rFonts w:ascii="Times New Roman" w:hAnsi="Times New Roman" w:cs="Times New Roman"/>
+                <w:lang w:val="tr-TR"/>
+              </w:rPr>
+              <w:t>Kim11.2.14 / 2.3.2. Tuzların Çözünürlüğüne Etki Eden Faktörler</w:t>
+            </w:r>
+            <w:proofErr w:type="spellStart"/>
+            <w:proofErr w:type="spellEnd"/>
           </w:p>
         </w:tc>
       </w:tr>

--- a/Formlar/Kullanilan_Kaliplar-tema-2.docx
+++ b/Formlar/Kullanilan_Kaliplar-tema-2.docx
@@ -2070,7 +2070,7 @@
                 <w:rFonts w:ascii="Times New Roman" w:hAnsi="Times New Roman" w:cs="Times New Roman"/>
                 <w:lang w:val="tr-TR"/>
               </w:rPr>
-              <w:t>Kim11.2.6 / 2.2.1. Suyun Otoiyonizasyonu</w:t>
+              <w:t>Kim11.2.6 / 2.2.1. Saf Suyun Otoiyonizasyonu</w:t>
             </w:r>
             <w:proofErr w:type="spellStart"/>
             <w:proofErr w:type="spellEnd"/>
@@ -2162,7 +2162,7 @@
                 <w:rFonts w:ascii="Times New Roman" w:hAnsi="Times New Roman" w:cs="Times New Roman"/>
                 <w:lang w:val="tr-TR"/>
               </w:rPr>
-              <w:t>Kim11.2.6 / 2.2.1. Suyun Otoiyonizasyonu</w:t>
+              <w:t>Kim11.2.6 / 2.2.1. Saf Suyun Otoiyonizasyonu</w:t>
             </w:r>
             <w:proofErr w:type="spellStart"/>
             <w:proofErr w:type="spellEnd"/>
@@ -2254,7 +2254,7 @@
                 <w:rFonts w:ascii="Times New Roman" w:hAnsi="Times New Roman" w:cs="Times New Roman"/>
                 <w:lang w:val="tr-TR"/>
               </w:rPr>
-              <w:t>Kim11.2.6 / 2.2.1. Suyun Otoiyonizasyonu</w:t>
+              <w:t>Kim11.2.6 / 2.2.1. Saf Suyun Otoiyonizasyonu</w:t>
             </w:r>
             <w:proofErr w:type="spellStart"/>
             <w:proofErr w:type="spellEnd"/>
@@ -2346,7 +2346,7 @@
                 <w:rFonts w:ascii="Times New Roman" w:hAnsi="Times New Roman" w:cs="Times New Roman"/>
                 <w:lang w:val="tr-TR"/>
               </w:rPr>
-              <w:t>Kim11.2.6 / 2.2.1. Suyun Otoiyonizasyonu</w:t>
+              <w:t>Kim11.2.6 / 2.2.1. Saf Suyun Otoiyonizasyonu</w:t>
             </w:r>
             <w:proofErr w:type="spellStart"/>
             <w:proofErr w:type="spellEnd"/>
@@ -2438,7 +2438,7 @@
                 <w:rFonts w:ascii="Times New Roman" w:hAnsi="Times New Roman" w:cs="Times New Roman"/>
                 <w:lang w:val="tr-TR"/>
               </w:rPr>
-              <w:t>Kim11.2.7 / 2.2.2. Asit Baz Teorilerinin Karşılaştırılması</w:t>
+              <w:t>Kim11.2.7 / 2.2.2. Asit-Baz Teorilerinin Karşılaştırılması</w:t>
             </w:r>
             <w:proofErr w:type="spellStart"/>
             <w:proofErr w:type="spellEnd"/>
@@ -2530,7 +2530,7 @@
                 <w:rFonts w:ascii="Times New Roman" w:hAnsi="Times New Roman" w:cs="Times New Roman"/>
                 <w:lang w:val="tr-TR"/>
               </w:rPr>
-              <w:t>Kim11.2.7 / 2.2.2. Asit Baz Teorilerinin Karşılaştırılması</w:t>
+              <w:t>Kim11.2.7 / 2.2.2. Asit-Baz Teorilerinin Karşılaştırılması</w:t>
             </w:r>
             <w:proofErr w:type="spellStart"/>
             <w:proofErr w:type="spellEnd"/>
@@ -2622,7 +2622,7 @@
                 <w:rFonts w:ascii="Times New Roman" w:hAnsi="Times New Roman" w:cs="Times New Roman"/>
                 <w:lang w:val="tr-TR"/>
               </w:rPr>
-              <w:t>Kim11.2.7 / 2.2.2. Asit Baz Teorilerinin Karşılaştırılması</w:t>
+              <w:t>Kim11.2.7 / 2.2.2. Asit-Baz Teorilerinin Karşılaştırılması</w:t>
             </w:r>
             <w:proofErr w:type="spellStart"/>
             <w:proofErr w:type="spellEnd"/>
@@ -2714,7 +2714,7 @@
                 <w:rFonts w:ascii="Times New Roman" w:hAnsi="Times New Roman" w:cs="Times New Roman"/>
                 <w:lang w:val="tr-TR"/>
               </w:rPr>
-              <w:t>Kim11.2.7 / 2.2.2. Asit Baz Teorilerinin Karşılaştırılması</w:t>
+              <w:t>Kim11.2.7 / 2.2.2. Asit-Baz Teorilerinin Karşılaştırılması</w:t>
             </w:r>
             <w:proofErr w:type="spellStart"/>
             <w:proofErr w:type="spellEnd"/>
@@ -4256,7 +4256,7 @@
                 <w:rFonts w:ascii="Times New Roman" w:hAnsi="Times New Roman" w:cs="Times New Roman"/>
                 <w:lang w:val="tr-TR"/>
               </w:rPr>
-              <w:t>2.20.</w:t>
+              <w:t>2.1.</w:t>
             </w:r>
           </w:p>
         </w:tc>
@@ -4348,7 +4348,7 @@
                 <w:rFonts w:ascii="Times New Roman" w:hAnsi="Times New Roman" w:cs="Times New Roman"/>
                 <w:lang w:val="tr-TR"/>
               </w:rPr>
-              <w:t>2.21.</w:t>
+              <w:t>2.2.</w:t>
             </w:r>
           </w:p>
         </w:tc>
@@ -4440,7 +4440,7 @@
                 <w:rFonts w:ascii="Times New Roman" w:hAnsi="Times New Roman" w:cs="Times New Roman"/>
                 <w:lang w:val="tr-TR"/>
               </w:rPr>
-              <w:t>2.3.</w:t>
+              <w:t>2.1.</w:t>
             </w:r>
           </w:p>
         </w:tc>
@@ -5913,6 +5913,98 @@
                 <w:lang w:val="tr-TR"/>
               </w:rPr>
               <w:t>2.5.</w:t>
+            </w:r>
+          </w:p>
+        </w:tc>
+        <w:tc>
+          <w:tcPr>
+            <w:tcW w:w="5527" w:type="dxa"/>
+            <w:shd w:val="clear" w:color="auto" w:fill="D86DCB" w:themeFill="accent5" w:themeFillTint="99"/>
+          </w:tcPr>
+          <w:p>
+            <w:pPr>
+              <w:jc w:val="both"/>
+              <w:rPr>
+                <w:rFonts w:ascii="Times New Roman" w:hAnsi="Times New Roman" w:cs="Times New Roman"/>
+                <w:lang w:val="tr-TR"/>
+              </w:rPr>
+            </w:pPr>
+            <w:r>
+              <w:rPr>
+                <w:rFonts w:ascii="Times New Roman" w:hAnsi="Times New Roman" w:cs="Times New Roman"/>
+                <w:lang w:val="tr-TR"/>
+              </w:rPr>
+              <w:t>Kim11.2.14 / 2.3.2. Tuzların Çözünürlüğüne Etki Eden Faktörler</w:t>
+            </w:r>
+            <w:proofErr w:type="spellStart"/>
+            <w:proofErr w:type="spellEnd"/>
+          </w:p>
+        </w:tc>
+      </w:tr>
+      <w:tr>
+        <w:tc>
+          <w:tcPr>
+            <w:tcW w:w="1081" w:type="dxa"/>
+            <w:shd w:val="clear" w:color="auto" w:fill="92D050"/>
+          </w:tcPr>
+          <w:p>
+            <w:pPr>
+              <w:jc w:val="both"/>
+              <w:rPr>
+                <w:rFonts w:ascii="Times New Roman" w:hAnsi="Times New Roman" w:cs="Times New Roman"/>
+                <w:lang w:val="tr-TR"/>
+              </w:rPr>
+            </w:pPr>
+            <w:r>
+              <w:rPr>
+                <w:rFonts w:ascii="Times New Roman" w:hAnsi="Times New Roman" w:cs="Times New Roman"/>
+                <w:lang w:val="tr-TR"/>
+              </w:rPr>
+              <w:t>Tema-2</w:t>
+            </w:r>
+          </w:p>
+        </w:tc>
+        <w:tc>
+          <w:tcPr>
+            <w:tcW w:w="1656" w:type="dxa"/>
+            <w:shd w:val="clear" w:color="auto" w:fill="D86DCB" w:themeFill="accent5" w:themeFillTint="99"/>
+          </w:tcPr>
+          <w:p>
+            <w:pPr>
+              <w:jc w:val="both"/>
+              <w:rPr>
+                <w:rFonts w:ascii="Times New Roman" w:hAnsi="Times New Roman" w:cs="Times New Roman"/>
+                <w:lang w:val="tr-TR"/>
+              </w:rPr>
+            </w:pPr>
+            <w:r>
+              <w:rPr>
+                <w:rFonts w:ascii="Times New Roman" w:hAnsi="Times New Roman" w:cs="Times New Roman"/>
+                <w:lang w:val="tr-TR"/>
+              </w:rPr>
+              <w:t>Bilgi Köşesi</w:t>
+            </w:r>
+          </w:p>
+        </w:tc>
+        <w:tc>
+          <w:tcPr>
+            <w:tcW w:w="1086" w:type="dxa"/>
+            <w:shd w:val="clear" w:color="auto" w:fill="D86DCB" w:themeFill="accent5" w:themeFillTint="99"/>
+          </w:tcPr>
+          <w:p>
+            <w:pPr>
+              <w:jc w:val="both"/>
+              <w:rPr>
+                <w:rFonts w:ascii="Times New Roman" w:hAnsi="Times New Roman" w:cs="Times New Roman"/>
+                <w:lang w:val="tr-TR"/>
+              </w:rPr>
+            </w:pPr>
+            <w:r>
+              <w:rPr>
+                <w:rFonts w:ascii="Times New Roman" w:hAnsi="Times New Roman" w:cs="Times New Roman"/>
+                <w:lang w:val="tr-TR"/>
+              </w:rPr>
+              <w:t>2.6.</w:t>
             </w:r>
           </w:p>
         </w:tc>

--- a/Formlar/Kullanilan_Kaliplar-tema-2.docx
+++ b/Formlar/Kullanilan_Kaliplar-tema-2.docx
@@ -2140,7 +2140,7 @@
                 <w:rFonts w:ascii="Times New Roman" w:hAnsi="Times New Roman" w:cs="Times New Roman"/>
                 <w:lang w:val="tr-TR"/>
               </w:rPr>
-              <w:t>2.8.</w:t>
+              <w:t>2.1.</w:t>
             </w:r>
           </w:p>
         </w:tc>
@@ -2232,7 +2232,7 @@
                 <w:rFonts w:ascii="Times New Roman" w:hAnsi="Times New Roman" w:cs="Times New Roman"/>
                 <w:lang w:val="tr-TR"/>
               </w:rPr>
-              <w:t>2.9.</w:t>
+              <w:t>2.2.</w:t>
             </w:r>
           </w:p>
         </w:tc>
@@ -2508,7 +2508,7 @@
                 <w:rFonts w:ascii="Times New Roman" w:hAnsi="Times New Roman" w:cs="Times New Roman"/>
                 <w:lang w:val="tr-TR"/>
               </w:rPr>
-              <w:t>2.10.</w:t>
+              <w:t>2.3.</w:t>
             </w:r>
           </w:p>
         </w:tc>
@@ -2600,7 +2600,7 @@
                 <w:rFonts w:ascii="Times New Roman" w:hAnsi="Times New Roman" w:cs="Times New Roman"/>
                 <w:lang w:val="tr-TR"/>
               </w:rPr>
-              <w:t>2.2.</w:t>
+              <w:t>2.1.</w:t>
             </w:r>
           </w:p>
         </w:tc>
@@ -2876,7 +2876,7 @@
                 <w:rFonts w:ascii="Times New Roman" w:hAnsi="Times New Roman" w:cs="Times New Roman"/>
                 <w:lang w:val="tr-TR"/>
               </w:rPr>
-              <w:t>2.11.</w:t>
+              <w:t>2.4.</w:t>
             </w:r>
           </w:p>
         </w:tc>
@@ -3152,7 +3152,7 @@
                 <w:rFonts w:ascii="Times New Roman" w:hAnsi="Times New Roman" w:cs="Times New Roman"/>
                 <w:lang w:val="tr-TR"/>
               </w:rPr>
-              <w:t>2.12.</w:t>
+              <w:t>2.5.</w:t>
             </w:r>
           </w:p>
         </w:tc>
@@ -3244,7 +3244,7 @@
                 <w:rFonts w:ascii="Times New Roman" w:hAnsi="Times New Roman" w:cs="Times New Roman"/>
                 <w:lang w:val="tr-TR"/>
               </w:rPr>
-              <w:t>2.13.</w:t>
+              <w:t>2.6.</w:t>
             </w:r>
           </w:p>
         </w:tc>
@@ -3336,7 +3336,7 @@
                 <w:rFonts w:ascii="Times New Roman" w:hAnsi="Times New Roman" w:cs="Times New Roman"/>
                 <w:lang w:val="tr-TR"/>
               </w:rPr>
-              <w:t>2.14.</w:t>
+              <w:t>2.7.</w:t>
             </w:r>
           </w:p>
         </w:tc>
@@ -3428,7 +3428,7 @@
                 <w:rFonts w:ascii="Times New Roman" w:hAnsi="Times New Roman" w:cs="Times New Roman"/>
                 <w:lang w:val="tr-TR"/>
               </w:rPr>
-              <w:t>2.15.</w:t>
+              <w:t>2.8.</w:t>
             </w:r>
           </w:p>
         </w:tc>
@@ -3520,7 +3520,7 @@
                 <w:rFonts w:ascii="Times New Roman" w:hAnsi="Times New Roman" w:cs="Times New Roman"/>
                 <w:lang w:val="tr-TR"/>
               </w:rPr>
-              <w:t>2.16.</w:t>
+              <w:t>2.9.</w:t>
             </w:r>
           </w:p>
         </w:tc>

--- a/Formlar/Kullanilan_Kaliplar-tema-2.docx
+++ b/Formlar/Kullanilan_Kaliplar-tema-2.docx
@@ -2140,7 +2140,7 @@
                 <w:rFonts w:ascii="Times New Roman" w:hAnsi="Times New Roman" w:cs="Times New Roman"/>
                 <w:lang w:val="tr-TR"/>
               </w:rPr>
-              <w:t>2.1.</w:t>
+              <w:t>2.8.</w:t>
             </w:r>
           </w:p>
         </w:tc>
@@ -2232,7 +2232,7 @@
                 <w:rFonts w:ascii="Times New Roman" w:hAnsi="Times New Roman" w:cs="Times New Roman"/>
                 <w:lang w:val="tr-TR"/>
               </w:rPr>
-              <w:t>2.2.</w:t>
+              <w:t>2.9.</w:t>
             </w:r>
           </w:p>
         </w:tc>
@@ -2508,7 +2508,7 @@
                 <w:rFonts w:ascii="Times New Roman" w:hAnsi="Times New Roman" w:cs="Times New Roman"/>
                 <w:lang w:val="tr-TR"/>
               </w:rPr>
-              <w:t>2.3.</w:t>
+              <w:t>2.10.</w:t>
             </w:r>
           </w:p>
         </w:tc>
@@ -2600,7 +2600,7 @@
                 <w:rFonts w:ascii="Times New Roman" w:hAnsi="Times New Roman" w:cs="Times New Roman"/>
                 <w:lang w:val="tr-TR"/>
               </w:rPr>
-              <w:t>2.1.</w:t>
+              <w:t>2.2.</w:t>
             </w:r>
           </w:p>
         </w:tc>
@@ -2876,7 +2876,7 @@
                 <w:rFonts w:ascii="Times New Roman" w:hAnsi="Times New Roman" w:cs="Times New Roman"/>
                 <w:lang w:val="tr-TR"/>
               </w:rPr>
-              <w:t>2.4.</w:t>
+              <w:t>2.11.</w:t>
             </w:r>
           </w:p>
         </w:tc>
@@ -3152,7 +3152,7 @@
                 <w:rFonts w:ascii="Times New Roman" w:hAnsi="Times New Roman" w:cs="Times New Roman"/>
                 <w:lang w:val="tr-TR"/>
               </w:rPr>
-              <w:t>2.5.</w:t>
+              <w:t>2.12.</w:t>
             </w:r>
           </w:p>
         </w:tc>
@@ -3244,7 +3244,7 @@
                 <w:rFonts w:ascii="Times New Roman" w:hAnsi="Times New Roman" w:cs="Times New Roman"/>
                 <w:lang w:val="tr-TR"/>
               </w:rPr>
-              <w:t>2.6.</w:t>
+              <w:t>2.13.</w:t>
             </w:r>
           </w:p>
         </w:tc>
@@ -3336,7 +3336,7 @@
                 <w:rFonts w:ascii="Times New Roman" w:hAnsi="Times New Roman" w:cs="Times New Roman"/>
                 <w:lang w:val="tr-TR"/>
               </w:rPr>
-              <w:t>2.7.</w:t>
+              <w:t>2.14.</w:t>
             </w:r>
           </w:p>
         </w:tc>
@@ -3428,7 +3428,7 @@
                 <w:rFonts w:ascii="Times New Roman" w:hAnsi="Times New Roman" w:cs="Times New Roman"/>
                 <w:lang w:val="tr-TR"/>
               </w:rPr>
-              <w:t>2.8.</w:t>
+              <w:t>2.15.</w:t>
             </w:r>
           </w:p>
         </w:tc>
@@ -3520,7 +3520,7 @@
                 <w:rFonts w:ascii="Times New Roman" w:hAnsi="Times New Roman" w:cs="Times New Roman"/>
                 <w:lang w:val="tr-TR"/>
               </w:rPr>
-              <w:t>2.9.</w:t>
+              <w:t>2.16.</w:t>
             </w:r>
           </w:p>
         </w:tc>
@@ -4256,7 +4256,7 @@
                 <w:rFonts w:ascii="Times New Roman" w:hAnsi="Times New Roman" w:cs="Times New Roman"/>
                 <w:lang w:val="tr-TR"/>
               </w:rPr>
-              <w:t>2.1.</w:t>
+              <w:t>2.20.</w:t>
             </w:r>
           </w:p>
         </w:tc>
@@ -4348,7 +4348,7 @@
                 <w:rFonts w:ascii="Times New Roman" w:hAnsi="Times New Roman" w:cs="Times New Roman"/>
                 <w:lang w:val="tr-TR"/>
               </w:rPr>
-              <w:t>2.2.</w:t>
+              <w:t>2.21.</w:t>
             </w:r>
           </w:p>
         </w:tc>
@@ -4440,7 +4440,7 @@
                 <w:rFonts w:ascii="Times New Roman" w:hAnsi="Times New Roman" w:cs="Times New Roman"/>
                 <w:lang w:val="tr-TR"/>
               </w:rPr>
-              <w:t>2.1.</w:t>
+              <w:t>2.3.</w:t>
             </w:r>
           </w:p>
         </w:tc>

--- a/Formlar/Kullanilan_Kaliplar-tema-2.docx
+++ b/Formlar/Kullanilan_Kaliplar-tema-2.docx
@@ -2026,7 +2026,7 @@
                 <w:rFonts w:ascii="Times New Roman" w:hAnsi="Times New Roman" w:cs="Times New Roman"/>
                 <w:lang w:val="tr-TR"/>
               </w:rPr>
-              <w:t>Analiz ve Keşif Atölyesi</w:t>
+              <w:t>Düşün, Hatırla ve Hazırlan!</w:t>
             </w:r>
           </w:p>
         </w:tc>
@@ -2048,7 +2048,7 @@
                 <w:rFonts w:ascii="Times New Roman" w:hAnsi="Times New Roman" w:cs="Times New Roman"/>
                 <w:lang w:val="tr-TR"/>
               </w:rPr>
-              <w:t>2.6.</w:t>
+              <w:t>2.2.</w:t>
             </w:r>
           </w:p>
         </w:tc>
@@ -2070,7 +2070,7 @@
                 <w:rFonts w:ascii="Times New Roman" w:hAnsi="Times New Roman" w:cs="Times New Roman"/>
                 <w:lang w:val="tr-TR"/>
               </w:rPr>
-              <w:t>Kim11.2.6 / 2.2.1. Saf Suyun Otoiyonizasyonu</w:t>
+              <w:t xml:space="preserve">Kim11.2.6 / </w:t>
             </w:r>
             <w:proofErr w:type="spellStart"/>
             <w:proofErr w:type="spellEnd"/>
@@ -2118,7 +2118,7 @@
                 <w:rFonts w:ascii="Times New Roman" w:hAnsi="Times New Roman" w:cs="Times New Roman"/>
                 <w:lang w:val="tr-TR"/>
               </w:rPr>
-              <w:t>Örnek-Çözüm Atölyesi</w:t>
+              <w:t>Analiz ve Keşif Atölyesi</w:t>
             </w:r>
           </w:p>
         </w:tc>
@@ -2140,7 +2140,7 @@
                 <w:rFonts w:ascii="Times New Roman" w:hAnsi="Times New Roman" w:cs="Times New Roman"/>
                 <w:lang w:val="tr-TR"/>
               </w:rPr>
-              <w:t>2.8.</w:t>
+              <w:t>2.6.</w:t>
             </w:r>
           </w:p>
         </w:tc>
@@ -2232,7 +2232,7 @@
                 <w:rFonts w:ascii="Times New Roman" w:hAnsi="Times New Roman" w:cs="Times New Roman"/>
                 <w:lang w:val="tr-TR"/>
               </w:rPr>
-              <w:t>2.9.</w:t>
+              <w:t>2.8.</w:t>
             </w:r>
           </w:p>
         </w:tc>
@@ -2302,7 +2302,7 @@
                 <w:rFonts w:ascii="Times New Roman" w:hAnsi="Times New Roman" w:cs="Times New Roman"/>
                 <w:lang w:val="tr-TR"/>
               </w:rPr>
-              <w:t>Sıra Sizde</w:t>
+              <w:t>Örnek-Çözüm Atölyesi</w:t>
             </w:r>
           </w:p>
         </w:tc>
@@ -2324,7 +2324,7 @@
                 <w:rFonts w:ascii="Times New Roman" w:hAnsi="Times New Roman" w:cs="Times New Roman"/>
                 <w:lang w:val="tr-TR"/>
               </w:rPr>
-              <w:t>2.6.</w:t>
+              <w:t>2.9.</w:t>
             </w:r>
           </w:p>
         </w:tc>
@@ -2394,7 +2394,7 @@
                 <w:rFonts w:ascii="Times New Roman" w:hAnsi="Times New Roman" w:cs="Times New Roman"/>
                 <w:lang w:val="tr-TR"/>
               </w:rPr>
-              <w:t>Analiz ve Keşif Atölyesi</w:t>
+              <w:t>Sıra Sizde</w:t>
             </w:r>
           </w:p>
         </w:tc>
@@ -2416,7 +2416,7 @@
                 <w:rFonts w:ascii="Times New Roman" w:hAnsi="Times New Roman" w:cs="Times New Roman"/>
                 <w:lang w:val="tr-TR"/>
               </w:rPr>
-              <w:t>2.7.</w:t>
+              <w:t>2.6.</w:t>
             </w:r>
           </w:p>
         </w:tc>
@@ -2438,7 +2438,7 @@
                 <w:rFonts w:ascii="Times New Roman" w:hAnsi="Times New Roman" w:cs="Times New Roman"/>
                 <w:lang w:val="tr-TR"/>
               </w:rPr>
-              <w:t>Kim11.2.7 / 2.2.2. Asit-Baz Teorilerinin Karşılaştırılması</w:t>
+              <w:t>Kim11.2.6 / 2.2.1. Saf Suyun Otoiyonizasyonu</w:t>
             </w:r>
             <w:proofErr w:type="spellStart"/>
             <w:proofErr w:type="spellEnd"/>
@@ -2486,7 +2486,7 @@
                 <w:rFonts w:ascii="Times New Roman" w:hAnsi="Times New Roman" w:cs="Times New Roman"/>
                 <w:lang w:val="tr-TR"/>
               </w:rPr>
-              <w:t>Örnek-Çözüm Atölyesi</w:t>
+              <w:t>Analiz ve Keşif Atölyesi</w:t>
             </w:r>
           </w:p>
         </w:tc>
@@ -2508,7 +2508,7 @@
                 <w:rFonts w:ascii="Times New Roman" w:hAnsi="Times New Roman" w:cs="Times New Roman"/>
                 <w:lang w:val="tr-TR"/>
               </w:rPr>
-              <w:t>2.10.</w:t>
+              <w:t>2.7.</w:t>
             </w:r>
           </w:p>
         </w:tc>
@@ -2578,7 +2578,7 @@
                 <w:rFonts w:ascii="Times New Roman" w:hAnsi="Times New Roman" w:cs="Times New Roman"/>
                 <w:lang w:val="tr-TR"/>
               </w:rPr>
-              <w:t>Bilgi Köşesi</w:t>
+              <w:t>Örnek-Çözüm Atölyesi</w:t>
             </w:r>
           </w:p>
         </w:tc>
@@ -2600,7 +2600,7 @@
                 <w:rFonts w:ascii="Times New Roman" w:hAnsi="Times New Roman" w:cs="Times New Roman"/>
                 <w:lang w:val="tr-TR"/>
               </w:rPr>
-              <w:t>2.2.</w:t>
+              <w:t>2.10.</w:t>
             </w:r>
           </w:p>
         </w:tc>
@@ -2670,7 +2670,7 @@
                 <w:rFonts w:ascii="Times New Roman" w:hAnsi="Times New Roman" w:cs="Times New Roman"/>
                 <w:lang w:val="tr-TR"/>
               </w:rPr>
-              <w:t>Sıra Sizde</w:t>
+              <w:t>Bilgi Köşesi</w:t>
             </w:r>
           </w:p>
         </w:tc>
@@ -2692,7 +2692,7 @@
                 <w:rFonts w:ascii="Times New Roman" w:hAnsi="Times New Roman" w:cs="Times New Roman"/>
                 <w:lang w:val="tr-TR"/>
               </w:rPr>
-              <w:t>2.7.</w:t>
+              <w:t>2.2.</w:t>
             </w:r>
           </w:p>
         </w:tc>
@@ -2762,7 +2762,7 @@
                 <w:rFonts w:ascii="Times New Roman" w:hAnsi="Times New Roman" w:cs="Times New Roman"/>
                 <w:lang w:val="tr-TR"/>
               </w:rPr>
-              <w:t>Analiz ve Keşif Atölyesi</w:t>
+              <w:t>Sıra Sizde</w:t>
             </w:r>
           </w:p>
         </w:tc>
@@ -2784,7 +2784,7 @@
                 <w:rFonts w:ascii="Times New Roman" w:hAnsi="Times New Roman" w:cs="Times New Roman"/>
                 <w:lang w:val="tr-TR"/>
               </w:rPr>
-              <w:t>2.8.</w:t>
+              <w:t>2.7.</w:t>
             </w:r>
           </w:p>
         </w:tc>
@@ -2806,7 +2806,7 @@
                 <w:rFonts w:ascii="Times New Roman" w:hAnsi="Times New Roman" w:cs="Times New Roman"/>
                 <w:lang w:val="tr-TR"/>
               </w:rPr>
-              <w:t>Kim11.2.8 / 2.2.3. Asitlerin ve Bazların Kuvveti</w:t>
+              <w:t>Kim11.2.7 / 2.2.2. Asit-Baz Teorilerinin Karşılaştırılması</w:t>
             </w:r>
             <w:proofErr w:type="spellStart"/>
             <w:proofErr w:type="spellEnd"/>
@@ -2854,7 +2854,7 @@
                 <w:rFonts w:ascii="Times New Roman" w:hAnsi="Times New Roman" w:cs="Times New Roman"/>
                 <w:lang w:val="tr-TR"/>
               </w:rPr>
-              <w:t>Örnek-Çözüm Atölyesi</w:t>
+              <w:t>Analiz ve Keşif Atölyesi</w:t>
             </w:r>
           </w:p>
         </w:tc>
@@ -2876,7 +2876,7 @@
                 <w:rFonts w:ascii="Times New Roman" w:hAnsi="Times New Roman" w:cs="Times New Roman"/>
                 <w:lang w:val="tr-TR"/>
               </w:rPr>
-              <w:t>2.11.</w:t>
+              <w:t>2.8.</w:t>
             </w:r>
           </w:p>
         </w:tc>
@@ -2946,7 +2946,7 @@
                 <w:rFonts w:ascii="Times New Roman" w:hAnsi="Times New Roman" w:cs="Times New Roman"/>
                 <w:lang w:val="tr-TR"/>
               </w:rPr>
-              <w:t>Sıra Sizde</w:t>
+              <w:t>Örnek-Çözüm Atölyesi</w:t>
             </w:r>
           </w:p>
         </w:tc>
@@ -2968,7 +2968,7 @@
                 <w:rFonts w:ascii="Times New Roman" w:hAnsi="Times New Roman" w:cs="Times New Roman"/>
                 <w:lang w:val="tr-TR"/>
               </w:rPr>
-              <w:t>2.8.</w:t>
+              <w:t>2.11.</w:t>
             </w:r>
           </w:p>
         </w:tc>
@@ -3038,7 +3038,7 @@
                 <w:rFonts w:ascii="Times New Roman" w:hAnsi="Times New Roman" w:cs="Times New Roman"/>
                 <w:lang w:val="tr-TR"/>
               </w:rPr>
-              <w:t>Analiz ve Keşif Atölyesi</w:t>
+              <w:t>Sıra Sizde</w:t>
             </w:r>
           </w:p>
         </w:tc>
@@ -3060,7 +3060,7 @@
                 <w:rFonts w:ascii="Times New Roman" w:hAnsi="Times New Roman" w:cs="Times New Roman"/>
                 <w:lang w:val="tr-TR"/>
               </w:rPr>
-              <w:t>2.9.</w:t>
+              <w:t>2.8.</w:t>
             </w:r>
           </w:p>
         </w:tc>
@@ -3082,7 +3082,7 @@
                 <w:rFonts w:ascii="Times New Roman" w:hAnsi="Times New Roman" w:cs="Times New Roman"/>
                 <w:lang w:val="tr-TR"/>
               </w:rPr>
-              <w:t>Kim11.2.9 / 2.2.4. Kuvvetli Asit-Zayıf Asit ve Kuvvetli Baz-Zayıf Baz Sulu Çözeltilerindeki pH Hesaplamaları</w:t>
+              <w:t>Kim11.2.8 / 2.2.3. Asitlerin ve Bazların Kuvveti</w:t>
             </w:r>
             <w:proofErr w:type="spellStart"/>
             <w:proofErr w:type="spellEnd"/>
@@ -3130,7 +3130,7 @@
                 <w:rFonts w:ascii="Times New Roman" w:hAnsi="Times New Roman" w:cs="Times New Roman"/>
                 <w:lang w:val="tr-TR"/>
               </w:rPr>
-              <w:t>Örnek-Çözüm Atölyesi</w:t>
+              <w:t>Analiz ve Keşif Atölyesi</w:t>
             </w:r>
           </w:p>
         </w:tc>
@@ -3152,7 +3152,7 @@
                 <w:rFonts w:ascii="Times New Roman" w:hAnsi="Times New Roman" w:cs="Times New Roman"/>
                 <w:lang w:val="tr-TR"/>
               </w:rPr>
-              <w:t>2.12.</w:t>
+              <w:t>2.9.</w:t>
             </w:r>
           </w:p>
         </w:tc>
@@ -3244,7 +3244,7 @@
                 <w:rFonts w:ascii="Times New Roman" w:hAnsi="Times New Roman" w:cs="Times New Roman"/>
                 <w:lang w:val="tr-TR"/>
               </w:rPr>
-              <w:t>2.13.</w:t>
+              <w:t>2.12.</w:t>
             </w:r>
           </w:p>
         </w:tc>
@@ -3336,7 +3336,7 @@
                 <w:rFonts w:ascii="Times New Roman" w:hAnsi="Times New Roman" w:cs="Times New Roman"/>
                 <w:lang w:val="tr-TR"/>
               </w:rPr>
-              <w:t>2.14.</w:t>
+              <w:t>2.13.</w:t>
             </w:r>
           </w:p>
         </w:tc>
@@ -3428,7 +3428,7 @@
                 <w:rFonts w:ascii="Times New Roman" w:hAnsi="Times New Roman" w:cs="Times New Roman"/>
                 <w:lang w:val="tr-TR"/>
               </w:rPr>
-              <w:t>2.15.</w:t>
+              <w:t>2.14.</w:t>
             </w:r>
           </w:p>
         </w:tc>
@@ -3520,7 +3520,7 @@
                 <w:rFonts w:ascii="Times New Roman" w:hAnsi="Times New Roman" w:cs="Times New Roman"/>
                 <w:lang w:val="tr-TR"/>
               </w:rPr>
-              <w:t>2.16.</w:t>
+              <w:t>2.15.</w:t>
             </w:r>
           </w:p>
         </w:tc>
@@ -3590,7 +3590,7 @@
                 <w:rFonts w:ascii="Times New Roman" w:hAnsi="Times New Roman" w:cs="Times New Roman"/>
                 <w:lang w:val="tr-TR"/>
               </w:rPr>
-              <w:t>Sıra Sizde</w:t>
+              <w:t>Örnek-Çözüm Atölyesi</w:t>
             </w:r>
           </w:p>
         </w:tc>
@@ -3612,7 +3612,7 @@
                 <w:rFonts w:ascii="Times New Roman" w:hAnsi="Times New Roman" w:cs="Times New Roman"/>
                 <w:lang w:val="tr-TR"/>
               </w:rPr>
-              <w:t>2.9.</w:t>
+              <w:t>2.16.</w:t>
             </w:r>
           </w:p>
         </w:tc>
@@ -3682,7 +3682,7 @@
                 <w:rFonts w:ascii="Times New Roman" w:hAnsi="Times New Roman" w:cs="Times New Roman"/>
                 <w:lang w:val="tr-TR"/>
               </w:rPr>
-              <w:t>Analiz ve Keşif Atölyesi</w:t>
+              <w:t>Sıra Sizde</w:t>
             </w:r>
           </w:p>
         </w:tc>
@@ -3704,7 +3704,7 @@
                 <w:rFonts w:ascii="Times New Roman" w:hAnsi="Times New Roman" w:cs="Times New Roman"/>
                 <w:lang w:val="tr-TR"/>
               </w:rPr>
-              <w:t>2.10.</w:t>
+              <w:t>2.9.</w:t>
             </w:r>
           </w:p>
         </w:tc>
@@ -3726,7 +3726,7 @@
                 <w:rFonts w:ascii="Times New Roman" w:hAnsi="Times New Roman" w:cs="Times New Roman"/>
                 <w:lang w:val="tr-TR"/>
               </w:rPr>
-              <w:t>Kim11.2.10 / 2.2.5. Kuvvetli Asit ve Kuvvetli Bazların Nötralleşme Tepkimeleri</w:t>
+              <w:t>Kim11.2.9 / 2.2.4. Kuvvetli Asit-Zayıf Asit ve Kuvvetli Baz-Zayıf Baz Sulu Çözeltilerindeki pH Hesaplamaları</w:t>
             </w:r>
             <w:proofErr w:type="spellStart"/>
             <w:proofErr w:type="spellEnd"/>
@@ -3774,7 +3774,7 @@
                 <w:rFonts w:ascii="Times New Roman" w:hAnsi="Times New Roman" w:cs="Times New Roman"/>
                 <w:lang w:val="tr-TR"/>
               </w:rPr>
-              <w:t>Örnek-Çözüm Atölyesi</w:t>
+              <w:t>Analiz ve Keşif Atölyesi</w:t>
             </w:r>
           </w:p>
         </w:tc>
@@ -3796,7 +3796,7 @@
                 <w:rFonts w:ascii="Times New Roman" w:hAnsi="Times New Roman" w:cs="Times New Roman"/>
                 <w:lang w:val="tr-TR"/>
               </w:rPr>
-              <w:t>2.17.</w:t>
+              <w:t>2.10.</w:t>
             </w:r>
           </w:p>
         </w:tc>
@@ -3888,7 +3888,7 @@
                 <w:rFonts w:ascii="Times New Roman" w:hAnsi="Times New Roman" w:cs="Times New Roman"/>
                 <w:lang w:val="tr-TR"/>
               </w:rPr>
-              <w:t>2.18.</w:t>
+              <w:t>2.17.</w:t>
             </w:r>
           </w:p>
         </w:tc>
@@ -3980,7 +3980,7 @@
                 <w:rFonts w:ascii="Times New Roman" w:hAnsi="Times New Roman" w:cs="Times New Roman"/>
                 <w:lang w:val="tr-TR"/>
               </w:rPr>
-              <w:t>2.19.</w:t>
+              <w:t>2.18.</w:t>
             </w:r>
           </w:p>
         </w:tc>
@@ -4050,7 +4050,7 @@
                 <w:rFonts w:ascii="Times New Roman" w:hAnsi="Times New Roman" w:cs="Times New Roman"/>
                 <w:lang w:val="tr-TR"/>
               </w:rPr>
-              <w:t>Sıra Sizde</w:t>
+              <w:t>Örnek-Çözüm Atölyesi</w:t>
             </w:r>
           </w:p>
         </w:tc>
@@ -4072,7 +4072,7 @@
                 <w:rFonts w:ascii="Times New Roman" w:hAnsi="Times New Roman" w:cs="Times New Roman"/>
                 <w:lang w:val="tr-TR"/>
               </w:rPr>
-              <w:t>2.10.</w:t>
+              <w:t>2.19.</w:t>
             </w:r>
           </w:p>
         </w:tc>
@@ -4142,7 +4142,7 @@
                 <w:rFonts w:ascii="Times New Roman" w:hAnsi="Times New Roman" w:cs="Times New Roman"/>
                 <w:lang w:val="tr-TR"/>
               </w:rPr>
-              <w:t>Analiz ve Keşif Atölyesi</w:t>
+              <w:t>Sıra Sizde</w:t>
             </w:r>
           </w:p>
         </w:tc>
@@ -4164,7 +4164,7 @@
                 <w:rFonts w:ascii="Times New Roman" w:hAnsi="Times New Roman" w:cs="Times New Roman"/>
                 <w:lang w:val="tr-TR"/>
               </w:rPr>
-              <w:t>2.11.</w:t>
+              <w:t>2.10.</w:t>
             </w:r>
           </w:p>
         </w:tc>
@@ -4186,7 +4186,7 @@
                 <w:rFonts w:ascii="Times New Roman" w:hAnsi="Times New Roman" w:cs="Times New Roman"/>
                 <w:lang w:val="tr-TR"/>
               </w:rPr>
-              <w:t>Kim11.2.11 / 2.2.6. Kuvvetli Asit-Kuvvetli Baz Titrasyonları</w:t>
+              <w:t>Kim11.2.10 / 2.2.5. Kuvvetli Asit ve Kuvvetli Bazların Nötralleşme Tepkimeleri</w:t>
             </w:r>
             <w:proofErr w:type="spellStart"/>
             <w:proofErr w:type="spellEnd"/>
@@ -4234,7 +4234,7 @@
                 <w:rFonts w:ascii="Times New Roman" w:hAnsi="Times New Roman" w:cs="Times New Roman"/>
                 <w:lang w:val="tr-TR"/>
               </w:rPr>
-              <w:t>Örnek-Çözüm Atölyesi</w:t>
+              <w:t>Analiz ve Keşif Atölyesi</w:t>
             </w:r>
           </w:p>
         </w:tc>
@@ -4256,7 +4256,7 @@
                 <w:rFonts w:ascii="Times New Roman" w:hAnsi="Times New Roman" w:cs="Times New Roman"/>
                 <w:lang w:val="tr-TR"/>
               </w:rPr>
-              <w:t>2.20.</w:t>
+              <w:t>2.11.</w:t>
             </w:r>
           </w:p>
         </w:tc>
@@ -4348,7 +4348,7 @@
                 <w:rFonts w:ascii="Times New Roman" w:hAnsi="Times New Roman" w:cs="Times New Roman"/>
                 <w:lang w:val="tr-TR"/>
               </w:rPr>
-              <w:t>2.21.</w:t>
+              <w:t>2.20.</w:t>
             </w:r>
           </w:p>
         </w:tc>
@@ -4418,7 +4418,7 @@
                 <w:rFonts w:ascii="Times New Roman" w:hAnsi="Times New Roman" w:cs="Times New Roman"/>
                 <w:lang w:val="tr-TR"/>
               </w:rPr>
-              <w:t>Bilgi Köşesi</w:t>
+              <w:t>Örnek-Çözüm Atölyesi</w:t>
             </w:r>
           </w:p>
         </w:tc>
@@ -4440,7 +4440,7 @@
                 <w:rFonts w:ascii="Times New Roman" w:hAnsi="Times New Roman" w:cs="Times New Roman"/>
                 <w:lang w:val="tr-TR"/>
               </w:rPr>
-              <w:t>2.3.</w:t>
+              <w:t>2.21.</w:t>
             </w:r>
           </w:p>
         </w:tc>
@@ -4510,7 +4510,7 @@
                 <w:rFonts w:ascii="Times New Roman" w:hAnsi="Times New Roman" w:cs="Times New Roman"/>
                 <w:lang w:val="tr-TR"/>
               </w:rPr>
-              <w:t>Sıra Sizde</w:t>
+              <w:t>Bilgi Köşesi</w:t>
             </w:r>
           </w:p>
         </w:tc>
@@ -4532,7 +4532,7 @@
                 <w:rFonts w:ascii="Times New Roman" w:hAnsi="Times New Roman" w:cs="Times New Roman"/>
                 <w:lang w:val="tr-TR"/>
               </w:rPr>
-              <w:t>2.11.</w:t>
+              <w:t>2.3.</w:t>
             </w:r>
           </w:p>
         </w:tc>
@@ -4602,7 +4602,7 @@
                 <w:rFonts w:ascii="Times New Roman" w:hAnsi="Times New Roman" w:cs="Times New Roman"/>
                 <w:lang w:val="tr-TR"/>
               </w:rPr>
-              <w:t>Analiz ve Keşif Atölyesi</w:t>
+              <w:t>Sıra Sizde</w:t>
             </w:r>
           </w:p>
         </w:tc>
@@ -4624,7 +4624,7 @@
                 <w:rFonts w:ascii="Times New Roman" w:hAnsi="Times New Roman" w:cs="Times New Roman"/>
                 <w:lang w:val="tr-TR"/>
               </w:rPr>
-              <w:t>2.12.</w:t>
+              <w:t>2.11.</w:t>
             </w:r>
           </w:p>
         </w:tc>
@@ -4646,7 +4646,7 @@
                 <w:rFonts w:ascii="Times New Roman" w:hAnsi="Times New Roman" w:cs="Times New Roman"/>
                 <w:lang w:val="tr-TR"/>
               </w:rPr>
-              <w:t>Kim11.2.12 / 2.2.7. Asidik ve Bazik Ürünlerin Seçiminde Dikkat Edilmesi Gerekenler</w:t>
+              <w:t>Kim11.2.11 / 2.2.6. Kuvvetli Asit-Kuvvetli Baz Titrasyonları</w:t>
             </w:r>
             <w:proofErr w:type="spellStart"/>
             <w:proofErr w:type="spellEnd"/>
@@ -4694,7 +4694,7 @@
                 <w:rFonts w:ascii="Times New Roman" w:hAnsi="Times New Roman" w:cs="Times New Roman"/>
                 <w:lang w:val="tr-TR"/>
               </w:rPr>
-              <w:t>Örnek-Çözüm Atölyesi</w:t>
+              <w:t>Analiz ve Keşif Atölyesi</w:t>
             </w:r>
           </w:p>
         </w:tc>
@@ -4716,7 +4716,7 @@
                 <w:rFonts w:ascii="Times New Roman" w:hAnsi="Times New Roman" w:cs="Times New Roman"/>
                 <w:lang w:val="tr-TR"/>
               </w:rPr>
-              <w:t>2.22.</w:t>
+              <w:t>2.12.</w:t>
             </w:r>
           </w:p>
         </w:tc>
@@ -4786,7 +4786,7 @@
                 <w:rFonts w:ascii="Times New Roman" w:hAnsi="Times New Roman" w:cs="Times New Roman"/>
                 <w:lang w:val="tr-TR"/>
               </w:rPr>
-              <w:t>Tartışma ve Paylaşım Atölyesi</w:t>
+              <w:t>Örnek-Çözüm Atölyesi</w:t>
             </w:r>
           </w:p>
         </w:tc>
@@ -4808,7 +4808,7 @@
                 <w:rFonts w:ascii="Times New Roman" w:hAnsi="Times New Roman" w:cs="Times New Roman"/>
                 <w:lang w:val="tr-TR"/>
               </w:rPr>
-              <w:t>2.1.</w:t>
+              <w:t>2.22.</w:t>
             </w:r>
           </w:p>
         </w:tc>
@@ -4878,6 +4878,98 @@
                 <w:rFonts w:ascii="Times New Roman" w:hAnsi="Times New Roman" w:cs="Times New Roman"/>
                 <w:lang w:val="tr-TR"/>
               </w:rPr>
+              <w:t>Tartışma ve Paylaşım Atölyesi</w:t>
+            </w:r>
+          </w:p>
+        </w:tc>
+        <w:tc>
+          <w:tcPr>
+            <w:tcW w:w="1086" w:type="dxa"/>
+            <w:shd w:val="clear" w:color="auto" w:fill="D86DCB" w:themeFill="accent5" w:themeFillTint="99"/>
+          </w:tcPr>
+          <w:p>
+            <w:pPr>
+              <w:jc w:val="both"/>
+              <w:rPr>
+                <w:rFonts w:ascii="Times New Roman" w:hAnsi="Times New Roman" w:cs="Times New Roman"/>
+                <w:lang w:val="tr-TR"/>
+              </w:rPr>
+            </w:pPr>
+            <w:r>
+              <w:rPr>
+                <w:rFonts w:ascii="Times New Roman" w:hAnsi="Times New Roman" w:cs="Times New Roman"/>
+                <w:lang w:val="tr-TR"/>
+              </w:rPr>
+              <w:t>2.1.</w:t>
+            </w:r>
+          </w:p>
+        </w:tc>
+        <w:tc>
+          <w:tcPr>
+            <w:tcW w:w="5527" w:type="dxa"/>
+            <w:shd w:val="clear" w:color="auto" w:fill="D86DCB" w:themeFill="accent5" w:themeFillTint="99"/>
+          </w:tcPr>
+          <w:p>
+            <w:pPr>
+              <w:jc w:val="both"/>
+              <w:rPr>
+                <w:rFonts w:ascii="Times New Roman" w:hAnsi="Times New Roman" w:cs="Times New Roman"/>
+                <w:lang w:val="tr-TR"/>
+              </w:rPr>
+            </w:pPr>
+            <w:r>
+              <w:rPr>
+                <w:rFonts w:ascii="Times New Roman" w:hAnsi="Times New Roman" w:cs="Times New Roman"/>
+                <w:lang w:val="tr-TR"/>
+              </w:rPr>
+              <w:t>Kim11.2.12 / 2.2.7. Asidik ve Bazik Ürünlerin Seçiminde Dikkat Edilmesi Gerekenler</w:t>
+            </w:r>
+            <w:proofErr w:type="spellStart"/>
+            <w:proofErr w:type="spellEnd"/>
+          </w:p>
+        </w:tc>
+      </w:tr>
+      <w:tr>
+        <w:tc>
+          <w:tcPr>
+            <w:tcW w:w="1081" w:type="dxa"/>
+            <w:shd w:val="clear" w:color="auto" w:fill="92D050"/>
+          </w:tcPr>
+          <w:p>
+            <w:pPr>
+              <w:jc w:val="both"/>
+              <w:rPr>
+                <w:rFonts w:ascii="Times New Roman" w:hAnsi="Times New Roman" w:cs="Times New Roman"/>
+                <w:lang w:val="tr-TR"/>
+              </w:rPr>
+            </w:pPr>
+            <w:r>
+              <w:rPr>
+                <w:rFonts w:ascii="Times New Roman" w:hAnsi="Times New Roman" w:cs="Times New Roman"/>
+                <w:lang w:val="tr-TR"/>
+              </w:rPr>
+              <w:t>Tema-2</w:t>
+            </w:r>
+          </w:p>
+        </w:tc>
+        <w:tc>
+          <w:tcPr>
+            <w:tcW w:w="1656" w:type="dxa"/>
+            <w:shd w:val="clear" w:color="auto" w:fill="D86DCB" w:themeFill="accent5" w:themeFillTint="99"/>
+          </w:tcPr>
+          <w:p>
+            <w:pPr>
+              <w:jc w:val="both"/>
+              <w:rPr>
+                <w:rFonts w:ascii="Times New Roman" w:hAnsi="Times New Roman" w:cs="Times New Roman"/>
+                <w:lang w:val="tr-TR"/>
+              </w:rPr>
+            </w:pPr>
+            <w:r>
+              <w:rPr>
+                <w:rFonts w:ascii="Times New Roman" w:hAnsi="Times New Roman" w:cs="Times New Roman"/>
+                <w:lang w:val="tr-TR"/>
+              </w:rPr>
               <w:t>Sıra Sizde</w:t>
             </w:r>
           </w:p>
@@ -4923,6 +5015,98 @@
                 <w:lang w:val="tr-TR"/>
               </w:rPr>
               <w:t>Kim11.2.12 / 2.2.7. Asidik ve Bazik Ürünlerin Seçiminde Dikkat Edilmesi Gerekenler</w:t>
+            </w:r>
+            <w:proofErr w:type="spellStart"/>
+            <w:proofErr w:type="spellEnd"/>
+          </w:p>
+        </w:tc>
+      </w:tr>
+      <w:tr>
+        <w:tc>
+          <w:tcPr>
+            <w:tcW w:w="1081" w:type="dxa"/>
+            <w:shd w:val="clear" w:color="auto" w:fill="92D050"/>
+          </w:tcPr>
+          <w:p>
+            <w:pPr>
+              <w:jc w:val="both"/>
+              <w:rPr>
+                <w:rFonts w:ascii="Times New Roman" w:hAnsi="Times New Roman" w:cs="Times New Roman"/>
+                <w:lang w:val="tr-TR"/>
+              </w:rPr>
+            </w:pPr>
+            <w:r>
+              <w:rPr>
+                <w:rFonts w:ascii="Times New Roman" w:hAnsi="Times New Roman" w:cs="Times New Roman"/>
+                <w:lang w:val="tr-TR"/>
+              </w:rPr>
+              <w:t>Tema-2</w:t>
+            </w:r>
+          </w:p>
+        </w:tc>
+        <w:tc>
+          <w:tcPr>
+            <w:tcW w:w="1656" w:type="dxa"/>
+            <w:shd w:val="clear" w:color="auto" w:fill="D86DCB" w:themeFill="accent5" w:themeFillTint="99"/>
+          </w:tcPr>
+          <w:p>
+            <w:pPr>
+              <w:jc w:val="both"/>
+              <w:rPr>
+                <w:rFonts w:ascii="Times New Roman" w:hAnsi="Times New Roman" w:cs="Times New Roman"/>
+                <w:lang w:val="tr-TR"/>
+              </w:rPr>
+            </w:pPr>
+            <w:r>
+              <w:rPr>
+                <w:rFonts w:ascii="Times New Roman" w:hAnsi="Times New Roman" w:cs="Times New Roman"/>
+                <w:lang w:val="tr-TR"/>
+              </w:rPr>
+              <w:t>Düşün, Hatırla ve Hazırlan!</w:t>
+            </w:r>
+          </w:p>
+        </w:tc>
+        <w:tc>
+          <w:tcPr>
+            <w:tcW w:w="1086" w:type="dxa"/>
+            <w:shd w:val="clear" w:color="auto" w:fill="D86DCB" w:themeFill="accent5" w:themeFillTint="99"/>
+          </w:tcPr>
+          <w:p>
+            <w:pPr>
+              <w:jc w:val="both"/>
+              <w:rPr>
+                <w:rFonts w:ascii="Times New Roman" w:hAnsi="Times New Roman" w:cs="Times New Roman"/>
+                <w:lang w:val="tr-TR"/>
+              </w:rPr>
+            </w:pPr>
+            <w:r>
+              <w:rPr>
+                <w:rFonts w:ascii="Times New Roman" w:hAnsi="Times New Roman" w:cs="Times New Roman"/>
+                <w:lang w:val="tr-TR"/>
+              </w:rPr>
+              <w:t>2.3.</w:t>
+            </w:r>
+          </w:p>
+        </w:tc>
+        <w:tc>
+          <w:tcPr>
+            <w:tcW w:w="5527" w:type="dxa"/>
+            <w:shd w:val="clear" w:color="auto" w:fill="D86DCB" w:themeFill="accent5" w:themeFillTint="99"/>
+          </w:tcPr>
+          <w:p>
+            <w:pPr>
+              <w:jc w:val="both"/>
+              <w:rPr>
+                <w:rFonts w:ascii="Times New Roman" w:hAnsi="Times New Roman" w:cs="Times New Roman"/>
+                <w:lang w:val="tr-TR"/>
+              </w:rPr>
+            </w:pPr>
+            <w:r>
+              <w:rPr>
+                <w:rFonts w:ascii="Times New Roman" w:hAnsi="Times New Roman" w:cs="Times New Roman"/>
+                <w:lang w:val="tr-TR"/>
+              </w:rPr>
+              <w:t xml:space="preserve">Kim11.2.13 / </w:t>
             </w:r>
             <w:proofErr w:type="spellStart"/>
             <w:proofErr w:type="spellEnd"/>

--- a/Formlar/Kullanilan_Kaliplar-tema-2.docx
+++ b/Formlar/Kullanilan_Kaliplar-tema-2.docx
@@ -2670,7 +2670,7 @@
                 <w:rFonts w:ascii="Times New Roman" w:hAnsi="Times New Roman" w:cs="Times New Roman"/>
                 <w:lang w:val="tr-TR"/>
               </w:rPr>
-              <w:t>Bilgi Köşesi</w:t>
+              <w:t>Sıra Sizde</w:t>
             </w:r>
           </w:p>
         </w:tc>
@@ -2692,7 +2692,7 @@
                 <w:rFonts w:ascii="Times New Roman" w:hAnsi="Times New Roman" w:cs="Times New Roman"/>
                 <w:lang w:val="tr-TR"/>
               </w:rPr>
-              <w:t>2.2.</w:t>
+              <w:t>2.7.</w:t>
             </w:r>
           </w:p>
         </w:tc>
@@ -2762,7 +2762,7 @@
                 <w:rFonts w:ascii="Times New Roman" w:hAnsi="Times New Roman" w:cs="Times New Roman"/>
                 <w:lang w:val="tr-TR"/>
               </w:rPr>
-              <w:t>Sıra Sizde</w:t>
+              <w:t>Analiz ve Keşif Atölyesi</w:t>
             </w:r>
           </w:p>
         </w:tc>
@@ -2784,7 +2784,7 @@
                 <w:rFonts w:ascii="Times New Roman" w:hAnsi="Times New Roman" w:cs="Times New Roman"/>
                 <w:lang w:val="tr-TR"/>
               </w:rPr>
-              <w:t>2.7.</w:t>
+              <w:t>2.8.</w:t>
             </w:r>
           </w:p>
         </w:tc>
@@ -2806,7 +2806,7 @@
                 <w:rFonts w:ascii="Times New Roman" w:hAnsi="Times New Roman" w:cs="Times New Roman"/>
                 <w:lang w:val="tr-TR"/>
               </w:rPr>
-              <w:t>Kim11.2.7 / 2.2.2. Asit-Baz Teorilerinin Karşılaştırılması</w:t>
+              <w:t>Kim11.2.8 / 2.2.3. Asitlerin ve Bazların Kuvveti</w:t>
             </w:r>
             <w:proofErr w:type="spellStart"/>
             <w:proofErr w:type="spellEnd"/>
@@ -2854,7 +2854,7 @@
                 <w:rFonts w:ascii="Times New Roman" w:hAnsi="Times New Roman" w:cs="Times New Roman"/>
                 <w:lang w:val="tr-TR"/>
               </w:rPr>
-              <w:t>Analiz ve Keşif Atölyesi</w:t>
+              <w:t>Örnek-Çözüm Atölyesi</w:t>
             </w:r>
           </w:p>
         </w:tc>
@@ -2876,7 +2876,7 @@
                 <w:rFonts w:ascii="Times New Roman" w:hAnsi="Times New Roman" w:cs="Times New Roman"/>
                 <w:lang w:val="tr-TR"/>
               </w:rPr>
-              <w:t>2.8.</w:t>
+              <w:t>2.11.</w:t>
             </w:r>
           </w:p>
         </w:tc>
@@ -2946,7 +2946,7 @@
                 <w:rFonts w:ascii="Times New Roman" w:hAnsi="Times New Roman" w:cs="Times New Roman"/>
                 <w:lang w:val="tr-TR"/>
               </w:rPr>
-              <w:t>Örnek-Çözüm Atölyesi</w:t>
+              <w:t>Sıra Sizde</w:t>
             </w:r>
           </w:p>
         </w:tc>
@@ -2968,7 +2968,7 @@
                 <w:rFonts w:ascii="Times New Roman" w:hAnsi="Times New Roman" w:cs="Times New Roman"/>
                 <w:lang w:val="tr-TR"/>
               </w:rPr>
-              <w:t>2.11.</w:t>
+              <w:t>2.8.</w:t>
             </w:r>
           </w:p>
         </w:tc>
@@ -3038,7 +3038,7 @@
                 <w:rFonts w:ascii="Times New Roman" w:hAnsi="Times New Roman" w:cs="Times New Roman"/>
                 <w:lang w:val="tr-TR"/>
               </w:rPr>
-              <w:t>Sıra Sizde</w:t>
+              <w:t>Analiz ve Keşif Atölyesi</w:t>
             </w:r>
           </w:p>
         </w:tc>
@@ -3060,7 +3060,7 @@
                 <w:rFonts w:ascii="Times New Roman" w:hAnsi="Times New Roman" w:cs="Times New Roman"/>
                 <w:lang w:val="tr-TR"/>
               </w:rPr>
-              <w:t>2.8.</w:t>
+              <w:t>2.9.</w:t>
             </w:r>
           </w:p>
         </w:tc>
@@ -3082,7 +3082,7 @@
                 <w:rFonts w:ascii="Times New Roman" w:hAnsi="Times New Roman" w:cs="Times New Roman"/>
                 <w:lang w:val="tr-TR"/>
               </w:rPr>
-              <w:t>Kim11.2.8 / 2.2.3. Asitlerin ve Bazların Kuvveti</w:t>
+              <w:t>Kim11.2.9 / 2.2.4. Kuvvetli Asit-Zayıf Asit ve Kuvvetli Baz-Zayıf Baz Sulu Çözeltilerindeki pH Hesaplamaları</w:t>
             </w:r>
             <w:proofErr w:type="spellStart"/>
             <w:proofErr w:type="spellEnd"/>
@@ -3130,7 +3130,7 @@
                 <w:rFonts w:ascii="Times New Roman" w:hAnsi="Times New Roman" w:cs="Times New Roman"/>
                 <w:lang w:val="tr-TR"/>
               </w:rPr>
-              <w:t>Analiz ve Keşif Atölyesi</w:t>
+              <w:t>Örnek-Çözüm Atölyesi</w:t>
             </w:r>
           </w:p>
         </w:tc>
@@ -3152,7 +3152,7 @@
                 <w:rFonts w:ascii="Times New Roman" w:hAnsi="Times New Roman" w:cs="Times New Roman"/>
                 <w:lang w:val="tr-TR"/>
               </w:rPr>
-              <w:t>2.9.</w:t>
+              <w:t>2.12.</w:t>
             </w:r>
           </w:p>
         </w:tc>
@@ -3244,7 +3244,7 @@
                 <w:rFonts w:ascii="Times New Roman" w:hAnsi="Times New Roman" w:cs="Times New Roman"/>
                 <w:lang w:val="tr-TR"/>
               </w:rPr>
-              <w:t>2.12.</w:t>
+              <w:t>2.13.</w:t>
             </w:r>
           </w:p>
         </w:tc>
@@ -3336,7 +3336,7 @@
                 <w:rFonts w:ascii="Times New Roman" w:hAnsi="Times New Roman" w:cs="Times New Roman"/>
                 <w:lang w:val="tr-TR"/>
               </w:rPr>
-              <w:t>2.13.</w:t>
+              <w:t>2.14.</w:t>
             </w:r>
           </w:p>
         </w:tc>
@@ -3428,7 +3428,7 @@
                 <w:rFonts w:ascii="Times New Roman" w:hAnsi="Times New Roman" w:cs="Times New Roman"/>
                 <w:lang w:val="tr-TR"/>
               </w:rPr>
-              <w:t>2.14.</w:t>
+              <w:t>2.15.</w:t>
             </w:r>
           </w:p>
         </w:tc>
@@ -3520,7 +3520,7 @@
                 <w:rFonts w:ascii="Times New Roman" w:hAnsi="Times New Roman" w:cs="Times New Roman"/>
                 <w:lang w:val="tr-TR"/>
               </w:rPr>
-              <w:t>2.15.</w:t>
+              <w:t>2.16.</w:t>
             </w:r>
           </w:p>
         </w:tc>
@@ -3590,7 +3590,7 @@
                 <w:rFonts w:ascii="Times New Roman" w:hAnsi="Times New Roman" w:cs="Times New Roman"/>
                 <w:lang w:val="tr-TR"/>
               </w:rPr>
-              <w:t>Örnek-Çözüm Atölyesi</w:t>
+              <w:t>Sıra Sizde</w:t>
             </w:r>
           </w:p>
         </w:tc>
@@ -3612,7 +3612,7 @@
                 <w:rFonts w:ascii="Times New Roman" w:hAnsi="Times New Roman" w:cs="Times New Roman"/>
                 <w:lang w:val="tr-TR"/>
               </w:rPr>
-              <w:t>2.16.</w:t>
+              <w:t>2.9.</w:t>
             </w:r>
           </w:p>
         </w:tc>
@@ -3682,7 +3682,7 @@
                 <w:rFonts w:ascii="Times New Roman" w:hAnsi="Times New Roman" w:cs="Times New Roman"/>
                 <w:lang w:val="tr-TR"/>
               </w:rPr>
-              <w:t>Sıra Sizde</w:t>
+              <w:t>Analiz ve Keşif Atölyesi</w:t>
             </w:r>
           </w:p>
         </w:tc>
@@ -3704,7 +3704,7 @@
                 <w:rFonts w:ascii="Times New Roman" w:hAnsi="Times New Roman" w:cs="Times New Roman"/>
                 <w:lang w:val="tr-TR"/>
               </w:rPr>
-              <w:t>2.9.</w:t>
+              <w:t>2.10.</w:t>
             </w:r>
           </w:p>
         </w:tc>
@@ -3726,7 +3726,7 @@
                 <w:rFonts w:ascii="Times New Roman" w:hAnsi="Times New Roman" w:cs="Times New Roman"/>
                 <w:lang w:val="tr-TR"/>
               </w:rPr>
-              <w:t>Kim11.2.9 / 2.2.4. Kuvvetli Asit-Zayıf Asit ve Kuvvetli Baz-Zayıf Baz Sulu Çözeltilerindeki pH Hesaplamaları</w:t>
+              <w:t>Kim11.2.10 / 2.2.5. Kuvvetli Asit ve Kuvvetli Bazların Nötralleşme Tepkimeleri</w:t>
             </w:r>
             <w:proofErr w:type="spellStart"/>
             <w:proofErr w:type="spellEnd"/>
@@ -3774,7 +3774,7 @@
                 <w:rFonts w:ascii="Times New Roman" w:hAnsi="Times New Roman" w:cs="Times New Roman"/>
                 <w:lang w:val="tr-TR"/>
               </w:rPr>
-              <w:t>Analiz ve Keşif Atölyesi</w:t>
+              <w:t>Örnek-Çözüm Atölyesi</w:t>
             </w:r>
           </w:p>
         </w:tc>
@@ -3796,7 +3796,7 @@
                 <w:rFonts w:ascii="Times New Roman" w:hAnsi="Times New Roman" w:cs="Times New Roman"/>
                 <w:lang w:val="tr-TR"/>
               </w:rPr>
-              <w:t>2.10.</w:t>
+              <w:t>2.17.</w:t>
             </w:r>
           </w:p>
         </w:tc>
@@ -3888,7 +3888,7 @@
                 <w:rFonts w:ascii="Times New Roman" w:hAnsi="Times New Roman" w:cs="Times New Roman"/>
                 <w:lang w:val="tr-TR"/>
               </w:rPr>
-              <w:t>2.17.</w:t>
+              <w:t>2.18.</w:t>
             </w:r>
           </w:p>
         </w:tc>
@@ -3980,7 +3980,7 @@
                 <w:rFonts w:ascii="Times New Roman" w:hAnsi="Times New Roman" w:cs="Times New Roman"/>
                 <w:lang w:val="tr-TR"/>
               </w:rPr>
-              <w:t>2.18.</w:t>
+              <w:t>2.19.</w:t>
             </w:r>
           </w:p>
         </w:tc>
@@ -4050,7 +4050,7 @@
                 <w:rFonts w:ascii="Times New Roman" w:hAnsi="Times New Roman" w:cs="Times New Roman"/>
                 <w:lang w:val="tr-TR"/>
               </w:rPr>
-              <w:t>Örnek-Çözüm Atölyesi</w:t>
+              <w:t>Sıra Sizde</w:t>
             </w:r>
           </w:p>
         </w:tc>
@@ -4072,7 +4072,7 @@
                 <w:rFonts w:ascii="Times New Roman" w:hAnsi="Times New Roman" w:cs="Times New Roman"/>
                 <w:lang w:val="tr-TR"/>
               </w:rPr>
-              <w:t>2.19.</w:t>
+              <w:t>2.10.</w:t>
             </w:r>
           </w:p>
         </w:tc>
@@ -4142,7 +4142,7 @@
                 <w:rFonts w:ascii="Times New Roman" w:hAnsi="Times New Roman" w:cs="Times New Roman"/>
                 <w:lang w:val="tr-TR"/>
               </w:rPr>
-              <w:t>Sıra Sizde</w:t>
+              <w:t>Analiz ve Keşif Atölyesi</w:t>
             </w:r>
           </w:p>
         </w:tc>
@@ -4164,7 +4164,7 @@
                 <w:rFonts w:ascii="Times New Roman" w:hAnsi="Times New Roman" w:cs="Times New Roman"/>
                 <w:lang w:val="tr-TR"/>
               </w:rPr>
-              <w:t>2.10.</w:t>
+              <w:t>2.11.</w:t>
             </w:r>
           </w:p>
         </w:tc>
@@ -4186,7 +4186,7 @@
                 <w:rFonts w:ascii="Times New Roman" w:hAnsi="Times New Roman" w:cs="Times New Roman"/>
                 <w:lang w:val="tr-TR"/>
               </w:rPr>
-              <w:t>Kim11.2.10 / 2.2.5. Kuvvetli Asit ve Kuvvetli Bazların Nötralleşme Tepkimeleri</w:t>
+              <w:t>Kim11.2.11 / 2.2.6. Kuvvetli Asit-Kuvvetli Baz Titrasyonları</w:t>
             </w:r>
             <w:proofErr w:type="spellStart"/>
             <w:proofErr w:type="spellEnd"/>
@@ -4234,7 +4234,7 @@
                 <w:rFonts w:ascii="Times New Roman" w:hAnsi="Times New Roman" w:cs="Times New Roman"/>
                 <w:lang w:val="tr-TR"/>
               </w:rPr>
-              <w:t>Analiz ve Keşif Atölyesi</w:t>
+              <w:t>Örnek-Çözüm Atölyesi</w:t>
             </w:r>
           </w:p>
         </w:tc>
@@ -4256,7 +4256,7 @@
                 <w:rFonts w:ascii="Times New Roman" w:hAnsi="Times New Roman" w:cs="Times New Roman"/>
                 <w:lang w:val="tr-TR"/>
               </w:rPr>
-              <w:t>2.11.</w:t>
+              <w:t>2.20.</w:t>
             </w:r>
           </w:p>
         </w:tc>
@@ -4348,7 +4348,7 @@
                 <w:rFonts w:ascii="Times New Roman" w:hAnsi="Times New Roman" w:cs="Times New Roman"/>
                 <w:lang w:val="tr-TR"/>
               </w:rPr>
-              <w:t>2.20.</w:t>
+              <w:t>2.21.</w:t>
             </w:r>
           </w:p>
         </w:tc>
@@ -4418,7 +4418,7 @@
                 <w:rFonts w:ascii="Times New Roman" w:hAnsi="Times New Roman" w:cs="Times New Roman"/>
                 <w:lang w:val="tr-TR"/>
               </w:rPr>
-              <w:t>Örnek-Çözüm Atölyesi</w:t>
+              <w:t>Bilgi Köşesi</w:t>
             </w:r>
           </w:p>
         </w:tc>
@@ -4440,7 +4440,7 @@
                 <w:rFonts w:ascii="Times New Roman" w:hAnsi="Times New Roman" w:cs="Times New Roman"/>
                 <w:lang w:val="tr-TR"/>
               </w:rPr>
-              <w:t>2.21.</w:t>
+              <w:t>2.2.</w:t>
             </w:r>
           </w:p>
         </w:tc>
@@ -4510,7 +4510,7 @@
                 <w:rFonts w:ascii="Times New Roman" w:hAnsi="Times New Roman" w:cs="Times New Roman"/>
                 <w:lang w:val="tr-TR"/>
               </w:rPr>
-              <w:t>Bilgi Köşesi</w:t>
+              <w:t>Sıra Sizde</w:t>
             </w:r>
           </w:p>
         </w:tc>
@@ -4532,7 +4532,7 @@
                 <w:rFonts w:ascii="Times New Roman" w:hAnsi="Times New Roman" w:cs="Times New Roman"/>
                 <w:lang w:val="tr-TR"/>
               </w:rPr>
-              <w:t>2.3.</w:t>
+              <w:t>2.11.</w:t>
             </w:r>
           </w:p>
         </w:tc>
@@ -4602,7 +4602,7 @@
                 <w:rFonts w:ascii="Times New Roman" w:hAnsi="Times New Roman" w:cs="Times New Roman"/>
                 <w:lang w:val="tr-TR"/>
               </w:rPr>
-              <w:t>Sıra Sizde</w:t>
+              <w:t>Analiz ve Keşif Atölyesi</w:t>
             </w:r>
           </w:p>
         </w:tc>
@@ -4624,7 +4624,7 @@
                 <w:rFonts w:ascii="Times New Roman" w:hAnsi="Times New Roman" w:cs="Times New Roman"/>
                 <w:lang w:val="tr-TR"/>
               </w:rPr>
-              <w:t>2.11.</w:t>
+              <w:t>2.12.</w:t>
             </w:r>
           </w:p>
         </w:tc>
@@ -4646,7 +4646,7 @@
                 <w:rFonts w:ascii="Times New Roman" w:hAnsi="Times New Roman" w:cs="Times New Roman"/>
                 <w:lang w:val="tr-TR"/>
               </w:rPr>
-              <w:t>Kim11.2.11 / 2.2.6. Kuvvetli Asit-Kuvvetli Baz Titrasyonları</w:t>
+              <w:t>Kim11.2.12 / 2.2.7. Asidik ve Bazik Ürünlerin Seçiminde Dikkat Edilmesi Gerekenler</w:t>
             </w:r>
             <w:proofErr w:type="spellStart"/>
             <w:proofErr w:type="spellEnd"/>
@@ -4694,7 +4694,7 @@
                 <w:rFonts w:ascii="Times New Roman" w:hAnsi="Times New Roman" w:cs="Times New Roman"/>
                 <w:lang w:val="tr-TR"/>
               </w:rPr>
-              <w:t>Analiz ve Keşif Atölyesi</w:t>
+              <w:t>Örnek-Çözüm Atölyesi</w:t>
             </w:r>
           </w:p>
         </w:tc>
@@ -4716,7 +4716,7 @@
                 <w:rFonts w:ascii="Times New Roman" w:hAnsi="Times New Roman" w:cs="Times New Roman"/>
                 <w:lang w:val="tr-TR"/>
               </w:rPr>
-              <w:t>2.12.</w:t>
+              <w:t>2.22.</w:t>
             </w:r>
           </w:p>
         </w:tc>
@@ -4786,7 +4786,7 @@
                 <w:rFonts w:ascii="Times New Roman" w:hAnsi="Times New Roman" w:cs="Times New Roman"/>
                 <w:lang w:val="tr-TR"/>
               </w:rPr>
-              <w:t>Örnek-Çözüm Atölyesi</w:t>
+              <w:t>Tartışma ve Paylaşım Atölyesi</w:t>
             </w:r>
           </w:p>
         </w:tc>
@@ -4808,7 +4808,7 @@
                 <w:rFonts w:ascii="Times New Roman" w:hAnsi="Times New Roman" w:cs="Times New Roman"/>
                 <w:lang w:val="tr-TR"/>
               </w:rPr>
-              <w:t>2.22.</w:t>
+              <w:t>2.1.</w:t>
             </w:r>
           </w:p>
         </w:tc>
@@ -4878,7 +4878,7 @@
                 <w:rFonts w:ascii="Times New Roman" w:hAnsi="Times New Roman" w:cs="Times New Roman"/>
                 <w:lang w:val="tr-TR"/>
               </w:rPr>
-              <w:t>Tartışma ve Paylaşım Atölyesi</w:t>
+              <w:t>Sıra Sizde</w:t>
             </w:r>
           </w:p>
         </w:tc>
@@ -4900,7 +4900,7 @@
                 <w:rFonts w:ascii="Times New Roman" w:hAnsi="Times New Roman" w:cs="Times New Roman"/>
                 <w:lang w:val="tr-TR"/>
               </w:rPr>
-              <w:t>2.1.</w:t>
+              <w:t>2.12.</w:t>
             </w:r>
           </w:p>
         </w:tc>
@@ -4970,7 +4970,7 @@
                 <w:rFonts w:ascii="Times New Roman" w:hAnsi="Times New Roman" w:cs="Times New Roman"/>
                 <w:lang w:val="tr-TR"/>
               </w:rPr>
-              <w:t>Sıra Sizde</w:t>
+              <w:t>Düşün, Hatırla ve Hazırlan!</w:t>
             </w:r>
           </w:p>
         </w:tc>
@@ -4992,7 +4992,7 @@
                 <w:rFonts w:ascii="Times New Roman" w:hAnsi="Times New Roman" w:cs="Times New Roman"/>
                 <w:lang w:val="tr-TR"/>
               </w:rPr>
-              <w:t>2.12.</w:t>
+              <w:t>2.3.</w:t>
             </w:r>
           </w:p>
         </w:tc>
@@ -5014,7 +5014,7 @@
                 <w:rFonts w:ascii="Times New Roman" w:hAnsi="Times New Roman" w:cs="Times New Roman"/>
                 <w:lang w:val="tr-TR"/>
               </w:rPr>
-              <w:t>Kim11.2.12 / 2.2.7. Asidik ve Bazik Ürünlerin Seçiminde Dikkat Edilmesi Gerekenler</w:t>
+              <w:t xml:space="preserve">Kim11.2.13 / </w:t>
             </w:r>
             <w:proofErr w:type="spellStart"/>
             <w:proofErr w:type="spellEnd"/>
@@ -5062,7 +5062,7 @@
                 <w:rFonts w:ascii="Times New Roman" w:hAnsi="Times New Roman" w:cs="Times New Roman"/>
                 <w:lang w:val="tr-TR"/>
               </w:rPr>
-              <w:t>Düşün, Hatırla ve Hazırlan!</w:t>
+              <w:t>Analiz ve Keşif Atölyesi</w:t>
             </w:r>
           </w:p>
         </w:tc>
@@ -5084,7 +5084,7 @@
                 <w:rFonts w:ascii="Times New Roman" w:hAnsi="Times New Roman" w:cs="Times New Roman"/>
                 <w:lang w:val="tr-TR"/>
               </w:rPr>
-              <w:t>2.3.</w:t>
+              <w:t>2.13.</w:t>
             </w:r>
           </w:p>
         </w:tc>
@@ -5106,7 +5106,7 @@
                 <w:rFonts w:ascii="Times New Roman" w:hAnsi="Times New Roman" w:cs="Times New Roman"/>
                 <w:lang w:val="tr-TR"/>
               </w:rPr>
-              <w:t xml:space="preserve">Kim11.2.13 / </w:t>
+              <w:t>Kim11.2.13 / 2.3.1. Suda Az Çözünen Tuzların Molar Çözünürlükleri ve Çözünürlük Çarpımı</w:t>
             </w:r>
             <w:proofErr w:type="spellStart"/>
             <w:proofErr w:type="spellEnd"/>
@@ -5154,7 +5154,7 @@
                 <w:rFonts w:ascii="Times New Roman" w:hAnsi="Times New Roman" w:cs="Times New Roman"/>
                 <w:lang w:val="tr-TR"/>
               </w:rPr>
-              <w:t>Analiz ve Keşif Atölyesi</w:t>
+              <w:t>Bilgi Köşesi</w:t>
             </w:r>
           </w:p>
         </w:tc>
@@ -5176,7 +5176,7 @@
                 <w:rFonts w:ascii="Times New Roman" w:hAnsi="Times New Roman" w:cs="Times New Roman"/>
                 <w:lang w:val="tr-TR"/>
               </w:rPr>
-              <w:t>2.13.</w:t>
+              <w:t>2.3.</w:t>
             </w:r>
           </w:p>
         </w:tc>
@@ -5246,7 +5246,7 @@
                 <w:rFonts w:ascii="Times New Roman" w:hAnsi="Times New Roman" w:cs="Times New Roman"/>
                 <w:lang w:val="tr-TR"/>
               </w:rPr>
-              <w:t>Bilgi Köşesi</w:t>
+              <w:t>Örnek-Çözüm Atölyesi</w:t>
             </w:r>
           </w:p>
         </w:tc>
@@ -5268,7 +5268,7 @@
                 <w:rFonts w:ascii="Times New Roman" w:hAnsi="Times New Roman" w:cs="Times New Roman"/>
                 <w:lang w:val="tr-TR"/>
               </w:rPr>
-              <w:t>2.4.</w:t>
+              <w:t>2.23.</w:t>
             </w:r>
           </w:p>
         </w:tc>
@@ -5360,7 +5360,7 @@
                 <w:rFonts w:ascii="Times New Roman" w:hAnsi="Times New Roman" w:cs="Times New Roman"/>
                 <w:lang w:val="tr-TR"/>
               </w:rPr>
-              <w:t>2.23.</w:t>
+              <w:t>2.24.</w:t>
             </w:r>
           </w:p>
         </w:tc>
@@ -5452,7 +5452,7 @@
                 <w:rFonts w:ascii="Times New Roman" w:hAnsi="Times New Roman" w:cs="Times New Roman"/>
                 <w:lang w:val="tr-TR"/>
               </w:rPr>
-              <w:t>2.24.</w:t>
+              <w:t>2.25.</w:t>
             </w:r>
           </w:p>
         </w:tc>
@@ -5522,7 +5522,7 @@
                 <w:rFonts w:ascii="Times New Roman" w:hAnsi="Times New Roman" w:cs="Times New Roman"/>
                 <w:lang w:val="tr-TR"/>
               </w:rPr>
-              <w:t>Örnek-Çözüm Atölyesi</w:t>
+              <w:t>Sıra Sizde</w:t>
             </w:r>
           </w:p>
         </w:tc>
@@ -5544,7 +5544,7 @@
                 <w:rFonts w:ascii="Times New Roman" w:hAnsi="Times New Roman" w:cs="Times New Roman"/>
                 <w:lang w:val="tr-TR"/>
               </w:rPr>
-              <w:t>2.25.</w:t>
+              <w:t>2.13.</w:t>
             </w:r>
           </w:p>
         </w:tc>
@@ -5614,7 +5614,7 @@
                 <w:rFonts w:ascii="Times New Roman" w:hAnsi="Times New Roman" w:cs="Times New Roman"/>
                 <w:lang w:val="tr-TR"/>
               </w:rPr>
-              <w:t>Sıra Sizde</w:t>
+              <w:t>Analiz ve Keşif Atölyesi</w:t>
             </w:r>
           </w:p>
         </w:tc>
@@ -5636,7 +5636,7 @@
                 <w:rFonts w:ascii="Times New Roman" w:hAnsi="Times New Roman" w:cs="Times New Roman"/>
                 <w:lang w:val="tr-TR"/>
               </w:rPr>
-              <w:t>2.13.</w:t>
+              <w:t>2.14.</w:t>
             </w:r>
           </w:p>
         </w:tc>
@@ -5658,7 +5658,7 @@
                 <w:rFonts w:ascii="Times New Roman" w:hAnsi="Times New Roman" w:cs="Times New Roman"/>
                 <w:lang w:val="tr-TR"/>
               </w:rPr>
-              <w:t>Kim11.2.13 / 2.3.1. Suda Az Çözünen Tuzların Molar Çözünürlükleri ve Çözünürlük Çarpımı</w:t>
+              <w:t>Kim11.2.14 / 2.3.2. Tuzların Çözünürlüğüne Etki Eden Faktörler</w:t>
             </w:r>
             <w:proofErr w:type="spellStart"/>
             <w:proofErr w:type="spellEnd"/>
@@ -5706,7 +5706,7 @@
                 <w:rFonts w:ascii="Times New Roman" w:hAnsi="Times New Roman" w:cs="Times New Roman"/>
                 <w:lang w:val="tr-TR"/>
               </w:rPr>
-              <w:t>Analiz ve Keşif Atölyesi</w:t>
+              <w:t>Örnek-Çözüm Atölyesi</w:t>
             </w:r>
           </w:p>
         </w:tc>
@@ -5728,7 +5728,7 @@
                 <w:rFonts w:ascii="Times New Roman" w:hAnsi="Times New Roman" w:cs="Times New Roman"/>
                 <w:lang w:val="tr-TR"/>
               </w:rPr>
-              <w:t>2.14.</w:t>
+              <w:t>2.26.</w:t>
             </w:r>
           </w:p>
         </w:tc>
@@ -5820,7 +5820,7 @@
                 <w:rFonts w:ascii="Times New Roman" w:hAnsi="Times New Roman" w:cs="Times New Roman"/>
                 <w:lang w:val="tr-TR"/>
               </w:rPr>
-              <w:t>2.26.</w:t>
+              <w:t>2.27.</w:t>
             </w:r>
           </w:p>
         </w:tc>
@@ -5890,7 +5890,7 @@
                 <w:rFonts w:ascii="Times New Roman" w:hAnsi="Times New Roman" w:cs="Times New Roman"/>
                 <w:lang w:val="tr-TR"/>
               </w:rPr>
-              <w:t>Örnek-Çözüm Atölyesi</w:t>
+              <w:t>Performans Görevi</w:t>
             </w:r>
           </w:p>
         </w:tc>
@@ -5912,7 +5912,7 @@
                 <w:rFonts w:ascii="Times New Roman" w:hAnsi="Times New Roman" w:cs="Times New Roman"/>
                 <w:lang w:val="tr-TR"/>
               </w:rPr>
-              <w:t>2.27.</w:t>
+              <w:t>2.1.</w:t>
             </w:r>
           </w:p>
         </w:tc>
@@ -6004,7 +6004,7 @@
                 <w:rFonts w:ascii="Times New Roman" w:hAnsi="Times New Roman" w:cs="Times New Roman"/>
                 <w:lang w:val="tr-TR"/>
               </w:rPr>
-              <w:t>2.1.</w:t>
+              <w:t>2.2.</w:t>
             </w:r>
           </w:p>
         </w:tc>
@@ -6096,99 +6096,7 @@
                 <w:rFonts w:ascii="Times New Roman" w:hAnsi="Times New Roman" w:cs="Times New Roman"/>
                 <w:lang w:val="tr-TR"/>
               </w:rPr>
-              <w:t>2.5.</w:t>
-            </w:r>
-          </w:p>
-        </w:tc>
-        <w:tc>
-          <w:tcPr>
-            <w:tcW w:w="5527" w:type="dxa"/>
-            <w:shd w:val="clear" w:color="auto" w:fill="D86DCB" w:themeFill="accent5" w:themeFillTint="99"/>
-          </w:tcPr>
-          <w:p>
-            <w:pPr>
-              <w:jc w:val="both"/>
-              <w:rPr>
-                <w:rFonts w:ascii="Times New Roman" w:hAnsi="Times New Roman" w:cs="Times New Roman"/>
-                <w:lang w:val="tr-TR"/>
-              </w:rPr>
-            </w:pPr>
-            <w:r>
-              <w:rPr>
-                <w:rFonts w:ascii="Times New Roman" w:hAnsi="Times New Roman" w:cs="Times New Roman"/>
-                <w:lang w:val="tr-TR"/>
-              </w:rPr>
-              <w:t>Kim11.2.14 / 2.3.2. Tuzların Çözünürlüğüne Etki Eden Faktörler</w:t>
-            </w:r>
-            <w:proofErr w:type="spellStart"/>
-            <w:proofErr w:type="spellEnd"/>
-          </w:p>
-        </w:tc>
-      </w:tr>
-      <w:tr>
-        <w:tc>
-          <w:tcPr>
-            <w:tcW w:w="1081" w:type="dxa"/>
-            <w:shd w:val="clear" w:color="auto" w:fill="92D050"/>
-          </w:tcPr>
-          <w:p>
-            <w:pPr>
-              <w:jc w:val="both"/>
-              <w:rPr>
-                <w:rFonts w:ascii="Times New Roman" w:hAnsi="Times New Roman" w:cs="Times New Roman"/>
-                <w:lang w:val="tr-TR"/>
-              </w:rPr>
-            </w:pPr>
-            <w:r>
-              <w:rPr>
-                <w:rFonts w:ascii="Times New Roman" w:hAnsi="Times New Roman" w:cs="Times New Roman"/>
-                <w:lang w:val="tr-TR"/>
-              </w:rPr>
-              <w:t>Tema-2</w:t>
-            </w:r>
-          </w:p>
-        </w:tc>
-        <w:tc>
-          <w:tcPr>
-            <w:tcW w:w="1656" w:type="dxa"/>
-            <w:shd w:val="clear" w:color="auto" w:fill="D86DCB" w:themeFill="accent5" w:themeFillTint="99"/>
-          </w:tcPr>
-          <w:p>
-            <w:pPr>
-              <w:jc w:val="both"/>
-              <w:rPr>
-                <w:rFonts w:ascii="Times New Roman" w:hAnsi="Times New Roman" w:cs="Times New Roman"/>
-                <w:lang w:val="tr-TR"/>
-              </w:rPr>
-            </w:pPr>
-            <w:r>
-              <w:rPr>
-                <w:rFonts w:ascii="Times New Roman" w:hAnsi="Times New Roman" w:cs="Times New Roman"/>
-                <w:lang w:val="tr-TR"/>
-              </w:rPr>
-              <w:t>Bilgi Köşesi</w:t>
-            </w:r>
-          </w:p>
-        </w:tc>
-        <w:tc>
-          <w:tcPr>
-            <w:tcW w:w="1086" w:type="dxa"/>
-            <w:shd w:val="clear" w:color="auto" w:fill="D86DCB" w:themeFill="accent5" w:themeFillTint="99"/>
-          </w:tcPr>
-          <w:p>
-            <w:pPr>
-              <w:jc w:val="both"/>
-              <w:rPr>
-                <w:rFonts w:ascii="Times New Roman" w:hAnsi="Times New Roman" w:cs="Times New Roman"/>
-                <w:lang w:val="tr-TR"/>
-              </w:rPr>
-            </w:pPr>
-            <w:r>
-              <w:rPr>
-                <w:rFonts w:ascii="Times New Roman" w:hAnsi="Times New Roman" w:cs="Times New Roman"/>
-                <w:lang w:val="tr-TR"/>
-              </w:rPr>
-              <w:t>2.6.</w:t>
+              <w:t>2.4.</w:t>
             </w:r>
           </w:p>
         </w:tc>
